--- a/skills/phong-dieu-duong/assets/nd30-mau-1.8-giay-gioi-thieu.docx
+++ b/skills/phong-dieu-duong/assets/nd30-mau-1.8-giay-gioi-thieu.docx
@@ -1,5 +1,57 @@
 
-<file path=word/document.xml><?xml version="1.0" encoding="utf-8"?>
+<file path=./[Content_Types].xml><?xml version="1.0" encoding="utf-8"?>
+<Types xmlns="http://schemas.openxmlformats.org/package/2006/content-types">
+  <Default Extension="fntdata" ContentType="application/x-fontdata"/>
+  <Default Extension="jpeg" ContentType="image/jpeg"/>
+  <Default Extension="png" ContentType="image/png"/>
+  <Default Extension="rels" ContentType="application/vnd.openxmlformats-package.relationships+xml"/>
+  <Default Extension="xml" ContentType="application/xml"/>
+  <Override PartName="/word/document.xml" ContentType="application/vnd.openxmlformats-officedocument.wordprocessingml.document.main+xml"/>
+  <Override PartName="/word/styles.xml" ContentType="application/vnd.openxmlformats-officedocument.wordprocessingml.styles+xml"/>
+  <Override PartName="/word/numbering.xml" ContentType="application/vnd.openxmlformats-officedocument.wordprocessingml.numbering+xml"/>
+  <Override PartName="/word/settings.xml" ContentType="application/vnd.openxmlformats-officedocument.wordprocessingml.settings+xml"/>
+  <Override PartName="/word/fontTable.xml" ContentType="application/vnd.openxmlformats-officedocument.wordprocessingml.fontTable+xml"/>
+  <Override PartName="/word/theme/theme1.xml" ContentType="application/vnd.openxmlformats-officedocument.theme+xml"/>
+  <Override PartName="/docProps/custom.xml" ContentType="application/vnd.openxmlformats-officedocument.custom-properties+xml"/>
+  <Override PartName="/docProps/core.xml" ContentType="application/vnd.openxmlformats-package.core-properties+xml"/>
+  <Override PartName="/docProps/app.xml" ContentType="application/vnd.openxmlformats-officedocument.extended-properties+xml"/>
+</Types>
+</file>
+
+<file path=./docProps/app.xml><?xml version="1.0" encoding="utf-8"?>
+<Properties xmlns="http://schemas.openxmlformats.org/officeDocument/2006/extended-properties" xmlns:vt="http://schemas.openxmlformats.org/officeDocument/2006/docPropsVTypes">
+  <Template>Normal</Template>
+  <TotalTime>158</TotalTime>
+  <Application>LibreOffice/26.2.4.2$Windows_X86_64 LibreOffice_project/0229ac93fcf0d7cbc6376066c6f35021cef002dc</Application>
+  <AppVersion>15.0000</AppVersion>
+</Properties>
+</file>
+
+<file path=./docProps/core.xml><?xml version="1.0" encoding="utf-8"?>
+<cp:coreProperties xmlns:cp="http://schemas.openxmlformats.org/package/2006/metadata/core-properties" xmlns:dc="http://purl.org/dc/elements/1.1/" xmlns:dcterms="http://purl.org/dc/terms/" xmlns:dcmitype="http://purl.org/dc/dcmitype/" xmlns:xsi="http://www.w3.org/2001/XMLSchema-instance">
+  <dcterms:created xsi:type="dcterms:W3CDTF">2020-03-13T13:22:00Z</dcterms:created>
+  <dc:creator>congbao</dc:creator>
+  <dc:description/>
+  <cp:keywords/>
+  <dc:language>en-US</dc:language>
+  <cp:lastModifiedBy>PC</cp:lastModifiedBy>
+  <cp:lastPrinted>2020-03-14T11:13:00Z</cp:lastPrinted>
+  <dcterms:modified xsi:type="dcterms:W3CDTF">2020-11-10T14:01:00Z</dcterms:modified>
+  <cp:revision>72</cp:revision>
+  <dc:subject/>
+  <dc:title>Số 215 + 216                                                                  Ngày 08 tháng 3 năm 2007</dc:title>
+</cp:coreProperties>
+</file>
+
+<file path=./docProps/custom.xml><?xml version="1.0" encoding="utf-8"?>
+<Properties xmlns="http://schemas.openxmlformats.org/officeDocument/2006/custom-properties" xmlns:vt="http://schemas.openxmlformats.org/officeDocument/2006/docPropsVTypes">
+  <property fmtid="{D5CDD505-2E9C-101B-9397-08002B2CF9AE}" pid="2" name="MTEquationNumber2">
+    <vt:lpwstr>(#S1.#E1)</vt:lpwstr>
+  </property>
+</Properties>
+</file>
+
+<file path=./word/document.xml><?xml version="1.0" encoding="utf-8"?>
 <w:document xmlns:o="urn:schemas-microsoft-com:office:office" xmlns:r="http://schemas.openxmlformats.org/officeDocument/2006/relationships" xmlns:v="urn:schemas-microsoft-com:vml" xmlns:w="http://schemas.openxmlformats.org/wordprocessingml/2006/main" xmlns:w10="urn:schemas-microsoft-com:office:word" xmlns:wp="http://schemas.openxmlformats.org/drawingml/2006/wordprocessingDrawing" xmlns:pic="http://schemas.openxmlformats.org/drawingml/2006/picture" xmlns:wps="http://schemas.microsoft.com/office/word/2010/wordprocessingShape" xmlns:wpg="http://schemas.microsoft.com/office/word/2010/wordprocessingGroup" xmlns:mc="http://schemas.openxmlformats.org/markup-compatibility/2006" xmlns:wp14="http://schemas.microsoft.com/office/word/2010/wordprocessingDrawing" xmlns:w14="http://schemas.microsoft.com/office/word/2010/wordml" xmlns:w15="http://schemas.microsoft.com/office/word/2012/wordml">
   <w:body>
     <w:tbl>
@@ -1541,7 +1593,261 @@
 </w:document>
 </file>
 
-<file path=word/numbering.xml><?xml version="1.0" encoding="utf-8"?>
+<file path=./word/fontTable.xml><?xml version="1.0" encoding="utf-8"?>
+<w:fonts xmlns:w="http://schemas.openxmlformats.org/wordprocessingml/2006/main" xmlns:r="http://schemas.openxmlformats.org/officeDocument/2006/relationships">
+  <w:font w:name="Times New Roman">
+    <w:family w:val="roman"/>
+    <w:pitch w:val="variable"/>
+  </w:font>
+  <w:font w:name="Symbol">
+    <w:family w:val="roman"/>
+    <w:pitch w:val="variable"/>
+  </w:font>
+  <w:font w:name="Arial">
+    <w:family w:val="swiss"/>
+    <w:pitch w:val="variable"/>
+  </w:font>
+  <w:font w:name="Liberation Serif">
+    <w:altName w:val="Times New Roman"/>
+    <w:family w:val="roman"/>
+    <w:pitch w:val="variable"/>
+  </w:font>
+  <w:font w:name=".VnTimeH">
+    <w:altName w:val="Courier New"/>
+    <w:family w:val="swiss"/>
+    <w:pitch w:val="variable"/>
+  </w:font>
+  <w:font w:name=".VnTime">
+    <w:altName w:val="Courier New"/>
+    <w:family w:val="swiss"/>
+    <w:pitch w:val="variable"/>
+  </w:font>
+  <w:font w:name="Courier New">
+    <w:family w:val="modern"/>
+    <w:pitch w:val="default"/>
+  </w:font>
+  <w:font w:name="Wingdings">
+    <w:family w:val="auto"/>
+    <w:pitch w:val="variable"/>
+  </w:font>
+  <w:font w:name="Tahoma">
+    <w:family w:val="swiss"/>
+    <w:pitch w:val="variable"/>
+  </w:font>
+  <w:font w:name="Calibri">
+    <w:family w:val="swiss"/>
+    <w:pitch w:val="variable"/>
+  </w:font>
+  <w:font w:name="VNI-Times">
+    <w:family w:val="auto"/>
+    <w:pitch w:val="variable"/>
+  </w:font>
+  <w:font w:name=".VnAvant">
+    <w:altName w:val="Courier New"/>
+    <w:family w:val="swiss"/>
+    <w:pitch w:val="variable"/>
+  </w:font>
+  <w:font w:name="Muc mon">
+    <w:altName w:val="Times New Roman"/>
+    <w:family w:val="roman"/>
+    <w:pitch w:val="default"/>
+  </w:font>
+  <w:font w:name=".VnCourier NewH">
+    <w:altName w:val="Courier New"/>
+    <w:family w:val="roman"/>
+    <w:pitch w:val="variable"/>
+  </w:font>
+  <w:font w:name=".VnGothic">
+    <w:altName w:val="Courier New"/>
+    <w:family w:val="swiss"/>
+    <w:pitch w:val="variable"/>
+  </w:font>
+  <w:font w:name=".VnCentury Schoolbook">
+    <w:altName w:val="Courier New"/>
+    <w:family w:val="swiss"/>
+    <w:pitch w:val="variable"/>
+  </w:font>
+  <w:font w:name=".VnAvantH">
+    <w:altName w:val="Courier New"/>
+    <w:family w:val="swiss"/>
+    <w:pitch w:val="variable"/>
+  </w:font>
+  <w:font w:name=".VnCentury SchoolbookH">
+    <w:altName w:val="Courier New"/>
+    <w:family w:val="swiss"/>
+    <w:pitch w:val="variable"/>
+  </w:font>
+  <w:font w:name=".VnHelvetIns">
+    <w:altName w:val="Courier New"/>
+    <w:family w:val="swiss"/>
+    <w:pitch w:val="variable"/>
+  </w:font>
+  <w:font w:name=".VnArial">
+    <w:altName w:val="Courier New"/>
+    <w:family w:val="swiss"/>
+    <w:pitch w:val="variable"/>
+  </w:font>
+  <w:font w:name=".VnHelvetInsH">
+    <w:altName w:val="Courier New"/>
+    <w:family w:val="swiss"/>
+    <w:pitch w:val="variable"/>
+  </w:font>
+  <w:font w:name=".VnArialH">
+    <w:altName w:val="Courier New"/>
+    <w:family w:val="swiss"/>
+    <w:pitch w:val="variable"/>
+  </w:font>
+  <w:font w:name="Arial Unicode MS">
+    <w:family w:val="swiss"/>
+    <w:pitch w:val="variable"/>
+  </w:font>
+  <w:font w:name="Cambria">
+    <w:family w:val="roman"/>
+    <w:pitch w:val="variable"/>
+  </w:font>
+  <w:font w:name="Verdana">
+    <w:family w:val="swiss"/>
+    <w:pitch w:val="variable"/>
+  </w:font>
+  <w:font w:name="Arial Narrow">
+    <w:family w:val="swiss"/>
+    <w:pitch w:val="variable"/>
+  </w:font>
+  <w:font w:name="Consolas">
+    <w:family w:val="modern"/>
+    <w:pitch w:val="default"/>
+  </w:font>
+  <w:font w:name="Microsoft Sans Serif">
+    <w:family w:val="swiss"/>
+    <w:pitch w:val="variable"/>
+  </w:font>
+  <w:font w:name="Arial Black">
+    <w:family w:val="swiss"/>
+    <w:pitch w:val="variable"/>
+  </w:font>
+  <w:font w:name="Trebuchet MS">
+    <w:family w:val="swiss"/>
+    <w:pitch w:val="variable"/>
+  </w:font>
+  <w:font w:name="Century Gothic">
+    <w:family w:val="swiss"/>
+    <w:pitch w:val="variable"/>
+  </w:font>
+  <w:font w:name="Garamond">
+    <w:family w:val="roman"/>
+    <w:pitch w:val="variable"/>
+  </w:font>
+  <w:font w:name="Georgia">
+    <w:family w:val="roman"/>
+    <w:pitch w:val="variable"/>
+  </w:font>
+  <w:font w:name="Calibri Light">
+    <w:family w:val="swiss"/>
+    <w:pitch w:val="variable"/>
+  </w:font>
+  <w:font w:name="VNTime">
+    <w:family w:val="auto"/>
+    <w:pitch w:val="variable"/>
+  </w:font>
+  <w:font w:name="Times New Roman Bold">
+    <w:altName w:val="Times New Roman"/>
+    <w:family w:val="roman"/>
+    <w:pitch w:val="default"/>
+  </w:font>
+  <w:font w:name="PdTime">
+    <w:altName w:val="Arial Narrow"/>
+    <w:family w:val="swiss"/>
+    <w:pitch w:val="variable"/>
+  </w:font>
+  <w:font w:name=".VnArial Narrow">
+    <w:altName w:val="Courier New"/>
+    <w:family w:val="swiss"/>
+    <w:pitch w:val="variable"/>
+  </w:font>
+  <w:font w:name="Arial">
+    <w:family w:val="swiss"/>
+    <w:pitch w:val="default"/>
+  </w:font>
+  <w:font w:name="PdTimeH">
+    <w:altName w:val="Arial Narrow"/>
+    <w:family w:val="swiss"/>
+    <w:pitch w:val="variable"/>
+  </w:font>
+  <w:font w:name=".VnVogue">
+    <w:altName w:val="Courier New"/>
+    <w:family w:val="swiss"/>
+    <w:pitch w:val="variable"/>
+  </w:font>
+  <w:font w:name=".VnBlackH">
+    <w:altName w:val="Courier New"/>
+    <w:family w:val="swiss"/>
+    <w:pitch w:val="variable"/>
+  </w:font>
+  <w:font w:name="VnHelveticaU">
+    <w:family w:val="swiss"/>
+    <w:pitch w:val="variable"/>
+  </w:font>
+  <w:font w:name="VnHelvetica">
+    <w:altName w:val="Arial"/>
+    <w:family w:val="auto"/>
+    <w:pitch w:val="variable"/>
+  </w:font>
+  <w:font w:name="Caslon 540 LT Std">
+    <w:family w:val="roman"/>
+    <w:pitch w:val="variable"/>
+  </w:font>
+  <w:font w:name="Myriad Pro Light">
+    <w:altName w:val="Arial"/>
+    <w:family w:val="swiss"/>
+    <w:pitch w:val="variable"/>
+  </w:font>
+  <w:font w:name=".VnCourier">
+    <w:altName w:val="Courier New"/>
+    <w:family w:val="swiss"/>
+    <w:pitch w:val="variable"/>
+  </w:font>
+  <w:font w:name="VNI Times">
+    <w:family w:val="auto"/>
+    <w:pitch w:val="variable"/>
+  </w:font>
+  <w:font w:name="VNSVNI2">
+    <w:altName w:val="Courier New"/>
+    <w:family w:val="auto"/>
+    <w:pitch w:val="variable"/>
+  </w:font>
+  <w:font w:name=".VnClarendonH">
+    <w:altName w:val="Courier New"/>
+    <w:family w:val="swiss"/>
+    <w:pitch w:val="variable"/>
+  </w:font>
+  <w:font w:name="VNAvantH">
+    <w:altName w:val="Arial"/>
+    <w:family w:val="swiss"/>
+    <w:pitch w:val="variable"/>
+  </w:font>
+  <w:font w:name="Vn Arial HBold">
+    <w:altName w:val="Times New Roman"/>
+    <w:family w:val="auto"/>
+    <w:pitch w:val="default"/>
+  </w:font>
+  <w:font w:name="Batang">
+    <w:altName w:val="바탕"/>
+    <w:family w:val="auto"/>
+    <w:pitch w:val="default"/>
+  </w:font>
+  <w:font w:name=".VnVogueH">
+    <w:altName w:val="Courier New"/>
+    <w:family w:val="swiss"/>
+    <w:pitch w:val="variable"/>
+  </w:font>
+  <w:font w:name="Courier New">
+    <w:family w:val="modern"/>
+    <w:pitch w:val="fixed"/>
+  </w:font>
+</w:fonts>
+</file>
+
+<file path=./word/numbering.xml><?xml version="1.0" encoding="utf-8"?>
 <w:numbering xmlns:w="http://schemas.openxmlformats.org/wordprocessingml/2006/main" xmlns:o="urn:schemas-microsoft-com:office:office" xmlns:r="http://schemas.openxmlformats.org/officeDocument/2006/relationships" xmlns:v="urn:schemas-microsoft-com:vml" xmlns:mc="http://schemas.openxmlformats.org/markup-compatibility/2006" xmlns:w14="http://schemas.microsoft.com/office/word/2010/wordml">
   <w:abstractNum w:abstractNumId="1">
     <w:lvl w:ilvl="0">
@@ -3703,7 +4009,20 @@
 </w:numbering>
 </file>
 
-<file path=word/styles.xml><?xml version="1.0" encoding="utf-8"?>
+<file path=./word/settings.xml><?xml version="1.0" encoding="utf-8"?>
+<w:settings xmlns:w="http://schemas.openxmlformats.org/wordprocessingml/2006/main">
+  <w:zoom w:percent="100"/>
+  <w:defaultTabStop w:val="709"/>
+  <w:autoHyphenation w:val="true"/>
+  <w:hyphenationZone w:val="0"/>
+  <w:compat>
+    <w:doNotBreakWrappedTables/>
+    <w:compatSetting w:name="compatibilityMode" w:uri="http://schemas.microsoft.com/office/word" w:val="11"/>
+  </w:compat>
+</w:settings>
+</file>
+
+<file path=./word/styles.xml><?xml version="1.0" encoding="utf-8"?>
 <w:styles xmlns:w="http://schemas.openxmlformats.org/wordprocessingml/2006/main" xmlns:w14="http://schemas.microsoft.com/office/word/2010/wordml" xmlns:mc="http://schemas.openxmlformats.org/markup-compatibility/2006">
   <w:docDefaults>
     <w:rPrDefault>
@@ -41053,7 +41372,7 @@
 </w:styles>
 </file>
 
-<file path=word/theme/theme1.xml><?xml version="1.0" encoding="utf-8"?>
+<file path=./word/theme/theme1.xml><?xml version="1.0" encoding="utf-8"?>
 <a:theme xmlns:a="http://schemas.openxmlformats.org/drawingml/2006/main" xmlns:r="http://schemas.openxmlformats.org/officeDocument/2006/relationships" name="Office">
   <a:themeElements>
     <a:clrScheme name="LibreOffice">

--- a/skills/phong-dieu-duong/assets/nd30-mau-1.8-giay-gioi-thieu.docx
+++ b/skills/phong-dieu-duong/assets/nd30-mau-1.8-giay-gioi-thieu.docx
@@ -1,57 +1,5 @@
 
-<file path=./[Content_Types].xml><?xml version="1.0" encoding="utf-8"?>
-<Types xmlns="http://schemas.openxmlformats.org/package/2006/content-types">
-  <Default Extension="fntdata" ContentType="application/x-fontdata"/>
-  <Default Extension="jpeg" ContentType="image/jpeg"/>
-  <Default Extension="png" ContentType="image/png"/>
-  <Default Extension="rels" ContentType="application/vnd.openxmlformats-package.relationships+xml"/>
-  <Default Extension="xml" ContentType="application/xml"/>
-  <Override PartName="/word/document.xml" ContentType="application/vnd.openxmlformats-officedocument.wordprocessingml.document.main+xml"/>
-  <Override PartName="/word/styles.xml" ContentType="application/vnd.openxmlformats-officedocument.wordprocessingml.styles+xml"/>
-  <Override PartName="/word/numbering.xml" ContentType="application/vnd.openxmlformats-officedocument.wordprocessingml.numbering+xml"/>
-  <Override PartName="/word/settings.xml" ContentType="application/vnd.openxmlformats-officedocument.wordprocessingml.settings+xml"/>
-  <Override PartName="/word/fontTable.xml" ContentType="application/vnd.openxmlformats-officedocument.wordprocessingml.fontTable+xml"/>
-  <Override PartName="/word/theme/theme1.xml" ContentType="application/vnd.openxmlformats-officedocument.theme+xml"/>
-  <Override PartName="/docProps/custom.xml" ContentType="application/vnd.openxmlformats-officedocument.custom-properties+xml"/>
-  <Override PartName="/docProps/core.xml" ContentType="application/vnd.openxmlformats-package.core-properties+xml"/>
-  <Override PartName="/docProps/app.xml" ContentType="application/vnd.openxmlformats-officedocument.extended-properties+xml"/>
-</Types>
-</file>
-
-<file path=./docProps/app.xml><?xml version="1.0" encoding="utf-8"?>
-<Properties xmlns="http://schemas.openxmlformats.org/officeDocument/2006/extended-properties" xmlns:vt="http://schemas.openxmlformats.org/officeDocument/2006/docPropsVTypes">
-  <Template>Normal</Template>
-  <TotalTime>158</TotalTime>
-  <Application>LibreOffice/26.2.4.2$Windows_X86_64 LibreOffice_project/0229ac93fcf0d7cbc6376066c6f35021cef002dc</Application>
-  <AppVersion>15.0000</AppVersion>
-</Properties>
-</file>
-
-<file path=./docProps/core.xml><?xml version="1.0" encoding="utf-8"?>
-<cp:coreProperties xmlns:cp="http://schemas.openxmlformats.org/package/2006/metadata/core-properties" xmlns:dc="http://purl.org/dc/elements/1.1/" xmlns:dcterms="http://purl.org/dc/terms/" xmlns:dcmitype="http://purl.org/dc/dcmitype/" xmlns:xsi="http://www.w3.org/2001/XMLSchema-instance">
-  <dcterms:created xsi:type="dcterms:W3CDTF">2020-03-13T13:22:00Z</dcterms:created>
-  <dc:creator>congbao</dc:creator>
-  <dc:description/>
-  <cp:keywords/>
-  <dc:language>en-US</dc:language>
-  <cp:lastModifiedBy>PC</cp:lastModifiedBy>
-  <cp:lastPrinted>2020-03-14T11:13:00Z</cp:lastPrinted>
-  <dcterms:modified xsi:type="dcterms:W3CDTF">2020-11-10T14:01:00Z</dcterms:modified>
-  <cp:revision>72</cp:revision>
-  <dc:subject/>
-  <dc:title>Số 215 + 216                                                                  Ngày 08 tháng 3 năm 2007</dc:title>
-</cp:coreProperties>
-</file>
-
-<file path=./docProps/custom.xml><?xml version="1.0" encoding="utf-8"?>
-<Properties xmlns="http://schemas.openxmlformats.org/officeDocument/2006/custom-properties" xmlns:vt="http://schemas.openxmlformats.org/officeDocument/2006/docPropsVTypes">
-  <property fmtid="{D5CDD505-2E9C-101B-9397-08002B2CF9AE}" pid="2" name="MTEquationNumber2">
-    <vt:lpwstr>(#S1.#E1)</vt:lpwstr>
-  </property>
-</Properties>
-</file>
-
-<file path=./word/document.xml><?xml version="1.0" encoding="utf-8"?>
+<file path=word/document.xml><?xml version="1.0" encoding="utf-8"?>
 <w:document xmlns:o="urn:schemas-microsoft-com:office:office" xmlns:r="http://schemas.openxmlformats.org/officeDocument/2006/relationships" xmlns:v="urn:schemas-microsoft-com:vml" xmlns:w="http://schemas.openxmlformats.org/wordprocessingml/2006/main" xmlns:w10="urn:schemas-microsoft-com:office:word" xmlns:wp="http://schemas.openxmlformats.org/drawingml/2006/wordprocessingDrawing" xmlns:pic="http://schemas.openxmlformats.org/drawingml/2006/picture" xmlns:wps="http://schemas.microsoft.com/office/word/2010/wordprocessingShape" xmlns:wpg="http://schemas.microsoft.com/office/word/2010/wordprocessingGroup" xmlns:mc="http://schemas.openxmlformats.org/markup-compatibility/2006" xmlns:wp14="http://schemas.microsoft.com/office/word/2010/wordprocessingDrawing" xmlns:w14="http://schemas.microsoft.com/office/word/2010/wordml" xmlns:w15="http://schemas.microsoft.com/office/word/2012/wordml">
   <w:body>
     <w:tbl>
@@ -107,7 +55,7 @@
                 <w:vertAlign w:val="superscript"/>
                 <w:lang w:eastAsia="vi-VN"/>
               </w:rPr>
-              <w:t>{{SO_LIEU}}</w:t>
+              <w:t>1</w:t>
             </w:r>
           </w:p>
           <w:p>
@@ -117,7 +65,14 @@
               <w:spacing w:lineRule="exact" w:line="390" w:before="0" w:after="0"/>
               <w:ind w:hanging="0" w:end="0"/>
               <w:jc w:val="center"/>
-              <w:rPr/>
+              <w:rPr>
+                <w:rStyle w:val="Other"/>
+                <w:b/>
+                <w:bCs/>
+                <w:color w:val="000000"/>
+                <w:vertAlign w:val="superscript"/>
+                <w:lang w:eastAsia="vi-VN"/>
+              </w:rPr>
             </w:pPr>
             <w:r>
               <w:rPr>
@@ -138,7 +93,7 @@
                 <w:vertAlign w:val="superscript"/>
                 <w:lang w:eastAsia="vi-VN"/>
               </w:rPr>
-              <w:t>{{SO_LIEU}}</w:t>
+              <w:t>2</w:t>
             </w:r>
           </w:p>
           <w:p>
@@ -150,10 +105,7 @@
               <w:jc w:val="center"/>
               <w:rPr>
                 <w:rStyle w:val="Other"/>
-                <w:b/>
-                <w:bCs/>
                 <w:color w:val="000000"/>
-                <w:vertAlign w:val="superscript"/>
                 <w:lang w:eastAsia="vi-VN"/>
               </w:rPr>
             </w:pPr>
@@ -247,7 +199,7 @@
                 <w:vertAlign w:val="superscript"/>
                 <w:lang w:eastAsia="vi-VN"/>
               </w:rPr>
-              <w:t>{{SO_LIEU}}</w:t>
+              <w:t>3</w:t>
             </w:r>
             <w:r>
               <w:rPr>
@@ -272,7 +224,13 @@
               <w:spacing w:lineRule="exact" w:line="390" w:before="0" w:after="0"/>
               <w:ind w:firstLine="442" w:end="0"/>
               <w:jc w:val="center"/>
-              <w:rPr/>
+              <w:rPr>
+                <w:rStyle w:val="Other"/>
+                <w:b/>
+                <w:bCs/>
+                <w:color w:val="000000"/>
+                <w:lang w:eastAsia="vi-VN"/>
+              </w:rPr>
             </w:pPr>
             <w:r>
               <w:rPr>
@@ -292,7 +250,13 @@
               <w:spacing w:lineRule="exact" w:line="390" w:before="0" w:after="0"/>
               <w:ind w:firstLine="442" w:end="0"/>
               <w:jc w:val="center"/>
-              <w:rPr/>
+              <w:rPr>
+                <w:rStyle w:val="Other"/>
+                <w:b/>
+                <w:bCs/>
+                <w:color w:val="000000"/>
+                <w:lang w:eastAsia="vi-VN"/>
+              </w:rPr>
             </w:pPr>
             <w:r>
               <w:rPr>
@@ -314,12 +278,10 @@
               <w:jc w:val="center"/>
               <w:rPr>
                 <w:rStyle w:val="Other"/>
-                <w:b/>
-                <w:bCs/>
                 <w:i/>
                 <w:iCs/>
                 <w:color w:val="000000"/>
-                <w:lang w:val="en-US" w:eastAsia="vi-VN"/>
+                <w:lang w:eastAsia="vi-VN"/>
               </w:rPr>
             </w:pPr>
             <w:r>
@@ -413,7 +375,7 @@
                 <w:vertAlign w:val="superscript"/>
                 <w:lang w:eastAsia="vi-VN"/>
               </w:rPr>
-              <w:t>{{SO_LIEU}}</w:t>
+              <w:t>4</w:t>
             </w:r>
             <w:r>
               <w:rPr>
@@ -527,7 +489,7 @@
           <w:color w:val="000000"/>
           <w:sz w:val="28"/>
           <w:szCs w:val="28"/>
-          <w:lang w:val="en-US" w:eastAsia="en-US"/>
+          <w:lang w:val="vi-VN" w:eastAsia="vi-VN"/>
         </w:rPr>
         <mc:AlternateContent>
           <mc:Choice Requires="wps">
@@ -599,7 +561,15 @@
         </w:tabs>
         <w:spacing w:lineRule="exact" w:line="390"/>
         <w:jc w:val="center"/>
-        <w:rPr/>
+        <w:rPr>
+          <w:rStyle w:val="CharChar2"/>
+          <w:rFonts w:ascii="Times New Roman" w:hAnsi="Times New Roman" w:cs="Times New Roman"/>
+          <w:b/>
+          <w:color w:val="000000"/>
+          <w:sz w:val="28"/>
+          <w:szCs w:val="28"/>
+          <w:lang w:eastAsia="vi-VN"/>
+        </w:rPr>
       </w:pPr>
       <w:r>
         <w:rPr>
@@ -628,7 +598,7 @@
           <w:vertAlign w:val="superscript"/>
           <w:lang w:eastAsia="vi-VN"/>
         </w:rPr>
-        <w:t>{{SO_LIEU}}</w:t>
+        <w:t>2</w:t>
       </w:r>
       <w:r>
         <w:rPr>
@@ -669,13 +639,10 @@
         <w:spacing w:lineRule="exact" w:line="390"/>
         <w:jc w:val="center"/>
         <w:rPr>
-          <w:rStyle w:val="CharChar2"/>
           <w:rFonts w:ascii="Times New Roman" w:hAnsi="Times New Roman" w:cs="Times New Roman"/>
-          <w:b/>
           <w:color w:val="000000"/>
           <w:sz w:val="28"/>
           <w:szCs w:val="28"/>
-          <w:lang w:eastAsia="vi-VN"/>
         </w:rPr>
       </w:pPr>
       <w:r>
@@ -722,7 +689,7 @@
           <w:vertAlign w:val="superscript"/>
           <w:lang w:eastAsia="vi-VN"/>
         </w:rPr>
-        <w:t>{{SO_LIEU}}</w:t>
+        <w:t>5</w:t>
       </w:r>
       <w:r>
         <w:rPr>
@@ -807,7 +774,7 @@
           <w:vertAlign w:val="superscript"/>
           <w:lang w:eastAsia="vi-VN"/>
         </w:rPr>
-        <w:t>{{SO_LIEU}}</w:t>
+        <w:t>6</w:t>
       </w:r>
       <w:r>
         <w:rPr>
@@ -932,7 +899,15 @@
         <w:spacing w:lineRule="exact" w:line="390"/>
         <w:ind w:firstLine="454" w:end="0"/>
         <w:jc w:val="both"/>
-        <w:rPr/>
+        <w:rPr>
+          <w:rStyle w:val="CharChar2"/>
+          <w:rFonts w:ascii="Times New Roman" w:hAnsi="Times New Roman" w:cs="Times New Roman"/>
+          <w:b/>
+          <w:color w:val="000000"/>
+          <w:sz w:val="28"/>
+          <w:szCs w:val="28"/>
+          <w:lang w:eastAsia="vi-VN"/>
+        </w:rPr>
       </w:pPr>
       <w:r>
         <w:rPr>
@@ -960,13 +935,10 @@
         <w:spacing w:lineRule="exact" w:line="390"/>
         <w:jc w:val="both"/>
         <w:rPr>
-          <w:rStyle w:val="CharChar2"/>
           <w:rFonts w:ascii="Times New Roman" w:hAnsi="Times New Roman" w:cs="Times New Roman"/>
-          <w:b/>
           <w:color w:val="000000"/>
           <w:sz w:val="28"/>
           <w:szCs w:val="28"/>
-          <w:lang w:eastAsia="vi-VN"/>
         </w:rPr>
       </w:pPr>
       <w:r>
@@ -1037,7 +1009,14 @@
               <w:spacing w:lineRule="auto" w:line="240"/>
               <w:ind w:hanging="0" w:end="0"/>
               <w:jc w:val="both"/>
-              <w:rPr/>
+              <w:rPr>
+                <w:rStyle w:val="Bodytext2"/>
+                <w:b w:val="false"/>
+                <w:color w:val="000000"/>
+                <w:sz w:val="24"/>
+                <w:szCs w:val="24"/>
+                <w:lang w:eastAsia="vi-VN"/>
+              </w:rPr>
             </w:pPr>
             <w:r>
               <w:rPr>
@@ -1107,11 +1086,9 @@
               <w:spacing w:lineRule="exact" w:line="390"/>
               <w:rPr>
                 <w:rFonts w:ascii="Times New Roman" w:hAnsi="Times New Roman" w:cs="Times New Roman"/>
-                <w:b w:val="false"/>
                 <w:color w:val="000000"/>
                 <w:sz w:val="28"/>
                 <w:szCs w:val="28"/>
-                <w:lang w:eastAsia="vi-VN"/>
               </w:rPr>
             </w:pPr>
             <w:r>
@@ -1383,7 +1360,7 @@
           <w:szCs w:val="24"/>
           <w:vertAlign w:val="superscript"/>
         </w:rPr>
-        <w:t xml:space="preserve">{{SO_LIEU}}</w:t>
+        <w:t xml:space="preserve">1 </w:t>
       </w:r>
       <w:r>
         <w:rPr>
@@ -1418,7 +1395,7 @@
           <w:vertAlign w:val="superscript"/>
           <w:lang w:eastAsia="vi-VN"/>
         </w:rPr>
-        <w:t xml:space="preserve">{{SO_LIEU}}</w:t>
+        <w:t xml:space="preserve">2 </w:t>
       </w:r>
       <w:r>
         <w:rPr>
@@ -1455,7 +1432,7 @@
           <w:vertAlign w:val="superscript"/>
           <w:lang w:eastAsia="vi-VN"/>
         </w:rPr>
-        <w:t xml:space="preserve">{{SO_LIEU}}</w:t>
+        <w:t xml:space="preserve">3 </w:t>
       </w:r>
       <w:r>
         <w:rPr>
@@ -1492,7 +1469,7 @@
           <w:vertAlign w:val="superscript"/>
           <w:lang w:eastAsia="vi-VN"/>
         </w:rPr>
-        <w:t xml:space="preserve">{{SO_LIEU}}</w:t>
+        <w:t xml:space="preserve">4 </w:t>
       </w:r>
       <w:r>
         <w:rPr>
@@ -1529,7 +1506,7 @@
           <w:vertAlign w:val="superscript"/>
           <w:lang w:eastAsia="vi-VN"/>
         </w:rPr>
-        <w:t xml:space="preserve">{{SO_LIEU}}</w:t>
+        <w:t xml:space="preserve">5 </w:t>
       </w:r>
       <w:r>
         <w:rPr>
@@ -1553,7 +1530,11 @@
         <w:ind w:hanging="0" w:start="0" w:end="0"/>
         <w:jc w:val="both"/>
         <w:rPr>
-          <w:vanish/>
+          <w:rStyle w:val="Footnote"/>
+          <w:color w:val="000000"/>
+          <w:sz w:val="24"/>
+          <w:szCs w:val="24"/>
+          <w:lang w:eastAsia="vi-VN"/>
         </w:rPr>
       </w:pPr>
       <w:r>
@@ -1565,7 +1546,7 @@
           <w:vertAlign w:val="superscript"/>
           <w:lang w:eastAsia="vi-VN"/>
         </w:rPr>
-        <w:t xml:space="preserve">{{SO_LIEU}}</w:t>
+        <w:t xml:space="preserve">6 </w:t>
       </w:r>
       <w:r>
         <w:rPr>
@@ -1593,261 +1574,7 @@
 </w:document>
 </file>
 
-<file path=./word/fontTable.xml><?xml version="1.0" encoding="utf-8"?>
-<w:fonts xmlns:w="http://schemas.openxmlformats.org/wordprocessingml/2006/main" xmlns:r="http://schemas.openxmlformats.org/officeDocument/2006/relationships">
-  <w:font w:name="Times New Roman">
-    <w:family w:val="roman"/>
-    <w:pitch w:val="variable"/>
-  </w:font>
-  <w:font w:name="Symbol">
-    <w:family w:val="roman"/>
-    <w:pitch w:val="variable"/>
-  </w:font>
-  <w:font w:name="Arial">
-    <w:family w:val="swiss"/>
-    <w:pitch w:val="variable"/>
-  </w:font>
-  <w:font w:name="Liberation Serif">
-    <w:altName w:val="Times New Roman"/>
-    <w:family w:val="roman"/>
-    <w:pitch w:val="variable"/>
-  </w:font>
-  <w:font w:name=".VnTimeH">
-    <w:altName w:val="Courier New"/>
-    <w:family w:val="swiss"/>
-    <w:pitch w:val="variable"/>
-  </w:font>
-  <w:font w:name=".VnTime">
-    <w:altName w:val="Courier New"/>
-    <w:family w:val="swiss"/>
-    <w:pitch w:val="variable"/>
-  </w:font>
-  <w:font w:name="Courier New">
-    <w:family w:val="modern"/>
-    <w:pitch w:val="default"/>
-  </w:font>
-  <w:font w:name="Wingdings">
-    <w:family w:val="auto"/>
-    <w:pitch w:val="variable"/>
-  </w:font>
-  <w:font w:name="Tahoma">
-    <w:family w:val="swiss"/>
-    <w:pitch w:val="variable"/>
-  </w:font>
-  <w:font w:name="Calibri">
-    <w:family w:val="swiss"/>
-    <w:pitch w:val="variable"/>
-  </w:font>
-  <w:font w:name="VNI-Times">
-    <w:family w:val="auto"/>
-    <w:pitch w:val="variable"/>
-  </w:font>
-  <w:font w:name=".VnAvant">
-    <w:altName w:val="Courier New"/>
-    <w:family w:val="swiss"/>
-    <w:pitch w:val="variable"/>
-  </w:font>
-  <w:font w:name="Muc mon">
-    <w:altName w:val="Times New Roman"/>
-    <w:family w:val="roman"/>
-    <w:pitch w:val="default"/>
-  </w:font>
-  <w:font w:name=".VnCourier NewH">
-    <w:altName w:val="Courier New"/>
-    <w:family w:val="roman"/>
-    <w:pitch w:val="variable"/>
-  </w:font>
-  <w:font w:name=".VnGothic">
-    <w:altName w:val="Courier New"/>
-    <w:family w:val="swiss"/>
-    <w:pitch w:val="variable"/>
-  </w:font>
-  <w:font w:name=".VnCentury Schoolbook">
-    <w:altName w:val="Courier New"/>
-    <w:family w:val="swiss"/>
-    <w:pitch w:val="variable"/>
-  </w:font>
-  <w:font w:name=".VnAvantH">
-    <w:altName w:val="Courier New"/>
-    <w:family w:val="swiss"/>
-    <w:pitch w:val="variable"/>
-  </w:font>
-  <w:font w:name=".VnCentury SchoolbookH">
-    <w:altName w:val="Courier New"/>
-    <w:family w:val="swiss"/>
-    <w:pitch w:val="variable"/>
-  </w:font>
-  <w:font w:name=".VnHelvetIns">
-    <w:altName w:val="Courier New"/>
-    <w:family w:val="swiss"/>
-    <w:pitch w:val="variable"/>
-  </w:font>
-  <w:font w:name=".VnArial">
-    <w:altName w:val="Courier New"/>
-    <w:family w:val="swiss"/>
-    <w:pitch w:val="variable"/>
-  </w:font>
-  <w:font w:name=".VnHelvetInsH">
-    <w:altName w:val="Courier New"/>
-    <w:family w:val="swiss"/>
-    <w:pitch w:val="variable"/>
-  </w:font>
-  <w:font w:name=".VnArialH">
-    <w:altName w:val="Courier New"/>
-    <w:family w:val="swiss"/>
-    <w:pitch w:val="variable"/>
-  </w:font>
-  <w:font w:name="Arial Unicode MS">
-    <w:family w:val="swiss"/>
-    <w:pitch w:val="variable"/>
-  </w:font>
-  <w:font w:name="Cambria">
-    <w:family w:val="roman"/>
-    <w:pitch w:val="variable"/>
-  </w:font>
-  <w:font w:name="Verdana">
-    <w:family w:val="swiss"/>
-    <w:pitch w:val="variable"/>
-  </w:font>
-  <w:font w:name="Arial Narrow">
-    <w:family w:val="swiss"/>
-    <w:pitch w:val="variable"/>
-  </w:font>
-  <w:font w:name="Consolas">
-    <w:family w:val="modern"/>
-    <w:pitch w:val="default"/>
-  </w:font>
-  <w:font w:name="Microsoft Sans Serif">
-    <w:family w:val="swiss"/>
-    <w:pitch w:val="variable"/>
-  </w:font>
-  <w:font w:name="Arial Black">
-    <w:family w:val="swiss"/>
-    <w:pitch w:val="variable"/>
-  </w:font>
-  <w:font w:name="Trebuchet MS">
-    <w:family w:val="swiss"/>
-    <w:pitch w:val="variable"/>
-  </w:font>
-  <w:font w:name="Century Gothic">
-    <w:family w:val="swiss"/>
-    <w:pitch w:val="variable"/>
-  </w:font>
-  <w:font w:name="Garamond">
-    <w:family w:val="roman"/>
-    <w:pitch w:val="variable"/>
-  </w:font>
-  <w:font w:name="Georgia">
-    <w:family w:val="roman"/>
-    <w:pitch w:val="variable"/>
-  </w:font>
-  <w:font w:name="Calibri Light">
-    <w:family w:val="swiss"/>
-    <w:pitch w:val="variable"/>
-  </w:font>
-  <w:font w:name="VNTime">
-    <w:family w:val="auto"/>
-    <w:pitch w:val="variable"/>
-  </w:font>
-  <w:font w:name="Times New Roman Bold">
-    <w:altName w:val="Times New Roman"/>
-    <w:family w:val="roman"/>
-    <w:pitch w:val="default"/>
-  </w:font>
-  <w:font w:name="PdTime">
-    <w:altName w:val="Arial Narrow"/>
-    <w:family w:val="swiss"/>
-    <w:pitch w:val="variable"/>
-  </w:font>
-  <w:font w:name=".VnArial Narrow">
-    <w:altName w:val="Courier New"/>
-    <w:family w:val="swiss"/>
-    <w:pitch w:val="variable"/>
-  </w:font>
-  <w:font w:name="Arial">
-    <w:family w:val="swiss"/>
-    <w:pitch w:val="default"/>
-  </w:font>
-  <w:font w:name="PdTimeH">
-    <w:altName w:val="Arial Narrow"/>
-    <w:family w:val="swiss"/>
-    <w:pitch w:val="variable"/>
-  </w:font>
-  <w:font w:name=".VnVogue">
-    <w:altName w:val="Courier New"/>
-    <w:family w:val="swiss"/>
-    <w:pitch w:val="variable"/>
-  </w:font>
-  <w:font w:name=".VnBlackH">
-    <w:altName w:val="Courier New"/>
-    <w:family w:val="swiss"/>
-    <w:pitch w:val="variable"/>
-  </w:font>
-  <w:font w:name="VnHelveticaU">
-    <w:family w:val="swiss"/>
-    <w:pitch w:val="variable"/>
-  </w:font>
-  <w:font w:name="VnHelvetica">
-    <w:altName w:val="Arial"/>
-    <w:family w:val="auto"/>
-    <w:pitch w:val="variable"/>
-  </w:font>
-  <w:font w:name="Caslon 540 LT Std">
-    <w:family w:val="roman"/>
-    <w:pitch w:val="variable"/>
-  </w:font>
-  <w:font w:name="Myriad Pro Light">
-    <w:altName w:val="Arial"/>
-    <w:family w:val="swiss"/>
-    <w:pitch w:val="variable"/>
-  </w:font>
-  <w:font w:name=".VnCourier">
-    <w:altName w:val="Courier New"/>
-    <w:family w:val="swiss"/>
-    <w:pitch w:val="variable"/>
-  </w:font>
-  <w:font w:name="VNI Times">
-    <w:family w:val="auto"/>
-    <w:pitch w:val="variable"/>
-  </w:font>
-  <w:font w:name="VNSVNI2">
-    <w:altName w:val="Courier New"/>
-    <w:family w:val="auto"/>
-    <w:pitch w:val="variable"/>
-  </w:font>
-  <w:font w:name=".VnClarendonH">
-    <w:altName w:val="Courier New"/>
-    <w:family w:val="swiss"/>
-    <w:pitch w:val="variable"/>
-  </w:font>
-  <w:font w:name="VNAvantH">
-    <w:altName w:val="Arial"/>
-    <w:family w:val="swiss"/>
-    <w:pitch w:val="variable"/>
-  </w:font>
-  <w:font w:name="Vn Arial HBold">
-    <w:altName w:val="Times New Roman"/>
-    <w:family w:val="auto"/>
-    <w:pitch w:val="default"/>
-  </w:font>
-  <w:font w:name="Batang">
-    <w:altName w:val="바탕"/>
-    <w:family w:val="auto"/>
-    <w:pitch w:val="default"/>
-  </w:font>
-  <w:font w:name=".VnVogueH">
-    <w:altName w:val="Courier New"/>
-    <w:family w:val="swiss"/>
-    <w:pitch w:val="variable"/>
-  </w:font>
-  <w:font w:name="Courier New">
-    <w:family w:val="modern"/>
-    <w:pitch w:val="fixed"/>
-  </w:font>
-</w:fonts>
-</file>
-
-<file path=./word/numbering.xml><?xml version="1.0" encoding="utf-8"?>
+<file path=word/numbering.xml><?xml version="1.0" encoding="utf-8"?>
 <w:numbering xmlns:w="http://schemas.openxmlformats.org/wordprocessingml/2006/main" xmlns:o="urn:schemas-microsoft-com:office:office" xmlns:r="http://schemas.openxmlformats.org/officeDocument/2006/relationships" xmlns:v="urn:schemas-microsoft-com:vml" xmlns:mc="http://schemas.openxmlformats.org/markup-compatibility/2006" xmlns:w14="http://schemas.microsoft.com/office/word/2010/wordml">
   <w:abstractNum w:abstractNumId="1">
     <w:lvl w:ilvl="0">
@@ -4009,28 +3736,15 @@
 </w:numbering>
 </file>
 
-<file path=./word/settings.xml><?xml version="1.0" encoding="utf-8"?>
-<w:settings xmlns:w="http://schemas.openxmlformats.org/wordprocessingml/2006/main">
-  <w:zoom w:percent="100"/>
-  <w:defaultTabStop w:val="709"/>
-  <w:autoHyphenation w:val="true"/>
-  <w:hyphenationZone w:val="0"/>
-  <w:compat>
-    <w:doNotBreakWrappedTables/>
-    <w:compatSetting w:name="compatibilityMode" w:uri="http://schemas.microsoft.com/office/word" w:val="11"/>
-  </w:compat>
-</w:settings>
-</file>
-
-<file path=./word/styles.xml><?xml version="1.0" encoding="utf-8"?>
+<file path=word/styles.xml><?xml version="1.0" encoding="utf-8"?>
 <w:styles xmlns:w="http://schemas.openxmlformats.org/wordprocessingml/2006/main" xmlns:w14="http://schemas.microsoft.com/office/word/2010/wordml" xmlns:mc="http://schemas.openxmlformats.org/markup-compatibility/2006">
   <w:docDefaults>
     <w:rPrDefault>
       <w:rPr>
-        <w:rFonts w:ascii="Liberation Serif" w:hAnsi="Liberation Serif" w:eastAsia="NSimSun" w:cs="Lucida Sans"/>
+        <w:rFonts w:ascii="Liberation Serif" w:hAnsi="Liberation Serif" w:eastAsia="Songti SC" w:cs="Arial Unicode MS"/>
         <w:sz w:val="24"/>
         <w:szCs w:val="24"/>
-        <w:lang w:val="en-US" w:eastAsia="zh-CN" w:bidi="hi-IN"/>
+        <w:lang w:val="vi-VN" w:eastAsia="zh-CN" w:bidi="hi-IN"/>
       </w:rPr>
     </w:rPrDefault>
     <w:pPrDefault>
@@ -4051,7 +3765,7 @@
       <w:color w:val="auto"/>
       <w:sz w:val="28"/>
       <w:szCs w:val="28"/>
-      <w:lang w:bidi="ar-SA" w:val="en-US" w:eastAsia="zh-CN"/>
+      <w:lang w:val="en-US" w:bidi="ar-SA" w:eastAsia="zh-CN"/>
     </w:rPr>
   </w:style>
   <w:style w:type="paragraph" w:styleId="Heading1">
@@ -4542,7 +4256,7 @@
       <w:rFonts w:ascii=".VnTimeH" w:hAnsi=".VnTimeH" w:cs=".VnTimeH"/>
       <w:b/>
       <w:sz w:val="28"/>
-      <w:lang w:bidi="ar-SA"/>
+      <w:lang w:val="en-US" w:bidi="ar-SA"/>
     </w:rPr>
   </w:style>
   <w:style w:type="character" w:styleId="Heading2Char2">
@@ -4553,7 +4267,7 @@
       <w:bCs/>
       <w:sz w:val="16"/>
       <w:szCs w:val="24"/>
-      <w:lang w:bidi="ar-SA"/>
+      <w:lang w:val="en-US" w:bidi="ar-SA"/>
     </w:rPr>
   </w:style>
   <w:style w:type="character" w:styleId="Heading3Char3">
@@ -4565,7 +4279,7 @@
       <w:bCs/>
       <w:sz w:val="26"/>
       <w:szCs w:val="26"/>
-      <w:lang w:bidi="ar-SA"/>
+      <w:lang w:val="en-US" w:bidi="ar-SA"/>
     </w:rPr>
   </w:style>
   <w:style w:type="character" w:styleId="Heading4Char1">
@@ -4576,7 +4290,7 @@
       <w:bCs/>
       <w:sz w:val="28"/>
       <w:szCs w:val="28"/>
-      <w:lang w:bidi="ar-SA"/>
+      <w:lang w:val="en-US" w:bidi="ar-SA"/>
     </w:rPr>
   </w:style>
   <w:style w:type="character" w:styleId="Heading5Char1">
@@ -4590,7 +4304,7 @@
       <w:iCs/>
       <w:sz w:val="26"/>
       <w:szCs w:val="26"/>
-      <w:lang w:bidi="ar-SA"/>
+      <w:lang w:val="en-US" w:bidi="ar-SA"/>
     </w:rPr>
   </w:style>
   <w:style w:type="character" w:styleId="Heading6Char2">
@@ -4601,7 +4315,7 @@
       <w:bCs/>
       <w:sz w:val="22"/>
       <w:szCs w:val="22"/>
-      <w:lang w:bidi="ar-SA"/>
+      <w:lang w:val="en-US" w:bidi="ar-SA"/>
     </w:rPr>
   </w:style>
   <w:style w:type="character" w:styleId="Heading7Char1">
@@ -4610,7 +4324,7 @@
     <w:rPr>
       <w:sz w:val="24"/>
       <w:szCs w:val="24"/>
-      <w:lang w:bidi="ar-SA"/>
+      <w:lang w:val="en-US" w:bidi="ar-SA"/>
     </w:rPr>
   </w:style>
   <w:style w:type="character" w:styleId="Heading9Char1">
@@ -4620,7 +4334,7 @@
       <w:rFonts w:ascii="Arial" w:hAnsi="Arial" w:cs="Arial"/>
       <w:sz w:val="22"/>
       <w:szCs w:val="22"/>
-      <w:lang w:bidi="ar-SA"/>
+      <w:lang w:val="en-US" w:bidi="ar-SA"/>
     </w:rPr>
   </w:style>
   <w:style w:type="character" w:styleId="CharChar8">
@@ -4631,7 +4345,7 @@
       <w:bCs/>
       <w:sz w:val="16"/>
       <w:szCs w:val="24"/>
-      <w:lang w:bidi="ar-SA"/>
+      <w:lang w:val="en-US" w:bidi="ar-SA"/>
     </w:rPr>
   </w:style>
   <w:style w:type="character" w:styleId="CharChar7">
@@ -4642,7 +4356,7 @@
       <w:bCs/>
       <w:sz w:val="28"/>
       <w:szCs w:val="28"/>
-      <w:lang w:bidi="ar-SA"/>
+      <w:lang w:val="en-US" w:bidi="ar-SA"/>
     </w:rPr>
   </w:style>
   <w:style w:type="character" w:styleId="CharCharChar">
@@ -4656,7 +4370,7 @@
       <w:iCs/>
       <w:sz w:val="26"/>
       <w:szCs w:val="26"/>
-      <w:lang w:bidi="ar-SA"/>
+      <w:lang w:val="en-US" w:bidi="ar-SA"/>
     </w:rPr>
   </w:style>
   <w:style w:type="character" w:styleId="CharChar6">
@@ -4665,7 +4379,7 @@
     <w:rPr>
       <w:sz w:val="24"/>
       <w:szCs w:val="24"/>
-      <w:lang w:bidi="ar-SA"/>
+      <w:lang w:val="en-US" w:bidi="ar-SA"/>
     </w:rPr>
   </w:style>
   <w:style w:type="character" w:styleId="z-BottomofFormChar1">
@@ -4675,7 +4389,7 @@
       <w:rFonts w:ascii="Arial" w:hAnsi="Arial" w:cs="Arial"/>
       <w:sz w:val="22"/>
       <w:szCs w:val="22"/>
-      <w:lang w:bidi="ar-SA"/>
+      <w:lang w:val="en-US" w:bidi="ar-SA"/>
     </w:rPr>
   </w:style>
   <w:style w:type="character" w:styleId="BodyText2Char1">
@@ -4687,7 +4401,7 @@
       <w:bCs/>
       <w:sz w:val="28"/>
       <w:szCs w:val="24"/>
-      <w:lang w:bidi="ar-SA"/>
+      <w:lang w:val="en-US" w:bidi="ar-SA"/>
     </w:rPr>
   </w:style>
   <w:style w:type="character" w:styleId="CharChar4">
@@ -4699,7 +4413,7 @@
       <w:bCs/>
       <w:sz w:val="28"/>
       <w:szCs w:val="24"/>
-      <w:lang w:bidi="ar-SA"/>
+      <w:lang w:val="en-US" w:bidi="ar-SA"/>
     </w:rPr>
   </w:style>
   <w:style w:type="character" w:styleId="BodyTextIndentChar2">
@@ -4708,7 +4422,7 @@
     <w:rPr>
       <w:rFonts w:ascii=".VnTime" w:hAnsi=".VnTime" w:cs=".VnTime"/>
       <w:sz w:val="28"/>
-      <w:lang w:bidi="ar-SA"/>
+      <w:lang w:val="en-US" w:bidi="ar-SA"/>
     </w:rPr>
   </w:style>
   <w:style w:type="character" w:styleId="CharChar1">
@@ -4717,7 +4431,7 @@
     <w:rPr>
       <w:rFonts w:ascii=".VnTime" w:hAnsi=".VnTime" w:cs=".VnTime"/>
       <w:sz w:val="28"/>
-      <w:lang w:bidi="ar-SA"/>
+      <w:lang w:val="en-US" w:bidi="ar-SA"/>
     </w:rPr>
   </w:style>
   <w:style w:type="character" w:styleId="BodyTextIndentChar1Char">
@@ -4726,7 +4440,7 @@
     <w:rPr>
       <w:rFonts w:ascii=".VnTime" w:hAnsi=".VnTime" w:cs=".VnTime"/>
       <w:sz w:val="28"/>
-      <w:lang w:bidi="ar-SA"/>
+      <w:lang w:val="en-US" w:bidi="ar-SA"/>
     </w:rPr>
   </w:style>
   <w:style w:type="character" w:styleId="BodyTextChar2">
@@ -4736,7 +4450,7 @@
       <w:rFonts w:ascii=".VnTimeH" w:hAnsi=".VnTimeH" w:cs=".VnTimeH"/>
       <w:b/>
       <w:sz w:val="24"/>
-      <w:lang w:bidi="ar-SA"/>
+      <w:lang w:val="en-US" w:bidi="ar-SA"/>
     </w:rPr>
   </w:style>
   <w:style w:type="character" w:styleId="BalloonTextChar3">
@@ -4746,7 +4460,7 @@
       <w:rFonts w:ascii="Tahoma" w:hAnsi="Tahoma" w:cs="Tahoma"/>
       <w:sz w:val="16"/>
       <w:szCs w:val="16"/>
-      <w:lang w:bidi="ar-SA"/>
+      <w:lang w:val="en-US" w:bidi="ar-SA"/>
     </w:rPr>
   </w:style>
   <w:style w:type="character" w:styleId="HeaderChar2">
@@ -4755,7 +4469,7 @@
     <w:rPr>
       <w:sz w:val="28"/>
       <w:szCs w:val="28"/>
-      <w:lang w:bidi="ar-SA"/>
+      <w:lang w:val="en-US" w:bidi="ar-SA"/>
     </w:rPr>
   </w:style>
   <w:style w:type="character" w:styleId="PageNumber">
@@ -4769,7 +4483,7 @@
     <w:rPr>
       <w:sz w:val="16"/>
       <w:szCs w:val="16"/>
-      <w:lang w:bidi="ar-SA"/>
+      <w:lang w:val="en-US" w:bidi="ar-SA"/>
     </w:rPr>
   </w:style>
   <w:style w:type="character" w:styleId="CharChar3">
@@ -4778,7 +4492,7 @@
     <w:rPr>
       <w:sz w:val="16"/>
       <w:szCs w:val="16"/>
-      <w:lang w:bidi="ar-SA"/>
+      <w:lang w:val="en-US" w:bidi="ar-SA"/>
     </w:rPr>
   </w:style>
   <w:style w:type="character" w:styleId="Hyperlink">
@@ -4792,14 +4506,14 @@
     <w:name w:val="Footnote Text Char3"/>
     <w:qFormat/>
     <w:rPr>
-      <w:lang w:bidi="ar-SA"/>
+      <w:lang w:val="en-US" w:bidi="ar-SA"/>
     </w:rPr>
   </w:style>
   <w:style w:type="character" w:styleId="CharChar2">
     <w:name w:val=" Char Char2"/>
     <w:qFormat/>
     <w:rPr>
-      <w:lang w:bidi="ar-SA"/>
+      <w:lang w:val="en-US" w:bidi="ar-SA"/>
     </w:rPr>
   </w:style>
   <w:style w:type="character" w:styleId="CharChar">
@@ -4812,7 +4526,7 @@
       <w:iCs/>
       <w:sz w:val="26"/>
       <w:szCs w:val="26"/>
-      <w:lang w:bidi="ar-SA"/>
+      <w:lang w:val="en-US" w:bidi="ar-SA"/>
     </w:rPr>
   </w:style>
   <w:style w:type="character" w:styleId="BodyTextIndent2Char1">
@@ -4822,7 +4536,7 @@
       <w:rFonts w:ascii=".VnTime" w:hAnsi=".VnTime" w:eastAsia=".VnTime" w:cs=".VnTime"/>
       <w:sz w:val="28"/>
       <w:szCs w:val="28"/>
-      <w:lang w:bidi="ar-SA"/>
+      <w:lang w:val="en-US" w:bidi="ar-SA"/>
     </w:rPr>
   </w:style>
   <w:style w:type="character" w:styleId="BodyTextIndent2CharCharChar">
@@ -4832,7 +4546,7 @@
       <w:rFonts w:ascii=".VnTime" w:hAnsi=".VnTime" w:eastAsia=".VnTime" w:cs=".VnTime"/>
       <w:sz w:val="28"/>
       <w:szCs w:val="28"/>
-      <w:lang w:bidi="ar-SA"/>
+      <w:lang w:val="en-US" w:bidi="ar-SA"/>
     </w:rPr>
   </w:style>
   <w:style w:type="character" w:styleId="CommentReference">
@@ -4848,7 +4562,7 @@
     <w:qFormat/>
     <w:rPr>
       <w:rFonts w:ascii=".VnTime" w:hAnsi=".VnTime" w:cs=".VnTime"/>
-      <w:lang w:bidi="ar-SA"/>
+      <w:lang w:val="en-US" w:bidi="ar-SA"/>
     </w:rPr>
   </w:style>
   <w:style w:type="character" w:styleId="DieuCharChar">
@@ -4859,7 +4573,7 @@
       <w:bCs/>
       <w:sz w:val="28"/>
       <w:szCs w:val="28"/>
-      <w:lang w:val="vi-VN" w:bidi="ar-SA"/>
+      <w:lang w:bidi="ar-SA"/>
     </w:rPr>
   </w:style>
   <w:style w:type="character" w:styleId="BodyTextIndent3Char1">
@@ -4869,7 +4583,7 @@
       <w:rFonts w:ascii=".VnTime" w:hAnsi=".VnTime" w:cs=".VnTime"/>
       <w:sz w:val="28"/>
       <w:szCs w:val="28"/>
-      <w:lang w:bidi="ar-SA"/>
+      <w:lang w:val="en-US" w:bidi="ar-SA"/>
     </w:rPr>
   </w:style>
   <w:style w:type="character" w:styleId="ChuongCharChar">
@@ -4899,7 +4613,7 @@
       <w:iCs/>
       <w:sz w:val="24"/>
       <w:szCs w:val="24"/>
-      <w:lang w:bidi="ar-SA"/>
+      <w:lang w:val="en-US" w:bidi="ar-SA"/>
     </w:rPr>
   </w:style>
   <w:style w:type="character" w:styleId="TChar">
@@ -4908,7 +4622,7 @@
     <w:rPr>
       <w:rFonts w:ascii=".VnTime" w:hAnsi=".VnTime" w:cs=".VnTime"/>
       <w:sz w:val="28"/>
-      <w:lang w:val="vi-VN" w:bidi="ar-SA"/>
+      <w:lang w:bidi="ar-SA"/>
     </w:rPr>
   </w:style>
   <w:style w:type="character" w:styleId="normalchar1">
@@ -4979,7 +4693,7 @@
       <w:spacing w:val="24"/>
       <w:sz w:val="26"/>
       <w:szCs w:val="26"/>
-      <w:lang w:bidi="ar-SA"/>
+      <w:lang w:val="en-US" w:bidi="ar-SA"/>
     </w:rPr>
   </w:style>
   <w:style w:type="character" w:styleId="Emphasis">
@@ -5058,7 +4772,7 @@
       <w:rFonts w:ascii=".VnTime" w:hAnsi=".VnTime" w:cs=".VnTime"/>
       <w:sz w:val="26"/>
       <w:szCs w:val="26"/>
-      <w:lang w:bidi="ar-SA"/>
+      <w:lang w:val="en-US" w:bidi="ar-SA"/>
     </w:rPr>
   </w:style>
   <w:style w:type="character" w:styleId="tenmonChar">
@@ -5069,7 +4783,7 @@
       <w:b/>
       <w:sz w:val="28"/>
       <w:szCs w:val="28"/>
-      <w:lang w:bidi="ar-SA"/>
+      <w:lang w:val="en-US" w:bidi="ar-SA"/>
     </w:rPr>
   </w:style>
   <w:style w:type="character" w:styleId="StyleBold">
@@ -5097,7 +4811,7 @@
       <w:b/>
       <w:sz w:val="28"/>
       <w:szCs w:val="28"/>
-      <w:lang w:bidi="ar-SA"/>
+      <w:lang w:val="en-US" w:bidi="ar-SA"/>
     </w:rPr>
   </w:style>
   <w:style w:type="character" w:styleId="yshortcuts">
@@ -5157,6 +4871,7 @@
       <w:bCs/>
       <w:sz w:val="28"/>
       <w:szCs w:val="28"/>
+      <w:lang w:val="en-US"/>
     </w:rPr>
   </w:style>
   <w:style w:type="character" w:styleId="CharChar16">
@@ -5167,6 +4882,7 @@
       <w:bCs/>
       <w:sz w:val="24"/>
       <w:szCs w:val="24"/>
+      <w:lang w:val="en-US"/>
     </w:rPr>
   </w:style>
   <w:style w:type="character" w:styleId="CharChar15">
@@ -5178,6 +4894,7 @@
       <w:bCs/>
       <w:sz w:val="26"/>
       <w:szCs w:val="26"/>
+      <w:lang w:val="en-US"/>
     </w:rPr>
   </w:style>
   <w:style w:type="character" w:styleId="CharChar81">
@@ -5188,6 +4905,7 @@
       <w:bCs/>
       <w:sz w:val="24"/>
       <w:szCs w:val="24"/>
+      <w:lang w:val="en-US"/>
     </w:rPr>
   </w:style>
   <w:style w:type="character" w:styleId="CharChar71">
@@ -5198,6 +4916,7 @@
       <w:bCs/>
       <w:sz w:val="28"/>
       <w:szCs w:val="28"/>
+      <w:lang w:val="en-US"/>
     </w:rPr>
   </w:style>
   <w:style w:type="character" w:styleId="CharCharChar1">
@@ -5211,6 +4930,7 @@
       <w:iCs/>
       <w:sz w:val="26"/>
       <w:szCs w:val="26"/>
+      <w:lang w:val="en-US"/>
     </w:rPr>
   </w:style>
   <w:style w:type="character" w:styleId="CharChar61">
@@ -5219,6 +4939,7 @@
     <w:rPr>
       <w:sz w:val="24"/>
       <w:szCs w:val="24"/>
+      <w:lang w:val="en-US"/>
     </w:rPr>
   </w:style>
   <w:style w:type="character" w:styleId="CharChar5">
@@ -5228,6 +4949,7 @@
       <w:rFonts w:ascii="Arial" w:hAnsi="Arial" w:cs="Arial"/>
       <w:sz w:val="22"/>
       <w:szCs w:val="22"/>
+      <w:lang w:val="en-US"/>
     </w:rPr>
   </w:style>
   <w:style w:type="character" w:styleId="CharChar41">
@@ -5239,6 +4961,7 @@
       <w:bCs/>
       <w:sz w:val="24"/>
       <w:szCs w:val="24"/>
+      <w:lang w:val="en-US"/>
     </w:rPr>
   </w:style>
   <w:style w:type="character" w:styleId="CharChar11">
@@ -5248,6 +4971,7 @@
       <w:rFonts w:ascii="Times New Roman" w:hAnsi="Times New Roman" w:cs="Times New Roman"/>
       <w:sz w:val="28"/>
       <w:szCs w:val="28"/>
+      <w:lang w:val="en-US"/>
     </w:rPr>
   </w:style>
   <w:style w:type="character" w:styleId="CharChar31">
@@ -5256,12 +4980,15 @@
     <w:rPr>
       <w:sz w:val="16"/>
       <w:szCs w:val="16"/>
+      <w:lang w:val="en-US"/>
     </w:rPr>
   </w:style>
   <w:style w:type="character" w:styleId="CharChar21">
     <w:name w:val="Char Char2"/>
     <w:qFormat/>
-    <w:rPr/>
+    <w:rPr>
+      <w:lang w:val="en-US"/>
+    </w:rPr>
   </w:style>
   <w:style w:type="character" w:styleId="CharChar9">
     <w:name w:val="Char Char"/>
@@ -5273,6 +5000,7 @@
       <w:iCs/>
       <w:sz w:val="26"/>
       <w:szCs w:val="26"/>
+      <w:lang w:val="en-US"/>
     </w:rPr>
   </w:style>
   <w:style w:type="character" w:styleId="normal1">
@@ -5289,6 +5017,7 @@
       <w:color w:val="000000"/>
       <w:sz w:val="26"/>
       <w:szCs w:val="26"/>
+      <w:lang w:val="en-US"/>
     </w:rPr>
   </w:style>
   <w:style w:type="character" w:styleId="apple-converted-space">
@@ -5353,7 +5082,7 @@
     <w:rPr>
       <w:sz w:val="24"/>
       <w:szCs w:val="24"/>
-      <w:lang w:bidi="ar-SA"/>
+      <w:lang w:val="en-US" w:bidi="ar-SA"/>
     </w:rPr>
   </w:style>
   <w:style w:type="character" w:styleId="Heading1Char">
@@ -5366,6 +5095,7 @@
       <w:kern w:val="2"/>
       <w:sz w:val="32"/>
       <w:szCs w:val="32"/>
+      <w:lang w:val="en-US"/>
     </w:rPr>
   </w:style>
   <w:style w:type="character" w:styleId="Heading2Char">
@@ -5379,6 +5109,7 @@
       <w:iCs/>
       <w:sz w:val="28"/>
       <w:szCs w:val="28"/>
+      <w:lang w:val="en-US"/>
     </w:rPr>
   </w:style>
   <w:style w:type="character" w:styleId="Heading3Char">
@@ -5390,6 +5121,7 @@
       <w:bCs/>
       <w:sz w:val="26"/>
       <w:szCs w:val="26"/>
+      <w:lang w:val="en-US"/>
     </w:rPr>
   </w:style>
   <w:style w:type="character" w:styleId="Heading4Char">
@@ -5401,6 +5133,7 @@
       <w:bCs/>
       <w:sz w:val="28"/>
       <w:szCs w:val="28"/>
+      <w:lang w:val="en-US"/>
     </w:rPr>
   </w:style>
   <w:style w:type="character" w:styleId="Heading5Char">
@@ -5414,6 +5147,7 @@
       <w:iCs/>
       <w:sz w:val="26"/>
       <w:szCs w:val="26"/>
+      <w:lang w:val="en-US"/>
     </w:rPr>
   </w:style>
   <w:style w:type="character" w:styleId="Heading6Char">
@@ -5423,6 +5157,7 @@
       <w:rFonts w:ascii="Arial" w:hAnsi="Arial" w:cs="Times New Roman"/>
       <w:b/>
       <w:bCs/>
+      <w:lang w:val="en-US"/>
     </w:rPr>
   </w:style>
   <w:style w:type="character" w:styleId="Heading7Char">
@@ -5432,6 +5167,7 @@
       <w:rFonts w:ascii="Arial" w:hAnsi="Arial" w:cs="Times New Roman"/>
       <w:sz w:val="24"/>
       <w:szCs w:val="24"/>
+      <w:lang w:val="en-US"/>
     </w:rPr>
   </w:style>
   <w:style w:type="character" w:styleId="Heading8Char">
@@ -5443,6 +5179,7 @@
       <w:iCs/>
       <w:sz w:val="24"/>
       <w:szCs w:val="24"/>
+      <w:lang w:val="en-US"/>
     </w:rPr>
   </w:style>
   <w:style w:type="character" w:styleId="Heading9Char">
@@ -5450,6 +5187,7 @@
     <w:qFormat/>
     <w:rPr>
       <w:rFonts w:ascii="Times New Roman" w:hAnsi="Times New Roman" w:cs="Times New Roman"/>
+      <w:lang w:val="en-US"/>
     </w:rPr>
   </w:style>
   <w:style w:type="character" w:styleId="CommentSubjectChar">
@@ -5457,6 +5195,7 @@
     <w:qFormat/>
     <w:rPr>
       <w:rFonts w:cs="Times New Roman"/>
+      <w:lang w:val="en-US"/>
     </w:rPr>
   </w:style>
   <w:style w:type="character" w:styleId="FooterChar">
@@ -5466,6 +5205,7 @@
       <w:rFonts w:cs="Times New Roman"/>
       <w:sz w:val="24"/>
       <w:szCs w:val="24"/>
+      <w:lang w:val="en-US"/>
     </w:rPr>
   </w:style>
   <w:style w:type="character" w:styleId="n002dchuongtenchar">
@@ -5483,7 +5223,7 @@
       <w:bCs/>
       <w:sz w:val="26"/>
       <w:szCs w:val="24"/>
-      <w:lang w:bidi="ar-SA"/>
+      <w:lang w:val="en-US" w:bidi="ar-SA"/>
     </w:rPr>
   </w:style>
   <w:style w:type="character" w:styleId="StyleBodyTextBodyText1Left05Char">
@@ -5493,7 +5233,7 @@
       <w:rFonts w:ascii="Arial" w:hAnsi="Arial" w:cs="Cordia New"/>
       <w:spacing w:val="-4"/>
       <w:sz w:val="21"/>
-      <w:lang w:val="vi-VN" w:bidi="en-US"/>
+      <w:lang w:bidi="en-US"/>
     </w:rPr>
   </w:style>
   <w:style w:type="character" w:styleId="portlettext21">
@@ -5516,7 +5256,7 @@
       <w:color w:val="000000"/>
       <w:sz w:val="22"/>
       <w:szCs w:val="22"/>
-      <w:lang w:bidi="en-US"/>
+      <w:lang w:val="en-US" w:bidi="en-US"/>
     </w:rPr>
   </w:style>
   <w:style w:type="character" w:styleId="IntenseQuoteChar">
@@ -5531,7 +5271,7 @@
       <w:color w:val="4F81BD"/>
       <w:sz w:val="22"/>
       <w:szCs w:val="22"/>
-      <w:lang w:bidi="en-US"/>
+      <w:lang w:val="en-US" w:bidi="en-US"/>
     </w:rPr>
   </w:style>
   <w:style w:type="character" w:styleId="SubtleEmphasis">
@@ -5703,7 +5443,7 @@
     <w:rPr>
       <w:rFonts w:ascii=".VnTime" w:hAnsi=".VnTime" w:cs=".VnTime"/>
       <w:sz w:val="28"/>
-      <w:lang w:bidi="ar-SA"/>
+      <w:lang w:val="en-US" w:bidi="ar-SA"/>
     </w:rPr>
   </w:style>
   <w:style w:type="character" w:styleId="longtext1">
@@ -5754,7 +5494,7 @@
       <w:rFonts w:ascii=".VnTimeH" w:hAnsi=".VnTimeH" w:cs=".VnTimeH"/>
       <w:b/>
       <w:sz w:val="28"/>
-      <w:lang w:bidi="ar-SA"/>
+      <w:lang w:val="en-US" w:bidi="ar-SA"/>
     </w:rPr>
   </w:style>
   <w:style w:type="character" w:styleId="CharChar20">
@@ -5765,7 +5505,7 @@
       <w:bCs/>
       <w:sz w:val="22"/>
       <w:szCs w:val="22"/>
-      <w:lang w:bidi="ar-SA"/>
+      <w:lang w:val="en-US" w:bidi="ar-SA"/>
     </w:rPr>
   </w:style>
   <w:style w:type="character" w:styleId="CharChar22">
@@ -5776,7 +5516,7 @@
       <w:bCs/>
       <w:sz w:val="16"/>
       <w:szCs w:val="24"/>
-      <w:lang w:bidi="ar-SA"/>
+      <w:lang w:val="en-US" w:bidi="ar-SA"/>
     </w:rPr>
   </w:style>
   <w:style w:type="character" w:styleId="Heading2Char1Char1">
@@ -5788,7 +5528,7 @@
       <w:kern w:val="2"/>
       <w:sz w:val="28"/>
       <w:szCs w:val="28"/>
-      <w:lang w:bidi="he-IL"/>
+      <w:lang w:val="en-US" w:bidi="he-IL"/>
     </w:rPr>
   </w:style>
   <w:style w:type="character" w:styleId="Heading4CharCharChar">
@@ -5799,7 +5539,7 @@
       <w:spacing w:val="5"/>
       <w:sz w:val="24"/>
       <w:szCs w:val="24"/>
-      <w:lang w:bidi="he-IL"/>
+      <w:lang w:val="en-US" w:bidi="he-IL"/>
     </w:rPr>
   </w:style>
   <w:style w:type="character" w:styleId="NumberedParagraph-BulletelistLeft0Firstline0Char">
@@ -5807,7 +5547,7 @@
     <w:qFormat/>
     <w:rPr>
       <w:sz w:val="24"/>
-      <w:lang w:bidi="ar-SA"/>
+      <w:lang w:val="en-US" w:bidi="ar-SA"/>
     </w:rPr>
   </w:style>
   <w:style w:type="character" w:styleId="LeftHeaderCharChar">
@@ -5815,7 +5555,7 @@
     <w:qFormat/>
     <w:rPr>
       <w:kern w:val="2"/>
-      <w:lang w:bidi="he-IL"/>
+      <w:lang w:val="en-US" w:bidi="he-IL"/>
     </w:rPr>
   </w:style>
   <w:style w:type="character" w:styleId="FootnoteTextCharChar">
@@ -5823,7 +5563,7 @@
     <w:qFormat/>
     <w:rPr>
       <w:kern w:val="2"/>
-      <w:lang w:bidi="he-IL"/>
+      <w:lang w:val="en-US" w:bidi="he-IL"/>
     </w:rPr>
   </w:style>
   <w:style w:type="character" w:styleId="NumParaLeftChar">
@@ -5843,7 +5583,7 @@
       <w:kern w:val="2"/>
       <w:sz w:val="24"/>
       <w:szCs w:val="24"/>
-      <w:lang w:bidi="he-IL"/>
+      <w:lang w:val="en-US" w:bidi="he-IL"/>
     </w:rPr>
   </w:style>
   <w:style w:type="character" w:styleId="FootnoterefererenceCharCharCharCharCharCharChar">
@@ -5865,7 +5605,7 @@
       <w:kern w:val="2"/>
       <w:sz w:val="24"/>
       <w:szCs w:val="24"/>
-      <w:lang w:bidi="ar-SA"/>
+      <w:lang w:val="en-US" w:bidi="ar-SA"/>
     </w:rPr>
   </w:style>
   <w:style w:type="character" w:styleId="FootnoteChar">
@@ -5875,7 +5615,7 @@
       <w:kern w:val="2"/>
       <w:sz w:val="16"/>
       <w:szCs w:val="16"/>
-      <w:lang w:bidi="ar-SA"/>
+      <w:lang w:val="en-US" w:bidi="ar-SA"/>
     </w:rPr>
   </w:style>
   <w:style w:type="character" w:styleId="NumberedParagraphChar">
@@ -5885,7 +5625,7 @@
       <w:kern w:val="2"/>
       <w:sz w:val="24"/>
       <w:szCs w:val="24"/>
-      <w:lang w:bidi="he-IL"/>
+      <w:lang w:val="en-US" w:bidi="he-IL"/>
     </w:rPr>
   </w:style>
   <w:style w:type="character" w:styleId="IndentChar">
@@ -5900,7 +5640,7 @@
     <w:rPr>
       <w:kern w:val="2"/>
       <w:sz w:val="24"/>
-      <w:lang w:bidi="ar-SA"/>
+      <w:lang w:val="en-US" w:bidi="ar-SA"/>
     </w:rPr>
   </w:style>
   <w:style w:type="character" w:styleId="Boldparagraph">
@@ -5923,7 +5663,7 @@
       <w:kern w:val="2"/>
       <w:sz w:val="24"/>
       <w:szCs w:val="24"/>
-      <w:lang w:bidi="ar-SA"/>
+      <w:lang w:val="en-US" w:bidi="ar-SA"/>
     </w:rPr>
   </w:style>
   <w:style w:type="character" w:styleId="Heading3Char1Char">
@@ -5935,7 +5675,7 @@
       <w:kern w:val="2"/>
       <w:sz w:val="24"/>
       <w:szCs w:val="24"/>
-      <w:lang w:bidi="he-IL"/>
+      <w:lang w:val="en-US" w:bidi="he-IL"/>
     </w:rPr>
   </w:style>
   <w:style w:type="character" w:styleId="Level2-aChar1">
@@ -5946,7 +5686,7 @@
       <w:spacing w:val="5"/>
       <w:sz w:val="24"/>
       <w:szCs w:val="24"/>
-      <w:lang w:bidi="he-IL"/>
+      <w:lang w:val="en-US" w:bidi="he-IL"/>
     </w:rPr>
   </w:style>
   <w:style w:type="character" w:styleId="IndentCharCharCharCharChar">
@@ -5957,7 +5697,7 @@
       <w:kern w:val="2"/>
       <w:sz w:val="24"/>
       <w:szCs w:val="24"/>
-      <w:lang w:bidi="ar-SA"/>
+      <w:lang w:val="en-US" w:bidi="ar-SA"/>
     </w:rPr>
   </w:style>
   <w:style w:type="character" w:styleId="IndentCharCharCharCharCharCharCharCharCharCharCharCharCharCharCharCharChar">
@@ -5966,7 +5706,7 @@
     <w:rPr>
       <w:rFonts w:eastAsia="MS Mincho"/>
       <w:kern w:val="2"/>
-      <w:lang w:bidi="he-IL"/>
+      <w:lang w:val="en-US" w:bidi="he-IL"/>
     </w:rPr>
   </w:style>
   <w:style w:type="character" w:styleId="FootnoteReference">
@@ -6047,7 +5787,7 @@
       <w:bCs/>
       <w:sz w:val="28"/>
       <w:szCs w:val="28"/>
-      <w:lang w:bidi="ar-SA"/>
+      <w:lang w:val="en-US" w:bidi="ar-SA"/>
     </w:rPr>
   </w:style>
   <w:style w:type="character" w:styleId="NumberedParagraphCharCharChar">
@@ -6057,14 +5797,14 @@
       <w:kern w:val="2"/>
       <w:sz w:val="24"/>
       <w:szCs w:val="24"/>
-      <w:lang w:bidi="he-IL"/>
+      <w:lang w:val="en-US" w:bidi="he-IL"/>
     </w:rPr>
   </w:style>
   <w:style w:type="character" w:styleId="NumberedParagraph-BulletelistLeft0Firstline0CharChar">
     <w:name w:val="Numbered Paragraph - Bullete list + Left:  0&quot; First line:  0&quot; Char Char"/>
     <w:qFormat/>
     <w:rPr>
-      <w:lang w:bidi="ar-SA"/>
+      <w:lang w:val="en-US" w:bidi="ar-SA"/>
     </w:rPr>
   </w:style>
   <w:style w:type="character" w:styleId="Heading3Char2CharChar">
@@ -6076,7 +5816,7 @@
       <w:kern w:val="2"/>
       <w:sz w:val="24"/>
       <w:szCs w:val="24"/>
-      <w:lang w:bidi="he-IL"/>
+      <w:lang w:val="en-US" w:bidi="he-IL"/>
     </w:rPr>
   </w:style>
   <w:style w:type="character" w:styleId="NumberedParagraphCharCharCharChar">
@@ -6086,7 +5826,7 @@
       <w:kern w:val="2"/>
       <w:sz w:val="24"/>
       <w:szCs w:val="24"/>
-      <w:lang w:bidi="he-IL"/>
+      <w:lang w:val="en-US" w:bidi="he-IL"/>
     </w:rPr>
   </w:style>
   <w:style w:type="character" w:styleId="HeadingdrhChar">
@@ -6108,7 +5848,7 @@
       <w:bCs/>
       <w:sz w:val="28"/>
       <w:szCs w:val="28"/>
-      <w:lang w:bidi="ar-SA"/>
+      <w:lang w:val="en-US" w:bidi="ar-SA"/>
     </w:rPr>
   </w:style>
   <w:style w:type="character" w:styleId="BodyTextCharCharCharCharCharCharChar">
@@ -6118,7 +5858,7 @@
       <w:rFonts w:ascii=".VnTimeH" w:hAnsi=".VnTimeH" w:cs=".VnTimeH"/>
       <w:b/>
       <w:sz w:val="24"/>
-      <w:lang w:bidi="ar-SA"/>
+      <w:lang w:val="en-US" w:bidi="ar-SA"/>
     </w:rPr>
   </w:style>
   <w:style w:type="character" w:styleId="titMHCharChar">
@@ -6128,7 +5868,7 @@
       <w:rFonts w:ascii="VNI-Times" w:hAnsi="VNI-Times" w:eastAsia="SimSun" w:cs="VNI-Times"/>
       <w:b/>
       <w:sz w:val="24"/>
-      <w:lang w:bidi="ar-SA"/>
+      <w:lang w:val="en-US" w:bidi="ar-SA"/>
     </w:rPr>
   </w:style>
   <w:style w:type="character" w:styleId="chungtrinhhocphanCharChar">
@@ -6138,7 +5878,7 @@
       <w:rFonts w:ascii="VNI-Times" w:hAnsi="VNI-Times" w:eastAsia="SimSun" w:cs="VNI-Times"/>
       <w:b/>
       <w:sz w:val="32"/>
-      <w:lang w:bidi="ar-SA"/>
+      <w:lang w:val="en-US" w:bidi="ar-SA"/>
     </w:rPr>
   </w:style>
   <w:style w:type="character" w:styleId="CharChar18">
@@ -6148,7 +5888,7 @@
       <w:rFonts w:ascii="VNI-Times" w:hAnsi="VNI-Times" w:eastAsia="SimSun" w:cs="VNI-Times"/>
       <w:b/>
       <w:sz w:val="24"/>
-      <w:lang w:bidi="ar-SA"/>
+      <w:lang w:val="en-US" w:bidi="ar-SA"/>
     </w:rPr>
   </w:style>
   <w:style w:type="character" w:styleId="tChar1">
@@ -6161,7 +5901,7 @@
       <w:spacing w:val="40"/>
       <w:sz w:val="28"/>
       <w:szCs w:val="32"/>
-      <w:lang w:bidi="ar-SA"/>
+      <w:lang w:val="en-US" w:bidi="ar-SA"/>
     </w:rPr>
   </w:style>
   <w:style w:type="character" w:styleId="a3Char">
@@ -6171,7 +5911,7 @@
       <w:rFonts w:ascii=".VnTimeH" w:hAnsi=".VnTimeH" w:eastAsia="SimSun" w:cs=".VnTimeH"/>
       <w:b/>
       <w:sz w:val="26"/>
-      <w:lang w:bidi="ar-SA"/>
+      <w:lang w:val="en-US" w:bidi="ar-SA"/>
     </w:rPr>
   </w:style>
   <w:style w:type="character" w:styleId="2nChar">
@@ -6182,7 +5922,7 @@
       <w:b/>
       <w:sz w:val="28"/>
       <w:szCs w:val="22"/>
-      <w:lang w:bidi="ar-SA"/>
+      <w:lang w:val="en-US" w:bidi="ar-SA"/>
     </w:rPr>
   </w:style>
   <w:style w:type="character" w:styleId="g1Char">
@@ -6192,7 +5932,7 @@
       <w:rFonts w:ascii=".VnTime" w:hAnsi=".VnTime" w:eastAsia="SimSun" w:cs=".VnTime"/>
       <w:sz w:val="26"/>
       <w:szCs w:val="26"/>
-      <w:lang w:bidi="ar-SA"/>
+      <w:lang w:val="en-US" w:bidi="ar-SA"/>
     </w:rPr>
   </w:style>
   <w:style w:type="character" w:styleId="tmChar1">
@@ -6202,7 +5942,7 @@
       <w:rFonts w:ascii=".VnAvant" w:hAnsi=".VnAvant" w:eastAsia="SimSun" w:cs=".VnAvant"/>
       <w:b/>
       <w:sz w:val="24"/>
-      <w:lang w:bidi="ar-SA"/>
+      <w:lang w:val="en-US" w:bidi="ar-SA"/>
     </w:rPr>
   </w:style>
   <w:style w:type="character" w:styleId="tendemucChar">
@@ -6224,6 +5964,7 @@
       <w:bCs/>
       <w:sz w:val="28"/>
       <w:szCs w:val="28"/>
+      <w:lang w:val="en-US"/>
     </w:rPr>
   </w:style>
   <w:style w:type="character" w:styleId="MucmonChar">
@@ -6235,6 +5976,7 @@
       <w:bCs/>
       <w:sz w:val="28"/>
       <w:szCs w:val="28"/>
+      <w:lang w:val="en-US"/>
     </w:rPr>
   </w:style>
   <w:style w:type="character" w:styleId="MucchinhChar">
@@ -6247,6 +5989,7 @@
       <w:color w:val="000000"/>
       <w:sz w:val="28"/>
       <w:szCs w:val="28"/>
+      <w:lang w:val="en-US"/>
     </w:rPr>
   </w:style>
   <w:style w:type="character" w:styleId="Style13ptBoldItalicCondensedby02pt">
@@ -6285,7 +6028,7 @@
       <w:color w:val="000000"/>
       <w:sz w:val="28"/>
       <w:szCs w:val="28"/>
-      <w:lang w:bidi="ar-SA"/>
+      <w:lang w:val="en-US" w:bidi="ar-SA"/>
     </w:rPr>
   </w:style>
   <w:style w:type="character" w:styleId="MChar">
@@ -6295,7 +6038,7 @@
       <w:rFonts w:ascii=".VnCourier NewH" w:hAnsi=".VnCourier NewH" w:cs=".VnCourier NewH"/>
       <w:b/>
       <w:sz w:val="32"/>
-      <w:lang w:bidi="ar-SA"/>
+      <w:lang w:val="en-US" w:bidi="ar-SA"/>
     </w:rPr>
   </w:style>
   <w:style w:type="character" w:styleId="2Char">
@@ -6305,7 +6048,7 @@
       <w:rFonts w:ascii=".VnTimeH" w:hAnsi=".VnTimeH" w:cs=".VnTimeH"/>
       <w:b/>
       <w:sz w:val="26"/>
-      <w:lang w:bidi="ar-SA"/>
+      <w:lang w:val="en-US" w:bidi="ar-SA"/>
     </w:rPr>
   </w:style>
   <w:style w:type="character" w:styleId="ctChar">
@@ -6315,7 +6058,7 @@
       <w:rFonts w:ascii=".VnGothic" w:hAnsi=".VnGothic" w:cs=".VnVogueH"/>
       <w:sz w:val="40"/>
       <w:szCs w:val="40"/>
-      <w:lang w:bidi="ar-SA"/>
+      <w:lang w:val="en-US" w:bidi="ar-SA"/>
     </w:rPr>
   </w:style>
   <w:style w:type="character" w:styleId="cCharChar">
@@ -6325,7 +6068,7 @@
       <w:rFonts w:ascii=".VnAvant" w:hAnsi=".VnAvant" w:cs=".VnAvant"/>
       <w:b/>
       <w:sz w:val="24"/>
-      <w:lang w:bidi="ar-SA"/>
+      <w:lang w:val="en-US" w:bidi="ar-SA"/>
     </w:rPr>
   </w:style>
   <w:style w:type="character" w:styleId="tmChar">
@@ -6335,7 +6078,7 @@
       <w:rFonts w:ascii=".VnAvant" w:hAnsi=".VnAvant" w:cs=".VnAvant"/>
       <w:b/>
       <w:sz w:val="24"/>
-      <w:lang w:bidi="ar-SA"/>
+      <w:lang w:val="en-US" w:bidi="ar-SA"/>
     </w:rPr>
   </w:style>
   <w:style w:type="character" w:styleId="nChar">
@@ -6350,7 +6093,7 @@
       <w:color w:val="4F81BD"/>
       <w:sz w:val="28"/>
       <w:szCs w:val="26"/>
-      <w:lang w:bidi="ar-SA"/>
+      <w:lang w:val="en-US" w:bidi="ar-SA"/>
     </w:rPr>
   </w:style>
   <w:style w:type="character" w:styleId="ngChar">
@@ -6366,7 +6109,7 @@
       <w:rFonts w:ascii=".VnTime" w:hAnsi=".VnTime" w:eastAsia="SimSun" w:cs=".VnTime"/>
       <w:sz w:val="26"/>
       <w:szCs w:val="26"/>
-      <w:lang w:bidi="ar-SA"/>
+      <w:lang w:val="en-US" w:bidi="ar-SA"/>
     </w:rPr>
   </w:style>
   <w:style w:type="character" w:styleId="g1CharChar">
@@ -6401,7 +6144,7 @@
     <w:rPr>
       <w:sz w:val="28"/>
       <w:szCs w:val="28"/>
-      <w:lang w:bidi="ar-SA"/>
+      <w:lang w:val="en-US" w:bidi="ar-SA"/>
     </w:rPr>
   </w:style>
   <w:style w:type="character" w:styleId="tCharChar">
@@ -6414,7 +6157,7 @@
       <w:spacing w:val="40"/>
       <w:sz w:val="28"/>
       <w:szCs w:val="32"/>
-      <w:lang w:bidi="ar-SA"/>
+      <w:lang w:val="en-US" w:bidi="ar-SA"/>
     </w:rPr>
   </w:style>
   <w:style w:type="character" w:styleId="1CharChar">
@@ -6428,7 +6171,7 @@
       <w:spacing w:val="40"/>
       <w:sz w:val="26"/>
       <w:szCs w:val="24"/>
-      <w:lang w:bidi="ar-SA"/>
+      <w:lang w:val="en-US" w:bidi="ar-SA"/>
     </w:rPr>
   </w:style>
   <w:style w:type="character" w:styleId="Style9CharCharChar">
@@ -6451,7 +6194,7 @@
       <w:spacing w:val="40"/>
       <w:sz w:val="24"/>
       <w:szCs w:val="24"/>
-      <w:lang w:bidi="ar-SA"/>
+      <w:lang w:val="en-US" w:bidi="ar-SA"/>
     </w:rPr>
   </w:style>
   <w:style w:type="character" w:styleId="Char">
@@ -6461,7 +6204,7 @@
       <w:rFonts w:ascii=".VnTimeH" w:hAnsi=".VnTimeH" w:cs=".VnTimeH"/>
       <w:kern w:val="2"/>
       <w:sz w:val="26"/>
-      <w:lang w:bidi="ar-SA"/>
+      <w:lang w:val="en-US" w:bidi="ar-SA"/>
     </w:rPr>
   </w:style>
   <w:style w:type="character" w:styleId="Style9CharCharCharCharCharChar">
@@ -6503,7 +6246,7 @@
       <w:b/>
       <w:sz w:val="28"/>
       <w:szCs w:val="28"/>
-      <w:lang w:bidi="ar-SA"/>
+      <w:lang w:val="en-US" w:bidi="ar-SA"/>
     </w:rPr>
   </w:style>
   <w:style w:type="character" w:styleId="11Char">
@@ -6543,7 +6286,7 @@
       <w:rFonts w:ascii=".VnTime" w:hAnsi=".VnTime" w:eastAsia=".VnTime" w:cs=".VnTime"/>
       <w:sz w:val="28"/>
       <w:szCs w:val="28"/>
-      <w:lang w:bidi="ar-SA"/>
+      <w:lang w:val="en-US" w:bidi="ar-SA"/>
     </w:rPr>
   </w:style>
   <w:style w:type="character" w:styleId="1noidungChar">
@@ -6552,7 +6295,7 @@
     <w:rPr>
       <w:rFonts w:ascii="Arial" w:hAnsi="Arial" w:cs="Arial"/>
       <w:sz w:val="24"/>
-      <w:lang w:val="en-US" w:bidi="ar-SA"/>
+      <w:lang w:val="vi-VN" w:bidi="ar-SA"/>
     </w:rPr>
   </w:style>
   <w:style w:type="character" w:styleId="atn">
@@ -6574,14 +6317,14 @@
       <w:b/>
       <w:sz w:val="26"/>
       <w:szCs w:val="26"/>
-      <w:lang w:bidi="ar-SA"/>
+      <w:lang w:val="en-US" w:bidi="ar-SA"/>
     </w:rPr>
   </w:style>
   <w:style w:type="character" w:styleId="Style7Char">
     <w:name w:val="Style7 Char"/>
     <w:qFormat/>
     <w:rPr>
-      <w:lang w:bidi="ar-SA"/>
+      <w:lang w:val="en-US" w:bidi="ar-SA"/>
     </w:rPr>
   </w:style>
   <w:style w:type="character" w:styleId="frametitle">
@@ -6616,7 +6359,7 @@
       <w:spacing w:val="24"/>
       <w:sz w:val="28"/>
       <w:szCs w:val="28"/>
-      <w:lang w:bidi="ar-SA"/>
+      <w:lang w:val="en-US" w:bidi="ar-SA"/>
     </w:rPr>
   </w:style>
   <w:style w:type="character" w:styleId="dieuCharChar1">
@@ -6628,25 +6371,25 @@
       <w:spacing w:val="24"/>
       <w:sz w:val="26"/>
       <w:szCs w:val="26"/>
-      <w:lang w:bidi="ar-SA"/>
+      <w:lang w:val="en-US" w:bidi="ar-SA"/>
     </w:rPr>
   </w:style>
   <w:style w:type="character" w:styleId="CenterChar">
     <w:name w:val="Center Char"/>
-    <w:qFormat/>
-    <w:rPr>
-      <w:sz w:val="28"/>
-      <w:szCs w:val="28"/>
-      <w:lang w:val="vi-VN" w:bidi="ar-SA"/>
-    </w:rPr>
-  </w:style>
-  <w:style w:type="character" w:styleId="TenvbChar">
-    <w:name w:val="Tenvb Char"/>
     <w:qFormat/>
     <w:rPr>
       <w:sz w:val="28"/>
       <w:szCs w:val="28"/>
       <w:lang w:bidi="ar-SA"/>
+    </w:rPr>
+  </w:style>
+  <w:style w:type="character" w:styleId="TenvbChar">
+    <w:name w:val="Tenvb Char"/>
+    <w:qFormat/>
+    <w:rPr>
+      <w:sz w:val="28"/>
+      <w:szCs w:val="28"/>
+      <w:lang w:val="en-US" w:bidi="ar-SA"/>
     </w:rPr>
   </w:style>
   <w:style w:type="character" w:styleId="OFFICE1Char">
@@ -6670,7 +6413,7 @@
       <w:iCs/>
       <w:sz w:val="26"/>
       <w:szCs w:val="26"/>
-      <w:lang w:bidi="ar-SA"/>
+      <w:lang w:val="en-US" w:bidi="ar-SA"/>
     </w:rPr>
   </w:style>
   <w:style w:type="character" w:styleId="MMTopic2Char">
@@ -6684,7 +6427,7 @@
       <w:iCs/>
       <w:sz w:val="28"/>
       <w:szCs w:val="28"/>
-      <w:lang w:bidi="ar-SA"/>
+      <w:lang w:val="en-US" w:bidi="ar-SA"/>
     </w:rPr>
   </w:style>
   <w:style w:type="character" w:styleId="Heading8Char1">
@@ -6695,7 +6438,7 @@
       <w:iCs/>
       <w:sz w:val="24"/>
       <w:szCs w:val="24"/>
-      <w:lang w:bidi="ar-SA"/>
+      <w:lang w:val="en-US" w:bidi="ar-SA"/>
     </w:rPr>
   </w:style>
   <w:style w:type="character" w:styleId="BodyTextIndentChar">
@@ -6716,7 +6459,7 @@
       <w:color w:val="000000"/>
       <w:sz w:val="22"/>
       <w:szCs w:val="22"/>
-      <w:lang w:bidi="ar-SA"/>
+      <w:lang w:val="en-US" w:bidi="ar-SA"/>
     </w:rPr>
   </w:style>
   <w:style w:type="character" w:styleId="11chucdanhnguoiky-co11CharChar">
@@ -6728,7 +6471,7 @@
       <w:color w:val="000000"/>
       <w:sz w:val="22"/>
       <w:szCs w:val="22"/>
-      <w:lang w:bidi="ar-SA"/>
+      <w:lang w:val="en-US" w:bidi="ar-SA"/>
     </w:rPr>
   </w:style>
   <w:style w:type="character" w:styleId="6tenmucphanCharCharChar">
@@ -6740,7 +6483,7 @@
       <w:color w:val="000000"/>
       <w:sz w:val="22"/>
       <w:szCs w:val="22"/>
-      <w:lang w:bidi="ar-SA"/>
+      <w:lang w:val="en-US" w:bidi="ar-SA"/>
     </w:rPr>
   </w:style>
   <w:style w:type="character" w:styleId="1chinhtrangChar1CharCharChar">
@@ -6751,7 +6494,7 @@
       <w:color w:val="000000"/>
       <w:sz w:val="22"/>
       <w:szCs w:val="22"/>
-      <w:lang w:bidi="ar-SA"/>
+      <w:lang w:val="en-US" w:bidi="ar-SA"/>
     </w:rPr>
   </w:style>
   <w:style w:type="character" w:styleId="coCharCharChar">
@@ -6762,7 +6505,7 @@
       <w:color w:val="000000"/>
       <w:sz w:val="22"/>
       <w:szCs w:val="22"/>
-      <w:lang w:bidi="ar-SA"/>
+      <w:lang w:val="en-US" w:bidi="ar-SA"/>
     </w:rPr>
   </w:style>
   <w:style w:type="character" w:styleId="BodyTextIndent3Char">
@@ -6789,7 +6532,7 @@
       <w:color w:val="000000"/>
       <w:sz w:val="22"/>
       <w:szCs w:val="22"/>
-      <w:lang w:bidi="ar-SA"/>
+      <w:lang w:val="en-US" w:bidi="ar-SA"/>
     </w:rPr>
   </w:style>
   <w:style w:type="character" w:styleId="4tenchuongCharCharChar">
@@ -6801,7 +6544,7 @@
       <w:color w:val="000000"/>
       <w:sz w:val="22"/>
       <w:szCs w:val="22"/>
-      <w:lang w:bidi="ar-SA"/>
+      <w:lang w:val="en-US" w:bidi="ar-SA"/>
     </w:rPr>
   </w:style>
   <w:style w:type="character" w:styleId="71CharCharCharCharCharCharCharCharChar">
@@ -6824,7 +6567,7 @@
       <w:color w:val="000000"/>
       <w:sz w:val="22"/>
       <w:szCs w:val="22"/>
-      <w:lang w:bidi="ar-SA"/>
+      <w:lang w:val="en-US" w:bidi="ar-SA"/>
     </w:rPr>
   </w:style>
   <w:style w:type="character" w:styleId="cChar1CharCharCharChar">
@@ -6835,7 +6578,7 @@
       <w:color w:val="000000"/>
       <w:sz w:val="22"/>
       <w:szCs w:val="22"/>
-      <w:lang w:bidi="ar-SA"/>
+      <w:lang w:val="en-US" w:bidi="ar-SA"/>
     </w:rPr>
   </w:style>
   <w:style w:type="character" w:styleId="1chinhtrangChar">
@@ -6857,7 +6600,7 @@
       <w:color w:val="000000"/>
       <w:sz w:val="22"/>
       <w:szCs w:val="22"/>
-      <w:lang w:bidi="ar-SA"/>
+      <w:lang w:val="en-US" w:bidi="ar-SA"/>
     </w:rPr>
   </w:style>
   <w:style w:type="character" w:styleId="cCharCharChar">
@@ -6875,7 +6618,7 @@
       <w:color w:val="000000"/>
       <w:sz w:val="22"/>
       <w:szCs w:val="22"/>
-      <w:lang w:bidi="ar-SA"/>
+      <w:lang w:val="en-US" w:bidi="ar-SA"/>
     </w:rPr>
   </w:style>
   <w:style w:type="character" w:styleId="1chinhtrangCharCharCharCharCharCharChar">
@@ -6886,7 +6629,7 @@
       <w:color w:val="000000"/>
       <w:sz w:val="22"/>
       <w:szCs w:val="22"/>
-      <w:lang w:bidi="ar-SA"/>
+      <w:lang w:val="en-US" w:bidi="ar-SA"/>
     </w:rPr>
   </w:style>
   <w:style w:type="character" w:styleId="4tenchuongCharCharCharCharCharChar">
@@ -6898,7 +6641,7 @@
       <w:color w:val="000000"/>
       <w:sz w:val="22"/>
       <w:szCs w:val="22"/>
-      <w:lang w:bidi="ar-SA"/>
+      <w:lang w:val="en-US" w:bidi="ar-SA"/>
     </w:rPr>
   </w:style>
   <w:style w:type="character" w:styleId="2dongcachCharCharCharCharCharChar">
@@ -6910,7 +6653,7 @@
       <w:color w:val="000000"/>
       <w:sz w:val="22"/>
       <w:szCs w:val="22"/>
-      <w:lang w:bidi="ar-SA"/>
+      <w:lang w:val="en-US" w:bidi="ar-SA"/>
     </w:rPr>
   </w:style>
   <w:style w:type="character" w:styleId="1chinhtrangCharChar1CharCharCharChar">
@@ -6921,7 +6664,7 @@
       <w:color w:val="000000"/>
       <w:sz w:val="22"/>
       <w:szCs w:val="22"/>
-      <w:lang w:bidi="ar-SA"/>
+      <w:lang w:val="en-US" w:bidi="ar-SA"/>
     </w:rPr>
   </w:style>
   <w:style w:type="character" w:styleId="cCharCharCharCharCharChar">
@@ -6932,7 +6675,7 @@
       <w:color w:val="000000"/>
       <w:sz w:val="22"/>
       <w:szCs w:val="26"/>
-      <w:lang w:bidi="ar-SA"/>
+      <w:lang w:val="en-US" w:bidi="ar-SA"/>
     </w:rPr>
   </w:style>
   <w:style w:type="character" w:styleId="coCharCharCharCharCharChar">
@@ -6943,7 +6686,7 @@
       <w:color w:val="000000"/>
       <w:sz w:val="22"/>
       <w:szCs w:val="22"/>
-      <w:lang w:bidi="ar-SA"/>
+      <w:lang w:val="en-US" w:bidi="ar-SA"/>
     </w:rPr>
   </w:style>
   <w:style w:type="character" w:styleId="TitleCharCharChar1">
@@ -6965,7 +6708,7 @@
       <w:color w:val="000000"/>
       <w:sz w:val="22"/>
       <w:szCs w:val="22"/>
-      <w:lang w:bidi="ar-SA"/>
+      <w:lang w:val="en-US" w:bidi="ar-SA"/>
     </w:rPr>
   </w:style>
   <w:style w:type="character" w:styleId="aCharCharChar">
@@ -6977,7 +6720,7 @@
       <w:color w:val="000000"/>
       <w:sz w:val="26"/>
       <w:szCs w:val="26"/>
-      <w:lang w:bidi="ar-SA"/>
+      <w:lang w:val="en-US" w:bidi="ar-SA"/>
     </w:rPr>
   </w:style>
   <w:style w:type="character" w:styleId="eCharCharChar">
@@ -6990,7 +6733,7 @@
       <w:color w:val="000000"/>
       <w:sz w:val="22"/>
       <w:szCs w:val="22"/>
-      <w:lang w:bidi="ar-SA"/>
+      <w:lang w:val="en-US" w:bidi="ar-SA"/>
     </w:rPr>
   </w:style>
   <w:style w:type="character" w:styleId="17CharChar">
@@ -7003,7 +6746,7 @@
       <w:color w:val="000000"/>
       <w:sz w:val="26"/>
       <w:szCs w:val="26"/>
-      <w:lang w:bidi="ar-SA"/>
+      <w:lang w:val="en-US" w:bidi="ar-SA"/>
     </w:rPr>
   </w:style>
   <w:style w:type="character" w:styleId="phanCharCharCharCharCharCharChar">
@@ -7015,7 +6758,7 @@
       <w:color w:val="000000"/>
       <w:sz w:val="22"/>
       <w:szCs w:val="22"/>
-      <w:lang w:bidi="ar-SA"/>
+      <w:lang w:val="en-US" w:bidi="ar-SA"/>
     </w:rPr>
   </w:style>
   <w:style w:type="character" w:styleId="cChar2">
@@ -7027,7 +6770,7 @@
       <w:color w:val="000000"/>
       <w:sz w:val="22"/>
       <w:szCs w:val="22"/>
-      <w:lang w:bidi="ar-SA"/>
+      <w:lang w:val="en-US" w:bidi="ar-SA"/>
     </w:rPr>
   </w:style>
   <w:style w:type="character" w:styleId="3sochuongCharCharChar">
@@ -7039,7 +6782,7 @@
       <w:color w:val="000000"/>
       <w:sz w:val="22"/>
       <w:szCs w:val="22"/>
-      <w:lang w:bidi="ar-SA"/>
+      <w:lang w:val="en-US" w:bidi="ar-SA"/>
     </w:rPr>
   </w:style>
   <w:style w:type="character" w:styleId="noCharCharCharChar">
@@ -7050,7 +6793,7 @@
       <w:color w:val="000000"/>
       <w:sz w:val="22"/>
       <w:szCs w:val="22"/>
-      <w:lang w:bidi="ar-SA"/>
+      <w:lang w:val="en-US" w:bidi="ar-SA"/>
     </w:rPr>
   </w:style>
   <w:style w:type="character" w:styleId="1chinhtrangCharCharChar1CharChar">
@@ -7061,7 +6804,7 @@
       <w:color w:val="000000"/>
       <w:sz w:val="22"/>
       <w:szCs w:val="22"/>
-      <w:lang w:bidi="ar-SA"/>
+      <w:lang w:val="en-US" w:bidi="ar-SA"/>
     </w:rPr>
   </w:style>
   <w:style w:type="character" w:styleId="z-TopofFormChar1">
@@ -7095,7 +6838,7 @@
       <w:color w:val="0000FF"/>
       <w:spacing w:val="24"/>
       <w:sz w:val="28"/>
-      <w:lang w:bidi="ar-SA"/>
+      <w:lang w:val="en-US" w:bidi="ar-SA"/>
     </w:rPr>
   </w:style>
   <w:style w:type="character" w:styleId="71CharChar">
@@ -7107,7 +6850,7 @@
       <w:color w:val="000000"/>
       <w:sz w:val="22"/>
       <w:szCs w:val="22"/>
-      <w:lang w:bidi="ar-SA"/>
+      <w:lang w:val="en-US" w:bidi="ar-SA"/>
     </w:rPr>
   </w:style>
   <w:style w:type="character" w:styleId="DocumentMapChar2">
@@ -7115,7 +6858,7 @@
     <w:qFormat/>
     <w:rPr>
       <w:rFonts w:ascii="Tahoma" w:hAnsi="Tahoma" w:cs="Tahoma"/>
-      <w:lang w:bidi="ar-SA"/>
+      <w:lang w:val="en-US" w:bidi="ar-SA"/>
     </w:rPr>
   </w:style>
   <w:style w:type="character" w:styleId="71CharChar1">
@@ -7167,7 +6910,7 @@
     <w:name w:val="Endnote Text Char1"/>
     <w:qFormat/>
     <w:rPr>
-      <w:lang w:bidi="ar-SA"/>
+      <w:lang w:val="en-US" w:bidi="ar-SA"/>
     </w:rPr>
   </w:style>
   <w:style w:type="character" w:styleId="SubtitleChar2">
@@ -7177,7 +6920,7 @@
       <w:rFonts w:ascii=".VnTimeH" w:hAnsi=".VnTimeH" w:cs=".VnTimeH"/>
       <w:b/>
       <w:sz w:val="28"/>
-      <w:lang w:bidi="ar-SA"/>
+      <w:lang w:val="en-US" w:bidi="ar-SA"/>
     </w:rPr>
   </w:style>
   <w:style w:type="character" w:styleId="15CharCharCharChar">
@@ -7190,7 +6933,7 @@
       <w:spacing w:val="20"/>
       <w:sz w:val="26"/>
       <w:szCs w:val="26"/>
-      <w:lang w:bidi="ar-SA"/>
+      <w:lang w:val="en-US" w:bidi="ar-SA"/>
     </w:rPr>
   </w:style>
   <w:style w:type="character" w:styleId="4CharCharCharChar">
@@ -7204,7 +6947,7 @@
       <w:spacing w:val="28"/>
       <w:sz w:val="23"/>
       <w:szCs w:val="23"/>
-      <w:lang w:bidi="ar-SA"/>
+      <w:lang w:val="en-US" w:bidi="ar-SA"/>
     </w:rPr>
   </w:style>
   <w:style w:type="character" w:styleId="5CharCharCharChar">
@@ -7219,7 +6962,7 @@
       <w:color w:val="000000"/>
       <w:sz w:val="23"/>
       <w:szCs w:val="23"/>
-      <w:lang w:bidi="ar-SA"/>
+      <w:lang w:val="en-US" w:bidi="ar-SA"/>
     </w:rPr>
   </w:style>
   <w:style w:type="character" w:styleId="DNnd2chuongChar">
@@ -7231,7 +6974,7 @@
       <w:bCs/>
       <w:color w:val="000000"/>
       <w:sz w:val="22"/>
-      <w:lang w:bidi="ar-SA"/>
+      <w:lang w:val="en-US" w:bidi="ar-SA"/>
     </w:rPr>
   </w:style>
   <w:style w:type="character" w:styleId="DNnd1quyetdinhChar">
@@ -7243,7 +6986,7 @@
       <w:color w:val="000000"/>
       <w:sz w:val="32"/>
       <w:szCs w:val="32"/>
-      <w:lang w:bidi="ar-SA"/>
+      <w:lang w:val="en-US" w:bidi="ar-SA"/>
     </w:rPr>
   </w:style>
   <w:style w:type="character" w:styleId="DNtd6trichyeuVBChar">
@@ -7254,7 +6997,7 @@
       <w:color w:val="000000"/>
       <w:sz w:val="26"/>
       <w:szCs w:val="26"/>
-      <w:lang w:bidi="ar-SA"/>
+      <w:lang w:val="en-US" w:bidi="ar-SA"/>
     </w:rPr>
   </w:style>
   <w:style w:type="character" w:styleId="1CharCharCharChar">
@@ -7265,7 +7008,7 @@
       <w:color w:val="000000"/>
       <w:sz w:val="22"/>
       <w:szCs w:val="22"/>
-      <w:lang w:bidi="ar-SA"/>
+      <w:lang w:val="en-US" w:bidi="ar-SA"/>
     </w:rPr>
   </w:style>
   <w:style w:type="character" w:styleId="7CharCharChar">
@@ -7278,7 +7021,7 @@
       <w:spacing w:val="28"/>
       <w:sz w:val="22"/>
       <w:szCs w:val="22"/>
-      <w:lang w:bidi="ar-SA"/>
+      <w:lang w:val="en-US" w:bidi="ar-SA"/>
     </w:rPr>
   </w:style>
   <w:style w:type="character" w:styleId="1chinhtrangChar1">
@@ -7289,7 +7032,7 @@
       <w:color w:val="000000"/>
       <w:sz w:val="22"/>
       <w:szCs w:val="22"/>
-      <w:lang w:bidi="ar-SA"/>
+      <w:lang w:val="en-US" w:bidi="ar-SA"/>
     </w:rPr>
   </w:style>
   <w:style w:type="character" w:styleId="1chinhtrangCharCharChar2CharCharCharCharChar">
@@ -7300,7 +7043,7 @@
       <w:color w:val="000000"/>
       <w:sz w:val="23"/>
       <w:szCs w:val="23"/>
-      <w:lang w:bidi="ar-SA"/>
+      <w:lang w:val="en-US" w:bidi="ar-SA"/>
     </w:rPr>
   </w:style>
   <w:style w:type="character" w:styleId="4tenchuongCharChar1">
@@ -7312,7 +7055,7 @@
       <w:color w:val="000000"/>
       <w:sz w:val="22"/>
       <w:szCs w:val="22"/>
-      <w:lang w:bidi="ar-SA"/>
+      <w:lang w:val="en-US" w:bidi="ar-SA"/>
     </w:rPr>
   </w:style>
   <w:style w:type="character" w:styleId="1chinhtrangCharChar4CharChar">
@@ -7323,7 +7066,7 @@
       <w:color w:val="000000"/>
       <w:sz w:val="23"/>
       <w:szCs w:val="23"/>
-      <w:lang w:bidi="ar-SA"/>
+      <w:lang w:val="en-US" w:bidi="ar-SA"/>
     </w:rPr>
   </w:style>
   <w:style w:type="character" w:styleId="nCharChar">
@@ -7342,7 +7085,7 @@
       <w:color w:val="000000"/>
       <w:sz w:val="22"/>
       <w:szCs w:val="22"/>
-      <w:lang w:bidi="ar-SA"/>
+      <w:lang w:val="en-US" w:bidi="ar-SA"/>
     </w:rPr>
   </w:style>
   <w:style w:type="character" w:styleId="4tenchuongChar1">
@@ -7354,7 +7097,7 @@
       <w:color w:val="000000"/>
       <w:sz w:val="22"/>
       <w:szCs w:val="22"/>
-      <w:lang w:bidi="ar-SA"/>
+      <w:lang w:val="en-US" w:bidi="ar-SA"/>
     </w:rPr>
   </w:style>
   <w:style w:type="character" w:styleId="2dongcachChar1">
@@ -7366,7 +7109,7 @@
       <w:color w:val="000000"/>
       <w:sz w:val="22"/>
       <w:szCs w:val="22"/>
-      <w:lang w:bidi="ar-SA"/>
+      <w:lang w:val="en-US" w:bidi="ar-SA"/>
     </w:rPr>
   </w:style>
   <w:style w:type="character" w:styleId="1chinhtrangCharCharChar2">
@@ -7377,7 +7120,7 @@
       <w:color w:val="000000"/>
       <w:sz w:val="23"/>
       <w:szCs w:val="23"/>
-      <w:lang w:bidi="ar-SA"/>
+      <w:lang w:val="en-US" w:bidi="ar-SA"/>
     </w:rPr>
   </w:style>
   <w:style w:type="character" w:styleId="1chinhtrangChar1CharCharCharChar">
@@ -7388,7 +7131,7 @@
       <w:color w:val="000000"/>
       <w:sz w:val="22"/>
       <w:szCs w:val="22"/>
-      <w:lang w:bidi="ar-SA"/>
+      <w:lang w:val="en-US" w:bidi="ar-SA"/>
     </w:rPr>
   </w:style>
   <w:style w:type="character" w:styleId="cChar1CharCharCharCharChar">
@@ -7399,7 +7142,7 @@
       <w:color w:val="000000"/>
       <w:sz w:val="22"/>
       <w:szCs w:val="22"/>
-      <w:lang w:bidi="ar-SA"/>
+      <w:lang w:val="en-US" w:bidi="ar-SA"/>
     </w:rPr>
   </w:style>
   <w:style w:type="character" w:styleId="PlainTextChar1">
@@ -7407,7 +7150,7 @@
     <w:qFormat/>
     <w:rPr>
       <w:rFonts w:ascii="Courier New" w:hAnsi="Courier New" w:cs="Courier New"/>
-      <w:lang w:bidi="ar-SA"/>
+      <w:lang w:val="en-US" w:bidi="ar-SA"/>
     </w:rPr>
   </w:style>
   <w:style w:type="character" w:styleId="17CharCharChar">
@@ -7420,7 +7163,7 @@
       <w:color w:val="000000"/>
       <w:sz w:val="26"/>
       <w:szCs w:val="26"/>
-      <w:lang w:bidi="ar-SA"/>
+      <w:lang w:val="en-US" w:bidi="ar-SA"/>
     </w:rPr>
   </w:style>
   <w:style w:type="character" w:styleId="2dongcachCharCharCharChar">
@@ -7432,7 +7175,7 @@
       <w:color w:val="000000"/>
       <w:sz w:val="22"/>
       <w:szCs w:val="22"/>
-      <w:lang w:bidi="ar-SA"/>
+      <w:lang w:val="en-US" w:bidi="ar-SA"/>
     </w:rPr>
   </w:style>
   <w:style w:type="character" w:styleId="11chucdanhnguoiky-co11CharCharChar">
@@ -7444,7 +7187,7 @@
       <w:color w:val="000000"/>
       <w:sz w:val="22"/>
       <w:szCs w:val="22"/>
-      <w:lang w:bidi="ar-SA"/>
+      <w:lang w:val="en-US" w:bidi="ar-SA"/>
     </w:rPr>
   </w:style>
   <w:style w:type="character" w:styleId="coCharCharCharChar">
@@ -7455,7 +7198,7 @@
       <w:color w:val="000000"/>
       <w:sz w:val="22"/>
       <w:szCs w:val="22"/>
-      <w:lang w:bidi="ar-SA"/>
+      <w:lang w:val="en-US" w:bidi="ar-SA"/>
     </w:rPr>
   </w:style>
   <w:style w:type="character" w:styleId="noCharCharCharCharChar">
@@ -7466,7 +7209,7 @@
       <w:color w:val="000000"/>
       <w:sz w:val="22"/>
       <w:szCs w:val="22"/>
-      <w:lang w:bidi="ar-SA"/>
+      <w:lang w:val="en-US" w:bidi="ar-SA"/>
     </w:rPr>
   </w:style>
   <w:style w:type="character" w:styleId="cCharCharCharChar">
@@ -7478,7 +7221,7 @@
       <w:color w:val="000000"/>
       <w:sz w:val="22"/>
       <w:szCs w:val="22"/>
-      <w:lang w:bidi="ar-SA"/>
+      <w:lang w:val="en-US" w:bidi="ar-SA"/>
     </w:rPr>
   </w:style>
   <w:style w:type="character" w:styleId="TitleChar1">
@@ -7490,7 +7233,7 @@
       <w:bCs/>
       <w:sz w:val="24"/>
       <w:szCs w:val="24"/>
-      <w:lang w:bidi="ar-SA"/>
+      <w:lang w:val="en-US" w:bidi="ar-SA"/>
     </w:rPr>
   </w:style>
   <w:style w:type="character" w:styleId="3sochuongCharCharCharChar">
@@ -7502,7 +7245,7 @@
       <w:color w:val="000000"/>
       <w:sz w:val="22"/>
       <w:szCs w:val="22"/>
-      <w:lang w:bidi="ar-SA"/>
+      <w:lang w:val="en-US" w:bidi="ar-SA"/>
     </w:rPr>
   </w:style>
   <w:style w:type="character" w:styleId="6tenmucphanCharCharCharCharChar">
@@ -7514,7 +7257,7 @@
       <w:color w:val="000000"/>
       <w:sz w:val="22"/>
       <w:szCs w:val="22"/>
-      <w:lang w:bidi="ar-SA"/>
+      <w:lang w:val="en-US" w:bidi="ar-SA"/>
     </w:rPr>
   </w:style>
   <w:style w:type="character" w:styleId="11chucdanhnguoiky-co11CharCharCharChar">
@@ -7526,7 +7269,7 @@
       <w:color w:val="000000"/>
       <w:sz w:val="22"/>
       <w:szCs w:val="22"/>
-      <w:lang w:bidi="ar-SA"/>
+      <w:lang w:val="en-US" w:bidi="ar-SA"/>
     </w:rPr>
   </w:style>
   <w:style w:type="character" w:styleId="1chinhtrangCharChar1CharCharCharCharChar">
@@ -7537,7 +7280,7 @@
       <w:color w:val="000000"/>
       <w:sz w:val="22"/>
       <w:szCs w:val="22"/>
-      <w:lang w:bidi="ar-SA"/>
+      <w:lang w:val="en-US" w:bidi="ar-SA"/>
     </w:rPr>
   </w:style>
   <w:style w:type="character" w:styleId="eCharCharCharChar">
@@ -7550,7 +7293,7 @@
       <w:color w:val="000000"/>
       <w:sz w:val="22"/>
       <w:szCs w:val="22"/>
-      <w:lang w:bidi="ar-SA"/>
+      <w:lang w:val="en-US" w:bidi="ar-SA"/>
     </w:rPr>
   </w:style>
   <w:style w:type="character" w:styleId="1chinhtrangCharCharCharCharChar">
@@ -7561,7 +7304,7 @@
       <w:color w:val="000000"/>
       <w:sz w:val="22"/>
       <w:szCs w:val="22"/>
-      <w:lang w:bidi="ar-SA"/>
+      <w:lang w:val="en-US" w:bidi="ar-SA"/>
     </w:rPr>
   </w:style>
   <w:style w:type="character" w:styleId="71CharCharCharChar">
@@ -7592,7 +7335,7 @@
       <w:rFonts w:ascii=".VnTime" w:hAnsi=".VnTime" w:cs="Times New Roman"/>
       <w:sz w:val="28"/>
       <w:szCs w:val="28"/>
-      <w:lang w:bidi="ar-SA"/>
+      <w:lang w:val="en-US" w:bidi="ar-SA"/>
     </w:rPr>
   </w:style>
   <w:style w:type="character" w:styleId="Heading6Char1">
@@ -7605,7 +7348,7 @@
       <w:color w:val="000000"/>
       <w:sz w:val="26"/>
       <w:szCs w:val="26"/>
-      <w:lang w:bidi="ar-SA"/>
+      <w:lang w:val="en-US" w:bidi="ar-SA"/>
     </w:rPr>
   </w:style>
   <w:style w:type="character" w:styleId="1chinhtrangChar1CharCharCharCharChar">
@@ -7638,7 +7381,7 @@
       <w:color w:val="000000"/>
       <w:sz w:val="22"/>
       <w:szCs w:val="22"/>
-      <w:lang w:bidi="ar-SA"/>
+      <w:lang w:val="en-US" w:bidi="ar-SA"/>
     </w:rPr>
   </w:style>
   <w:style w:type="character" w:styleId="HTMLCite">
@@ -7672,6 +7415,7 @@
       <w:rFonts w:ascii=".VnCentury Schoolbook" w:hAnsi=".VnCentury Schoolbook" w:cs="Times New Roman"/>
       <w:b/>
       <w:color w:val="000000"/>
+      <w:lang w:val="en-US"/>
     </w:rPr>
   </w:style>
   <w:style w:type="character" w:styleId="5somucCharChar2">
@@ -7681,6 +7425,7 @@
       <w:rFonts w:ascii=".VnCentury Schoolbook" w:hAnsi=".VnCentury Schoolbook" w:cs="Times New Roman"/>
       <w:b/>
       <w:color w:val="000000"/>
+      <w:lang w:val="en-US"/>
     </w:rPr>
   </w:style>
   <w:style w:type="character" w:styleId="nCharChar1">
@@ -7691,7 +7436,7 @@
       <w:color w:val="000000"/>
       <w:sz w:val="22"/>
       <w:szCs w:val="22"/>
-      <w:lang w:bidi="ar-SA"/>
+      <w:lang w:val="en-US" w:bidi="ar-SA"/>
     </w:rPr>
   </w:style>
   <w:style w:type="character" w:styleId="5somuc1">
@@ -7701,6 +7446,7 @@
       <w:rFonts w:ascii=".VnCentury Schoolbook" w:hAnsi=".VnCentury Schoolbook" w:cs="Times New Roman"/>
       <w:b/>
       <w:color w:val="000000"/>
+      <w:lang w:val="en-US"/>
     </w:rPr>
   </w:style>
   <w:style w:type="character" w:styleId="noCharChar1">
@@ -7711,7 +7457,7 @@
       <w:color w:val="000000"/>
       <w:sz w:val="22"/>
       <w:szCs w:val="22"/>
-      <w:lang w:bidi="ar-SA"/>
+      <w:lang w:val="en-US" w:bidi="ar-SA"/>
     </w:rPr>
   </w:style>
   <w:style w:type="character" w:styleId="1chinhtrangChar2Char">
@@ -7722,7 +7468,7 @@
       <w:color w:val="000000"/>
       <w:sz w:val="22"/>
       <w:szCs w:val="22"/>
-      <w:lang w:bidi="ar-SA"/>
+      <w:lang w:val="en-US" w:bidi="ar-SA"/>
     </w:rPr>
   </w:style>
   <w:style w:type="character" w:styleId="4tenchuongCharCharChar1">
@@ -7734,7 +7480,7 @@
       <w:color w:val="000000"/>
       <w:sz w:val="22"/>
       <w:szCs w:val="22"/>
-      <w:lang w:bidi="ar-SA"/>
+      <w:lang w:val="en-US" w:bidi="ar-SA"/>
     </w:rPr>
   </w:style>
   <w:style w:type="character" w:styleId="2dongcachCharCharChar1">
@@ -7746,7 +7492,7 @@
       <w:color w:val="000000"/>
       <w:sz w:val="22"/>
       <w:szCs w:val="22"/>
-      <w:lang w:bidi="ar-SA"/>
+      <w:lang w:val="en-US" w:bidi="ar-SA"/>
     </w:rPr>
   </w:style>
   <w:style w:type="character" w:styleId="1chinhtrangCharChar2">
@@ -7757,7 +7503,7 @@
       <w:color w:val="000000"/>
       <w:sz w:val="22"/>
       <w:szCs w:val="22"/>
-      <w:lang w:bidi="ar-SA"/>
+      <w:lang w:val="en-US" w:bidi="ar-SA"/>
     </w:rPr>
   </w:style>
   <w:style w:type="character" w:styleId="E-mailSignatureChar1">
@@ -7766,7 +7512,7 @@
     <w:rPr>
       <w:sz w:val="24"/>
       <w:szCs w:val="24"/>
-      <w:lang w:bidi="ar-SA"/>
+      <w:lang w:val="en-US" w:bidi="ar-SA"/>
     </w:rPr>
   </w:style>
   <w:style w:type="character" w:styleId="postbody">
@@ -7783,6 +7529,7 @@
       <w:rFonts w:ascii=".VnCentury Schoolbook" w:hAnsi=".VnCentury Schoolbook" w:cs=".VnCentury Schoolbook"/>
       <w:color w:val="000000"/>
       <w:sz w:val="22"/>
+      <w:lang w:val="en-US"/>
     </w:rPr>
   </w:style>
   <w:style w:type="character" w:styleId="1chinhtrangChar1CharCharCharCharCharChar">
@@ -7792,6 +7539,7 @@
       <w:rFonts w:ascii=".VnCentury Schoolbook" w:hAnsi=".VnCentury Schoolbook" w:cs=".VnCentury Schoolbook"/>
       <w:color w:val="000000"/>
       <w:sz w:val="22"/>
+      <w:lang w:val="en-US"/>
     </w:rPr>
   </w:style>
   <w:style w:type="character" w:styleId="cChar1CharCharCharCharCharCharCharChar">
@@ -7801,6 +7549,7 @@
       <w:rFonts w:ascii=".VnCentury Schoolbook" w:hAnsi=".VnCentury Schoolbook" w:cs=".VnCentury Schoolbook"/>
       <w:color w:val="000000"/>
       <w:sz w:val="22"/>
+      <w:lang w:val="en-US"/>
     </w:rPr>
   </w:style>
   <w:style w:type="character" w:styleId="cChar1CharCharCharCharCharCharChar">
@@ -7810,6 +7559,7 @@
       <w:rFonts w:ascii=".VnCentury Schoolbook" w:hAnsi=".VnCentury Schoolbook" w:cs=".VnCentury Schoolbook"/>
       <w:color w:val="000000"/>
       <w:sz w:val="22"/>
+      <w:lang w:val="en-US"/>
     </w:rPr>
   </w:style>
   <w:style w:type="character" w:styleId="nCharCharCharCharCharCharChar">
@@ -7819,6 +7569,7 @@
       <w:rFonts w:ascii=".VnCentury Schoolbook" w:hAnsi=".VnCentury Schoolbook" w:cs=".VnCentury Schoolbook"/>
       <w:color w:val="000000"/>
       <w:sz w:val="22"/>
+      <w:lang w:val="en-US"/>
     </w:rPr>
   </w:style>
   <w:style w:type="character" w:styleId="nCharCharCharCharCharChar">
@@ -7828,6 +7579,7 @@
       <w:rFonts w:ascii=".VnCentury Schoolbook" w:hAnsi=".VnCentury Schoolbook" w:cs=".VnCentury Schoolbook"/>
       <w:color w:val="000000"/>
       <w:sz w:val="22"/>
+      <w:lang w:val="en-US"/>
     </w:rPr>
   </w:style>
   <w:style w:type="character" w:styleId="BodyTextFirstIndentChar1">
@@ -7836,7 +7588,7 @@
     <w:rPr>
       <w:sz w:val="24"/>
       <w:szCs w:val="24"/>
-      <w:lang w:bidi="ar-SA"/>
+      <w:lang w:val="en-US" w:bidi="ar-SA"/>
     </w:rPr>
   </w:style>
   <w:style w:type="character" w:styleId="BodyTextFirstIndent2Char1">
@@ -7846,7 +7598,7 @@
       <w:rFonts w:ascii=".VnTime" w:hAnsi=".VnTime" w:cs="Times New Roman"/>
       <w:sz w:val="24"/>
       <w:szCs w:val="24"/>
-      <w:lang w:bidi="ar-SA"/>
+      <w:lang w:val="en-US" w:bidi="ar-SA"/>
     </w:rPr>
   </w:style>
   <w:style w:type="character" w:styleId="ClosingChar1">
@@ -7855,7 +7607,7 @@
     <w:rPr>
       <w:sz w:val="24"/>
       <w:szCs w:val="24"/>
-      <w:lang w:bidi="ar-SA"/>
+      <w:lang w:val="en-US" w:bidi="ar-SA"/>
     </w:rPr>
   </w:style>
   <w:style w:type="character" w:styleId="HTMLAddressChar1">
@@ -7866,7 +7618,7 @@
       <w:iCs/>
       <w:sz w:val="24"/>
       <w:szCs w:val="24"/>
-      <w:lang w:bidi="ar-SA"/>
+      <w:lang w:val="en-US" w:bidi="ar-SA"/>
     </w:rPr>
   </w:style>
   <w:style w:type="character" w:styleId="HTMLPreformattedChar1">
@@ -7874,7 +7626,7 @@
     <w:qFormat/>
     <w:rPr>
       <w:rFonts w:ascii="Arial Unicode MS" w:hAnsi="Arial Unicode MS" w:eastAsia="Arial Unicode MS" w:cs="Arial Unicode MS"/>
-      <w:lang w:bidi="ar-SA"/>
+      <w:lang w:val="en-US" w:bidi="ar-SA"/>
     </w:rPr>
   </w:style>
   <w:style w:type="character" w:styleId="MessageHeaderChar1">
@@ -7884,7 +7636,7 @@
       <w:rFonts w:ascii="Arial" w:hAnsi="Arial" w:cs="Arial"/>
       <w:sz w:val="24"/>
       <w:szCs w:val="24"/>
-      <w:lang w:bidi="ar-SA"/>
+      <w:lang w:val="en-US" w:bidi="ar-SA"/>
     </w:rPr>
   </w:style>
   <w:style w:type="character" w:styleId="NoteHeadingChar1">
@@ -7893,7 +7645,7 @@
     <w:rPr>
       <w:sz w:val="24"/>
       <w:szCs w:val="24"/>
-      <w:lang w:bidi="ar-SA"/>
+      <w:lang w:val="en-US" w:bidi="ar-SA"/>
     </w:rPr>
   </w:style>
   <w:style w:type="character" w:styleId="SalutationChar1">
@@ -7902,7 +7654,7 @@
     <w:rPr>
       <w:sz w:val="28"/>
       <w:szCs w:val="28"/>
-      <w:lang w:bidi="ar-SA"/>
+      <w:lang w:val="en-US" w:bidi="ar-SA"/>
     </w:rPr>
   </w:style>
   <w:style w:type="character" w:styleId="SignatureChar1">
@@ -7911,7 +7663,7 @@
     <w:rPr>
       <w:sz w:val="24"/>
       <w:szCs w:val="24"/>
-      <w:lang w:bidi="ar-SA"/>
+      <w:lang w:val="en-US" w:bidi="ar-SA"/>
     </w:rPr>
   </w:style>
   <w:style w:type="character" w:styleId="Style1chinhtrangChar1BoldCharCharCharChar">
@@ -7922,6 +7674,7 @@
       <w:b/>
       <w:color w:val="000000"/>
       <w:sz w:val="22"/>
+      <w:lang w:val="en-US"/>
     </w:rPr>
   </w:style>
   <w:style w:type="character" w:styleId="noCharCharCharCharCharChar">
@@ -7932,7 +7685,7 @@
       <w:color w:val="000000"/>
       <w:sz w:val="22"/>
       <w:szCs w:val="22"/>
-      <w:lang w:bidi="ar-SA"/>
+      <w:lang w:val="en-US" w:bidi="ar-SA"/>
     </w:rPr>
   </w:style>
   <w:style w:type="character" w:styleId="71CharCharCharCharCharCharCharCharCharChar">
@@ -7944,7 +7697,7 @@
       <w:color w:val="000000"/>
       <w:sz w:val="22"/>
       <w:szCs w:val="22"/>
-      <w:lang w:bidi="ar-SA"/>
+      <w:lang w:val="en-US" w:bidi="ar-SA"/>
     </w:rPr>
   </w:style>
   <w:style w:type="character" w:styleId="8DakyCharCharCharCharChar">
@@ -7956,7 +7709,7 @@
       <w:color w:val="000000"/>
       <w:sz w:val="22"/>
       <w:szCs w:val="22"/>
-      <w:lang w:bidi="ar-SA"/>
+      <w:lang w:val="en-US" w:bidi="ar-SA"/>
     </w:rPr>
   </w:style>
   <w:style w:type="character" w:styleId="5somucCharCharCharCharCharCharCharCharCharCharChar">
@@ -7968,7 +7721,7 @@
       <w:color w:val="000000"/>
       <w:sz w:val="22"/>
       <w:szCs w:val="22"/>
-      <w:lang w:bidi="ar-SA"/>
+      <w:lang w:val="en-US" w:bidi="ar-SA"/>
     </w:rPr>
   </w:style>
   <w:style w:type="character" w:styleId="1chinhtrangCharCharCharCharCharCharCharChar">
@@ -7979,7 +7732,7 @@
       <w:color w:val="000000"/>
       <w:sz w:val="22"/>
       <w:szCs w:val="22"/>
-      <w:lang w:bidi="ar-SA"/>
+      <w:lang w:val="en-US" w:bidi="ar-SA"/>
     </w:rPr>
   </w:style>
   <w:style w:type="character" w:styleId="4tenchuongCharCharCharCharCharCharChar">
@@ -7991,7 +7744,7 @@
       <w:color w:val="000000"/>
       <w:sz w:val="22"/>
       <w:szCs w:val="22"/>
-      <w:lang w:bidi="ar-SA"/>
+      <w:lang w:val="en-US" w:bidi="ar-SA"/>
     </w:rPr>
   </w:style>
   <w:style w:type="character" w:styleId="2dongcachCharCharCharCharCharCharChar">
@@ -8003,7 +7756,7 @@
       <w:color w:val="000000"/>
       <w:sz w:val="22"/>
       <w:szCs w:val="22"/>
-      <w:lang w:bidi="ar-SA"/>
+      <w:lang w:val="en-US" w:bidi="ar-SA"/>
     </w:rPr>
   </w:style>
   <w:style w:type="character" w:styleId="cCharCharCharCharCharCharChar">
@@ -8013,6 +7766,7 @@
       <w:rFonts w:ascii=".VnCentury Schoolbook" w:hAnsi=".VnCentury Schoolbook" w:cs=".VnCentury Schoolbook"/>
       <w:color w:val="000000"/>
       <w:sz w:val="26"/>
+      <w:lang w:val="en-US"/>
     </w:rPr>
   </w:style>
   <w:style w:type="character" w:styleId="coCharCharCharCharCharCharChar">
@@ -8023,7 +7777,7 @@
       <w:color w:val="000000"/>
       <w:sz w:val="22"/>
       <w:szCs w:val="22"/>
-      <w:lang w:bidi="ar-SA"/>
+      <w:lang w:val="en-US" w:bidi="ar-SA"/>
     </w:rPr>
   </w:style>
   <w:style w:type="character" w:styleId="aCharCharCharChar">
@@ -8035,7 +7789,7 @@
       <w:color w:val="000000"/>
       <w:sz w:val="26"/>
       <w:szCs w:val="26"/>
-      <w:lang w:bidi="ar-SA"/>
+      <w:lang w:val="en-US" w:bidi="ar-SA"/>
     </w:rPr>
   </w:style>
   <w:style w:type="character" w:styleId="phanCharCharCharCharCharCharCharChar">
@@ -8047,7 +7801,7 @@
       <w:color w:val="000000"/>
       <w:sz w:val="22"/>
       <w:szCs w:val="22"/>
-      <w:lang w:bidi="ar-SA"/>
+      <w:lang w:val="en-US" w:bidi="ar-SA"/>
     </w:rPr>
   </w:style>
   <w:style w:type="character" w:styleId="71CharCharCharCharCharCharChar">
@@ -8059,7 +7813,7 @@
       <w:color w:val="000000"/>
       <w:sz w:val="22"/>
       <w:szCs w:val="22"/>
-      <w:lang w:bidi="ar-SA"/>
+      <w:lang w:val="en-US" w:bidi="ar-SA"/>
     </w:rPr>
   </w:style>
   <w:style w:type="character" w:styleId="5somucCharCharCharCharCharCharCharChar">
@@ -8071,7 +7825,7 @@
       <w:color w:val="000000"/>
       <w:sz w:val="22"/>
       <w:szCs w:val="22"/>
-      <w:lang w:bidi="ar-SA"/>
+      <w:lang w:val="en-US" w:bidi="ar-SA"/>
     </w:rPr>
   </w:style>
   <w:style w:type="character" w:styleId="phanCharCharCharCharChar">
@@ -8083,7 +7837,7 @@
       <w:color w:val="000000"/>
       <w:sz w:val="22"/>
       <w:szCs w:val="22"/>
-      <w:lang w:bidi="ar-SA"/>
+      <w:lang w:val="en-US" w:bidi="ar-SA"/>
     </w:rPr>
   </w:style>
   <w:style w:type="character" w:styleId="Heading1Char2CharChar1">
@@ -8096,7 +7850,7 @@
       <w:kern w:val="2"/>
       <w:sz w:val="32"/>
       <w:szCs w:val="32"/>
-      <w:lang w:bidi="ar-SA"/>
+      <w:lang w:val="en-US" w:bidi="ar-SA"/>
     </w:rPr>
   </w:style>
   <w:style w:type="character" w:styleId="prodetaiidesc1">
@@ -8125,7 +7879,7 @@
       <w:kern w:val="2"/>
       <w:sz w:val="32"/>
       <w:szCs w:val="32"/>
-      <w:lang w:bidi="ar-SA"/>
+      <w:lang w:val="en-US" w:bidi="ar-SA"/>
     </w:rPr>
   </w:style>
   <w:style w:type="character" w:styleId="grame">
@@ -8207,7 +7961,7 @@
       <w:rFonts w:ascii="Calibri" w:hAnsi="Calibri" w:cs="Cordia New"/>
       <w:sz w:val="22"/>
       <w:szCs w:val="22"/>
-      <w:lang w:bidi="en-US"/>
+      <w:lang w:val="en-US" w:bidi="en-US"/>
     </w:rPr>
   </w:style>
   <w:style w:type="character" w:styleId="PlaceholderText">
@@ -8231,7 +7985,7 @@
     <w:rPr>
       <w:sz w:val="28"/>
       <w:szCs w:val="28"/>
-      <w:lang w:bidi="ar-SA"/>
+      <w:lang w:val="en-US" w:bidi="ar-SA"/>
     </w:rPr>
   </w:style>
   <w:style w:type="character" w:styleId="CharChar51">
@@ -8242,6 +7996,7 @@
       <w:b/>
       <w:i/>
       <w:sz w:val="28"/>
+      <w:lang w:val="en-US"/>
     </w:rPr>
   </w:style>
   <w:style w:type="character" w:styleId="CharChar611">
@@ -8251,6 +8006,7 @@
       <w:b/>
       <w:kern w:val="2"/>
       <w:sz w:val="48"/>
+      <w:lang w:val="en-US"/>
     </w:rPr>
   </w:style>
   <w:style w:type="character" w:styleId="abChar">
@@ -8261,7 +8017,7 @@
       <w:bCs/>
       <w:sz w:val="40"/>
       <w:szCs w:val="40"/>
-      <w:lang w:val="vi-VN" w:bidi="ar-SA"/>
+      <w:lang w:bidi="ar-SA"/>
     </w:rPr>
   </w:style>
   <w:style w:type="character" w:styleId="bChar">
@@ -8272,7 +8028,7 @@
       <w:color w:val="000000"/>
       <w:sz w:val="26"/>
       <w:szCs w:val="26"/>
-      <w:lang w:bidi="ar-SA"/>
+      <w:lang w:val="en-US" w:bidi="ar-SA"/>
     </w:rPr>
   </w:style>
   <w:style w:type="character" w:styleId="price">
@@ -8292,7 +8048,6 @@
       <w:rFonts w:ascii="Times New Roman" w:hAnsi="Times New Roman" w:eastAsia="Times New Roman" w:cs="Times New Roman"/>
       <w:sz w:val="28"/>
       <w:szCs w:val="28"/>
-      <w:lang w:val="vi-VN"/>
     </w:rPr>
   </w:style>
   <w:style w:type="character" w:styleId="FooterChar1">
@@ -8302,7 +8057,6 @@
       <w:rFonts w:ascii="Times New Roman" w:hAnsi="Times New Roman" w:eastAsia="Times New Roman" w:cs="Times New Roman"/>
       <w:sz w:val="28"/>
       <w:szCs w:val="28"/>
-      <w:lang w:val="vi-VN"/>
     </w:rPr>
   </w:style>
   <w:style w:type="character" w:styleId="cattitolo1">
@@ -8332,7 +8086,7 @@
       <w:rFonts w:ascii="Tahoma" w:hAnsi="Tahoma" w:cs="Tahoma"/>
       <w:sz w:val="16"/>
       <w:szCs w:val="16"/>
-      <w:lang w:bidi="ar-SA"/>
+      <w:lang w:val="en-US" w:bidi="ar-SA"/>
     </w:rPr>
   </w:style>
   <w:style w:type="character" w:styleId="HeaderCharChar">
@@ -8341,7 +8095,7 @@
     <w:rPr>
       <w:sz w:val="24"/>
       <w:szCs w:val="24"/>
-      <w:lang w:bidi="ar-SA"/>
+      <w:lang w:val="en-US" w:bidi="ar-SA"/>
     </w:rPr>
   </w:style>
   <w:style w:type="character" w:styleId="10CachdongChar">
@@ -8351,7 +8105,7 @@
       <w:rFonts w:eastAsia="Batang"/>
       <w:sz w:val="28"/>
       <w:szCs w:val="26"/>
-      <w:lang w:val="en-US" w:bidi="ar-SA"/>
+      <w:lang w:val="vi-VN" w:bidi="ar-SA"/>
     </w:rPr>
   </w:style>
   <w:style w:type="character" w:styleId="heading4-h">
@@ -8365,7 +8119,7 @@
     <w:qFormat/>
     <w:rPr>
       <w:rFonts w:ascii="Courier New" w:hAnsi="Courier New" w:cs="Courier New"/>
-      <w:lang w:bidi="ar-SA"/>
+      <w:lang w:val="en-US" w:bidi="ar-SA"/>
     </w:rPr>
   </w:style>
   <w:style w:type="character" w:styleId="HeaderChar">
@@ -8408,7 +8162,7 @@
       <w:b/>
       <w:sz w:val="24"/>
       <w:szCs w:val="24"/>
-      <w:lang w:val="en-US" w:eastAsia="en-US" w:bidi="ar-SA"/>
+      <w:lang w:val="vi-VN" w:eastAsia="vi-VN" w:bidi="ar-SA"/>
     </w:rPr>
   </w:style>
   <w:style w:type="character" w:styleId="muc11Char">
@@ -8421,7 +8175,7 @@
       <w:color w:val="000000"/>
       <w:sz w:val="22"/>
       <w:szCs w:val="22"/>
-      <w:lang w:val="en-US" w:eastAsia="en-US" w:bidi="ar-SA"/>
+      <w:lang w:val="vi-VN" w:eastAsia="vi-VN" w:bidi="ar-SA"/>
     </w:rPr>
   </w:style>
   <w:style w:type="character" w:styleId="ReportTitleCharChar1">
@@ -8434,7 +8188,7 @@
       <w:kern w:val="2"/>
       <w:sz w:val="36"/>
       <w:szCs w:val="32"/>
-      <w:lang w:val="en-US" w:eastAsia="en-US"/>
+      <w:lang w:val="vi-VN" w:eastAsia="vi-VN"/>
     </w:rPr>
   </w:style>
   <w:style w:type="character" w:styleId="cO9Char">
@@ -8511,7 +8265,7 @@
       <w:b/>
       <w:sz w:val="24"/>
       <w:szCs w:val="26"/>
-      <w:lang w:val="en-US" w:eastAsia="en-US" w:bidi="ar-SA"/>
+      <w:lang w:val="vi-VN" w:eastAsia="vi-VN" w:bidi="ar-SA"/>
     </w:rPr>
   </w:style>
   <w:style w:type="character" w:styleId="ReportTitleCharChar">
@@ -8532,7 +8286,7 @@
       <w:b/>
       <w:sz w:val="26"/>
       <w:szCs w:val="26"/>
-      <w:lang w:val="en-US" w:eastAsia="en-US" w:bidi="ar-SA"/>
+      <w:lang w:val="vi-VN" w:eastAsia="vi-VN" w:bidi="ar-SA"/>
     </w:rPr>
   </w:style>
   <w:style w:type="character" w:styleId="mw-editsection">
@@ -8562,7 +8316,7 @@
       <w:bCs/>
       <w:sz w:val="28"/>
       <w:szCs w:val="24"/>
-      <w:lang w:bidi="ar-SA"/>
+      <w:lang w:val="en-US" w:bidi="ar-SA"/>
     </w:rPr>
   </w:style>
   <w:style w:type="character" w:styleId="TITLECharChar">
@@ -8575,7 +8329,7 @@
       <w:iCs/>
       <w:sz w:val="26"/>
       <w:szCs w:val="26"/>
-      <w:lang w:bidi="ar-SA"/>
+      <w:lang w:val="en-US" w:bidi="ar-SA"/>
     </w:rPr>
   </w:style>
   <w:style w:type="character" w:styleId="FAATableTextChar">
@@ -8583,7 +8337,7 @@
     <w:qFormat/>
     <w:rPr>
       <w:rFonts w:ascii="Arial Narrow" w:hAnsi="Arial Narrow" w:eastAsia="Calibri" w:cs="Arial Narrow"/>
-      <w:lang w:val="en-US" w:bidi="ar-SA"/>
+      <w:lang w:val="vi-VN" w:bidi="ar-SA"/>
     </w:rPr>
   </w:style>
   <w:style w:type="character" w:styleId="StyleStyleHeading29pt12ptNotItalicChar">
@@ -8596,7 +8350,7 @@
       <w:color w:val="FF0000"/>
       <w:sz w:val="22"/>
       <w:szCs w:val="22"/>
-      <w:lang w:val="en-US" w:bidi="ar-SA"/>
+      <w:lang w:val="vi-VN" w:bidi="ar-SA"/>
     </w:rPr>
   </w:style>
   <w:style w:type="character" w:styleId="Style15">
@@ -8687,7 +8441,7 @@
     <w:qFormat/>
     <w:rPr>
       <w:rFonts w:ascii="Consolas" w:hAnsi="Consolas" w:eastAsia="Calibri" w:cs="Consolas"/>
-      <w:lang w:bidi="ar-SA"/>
+      <w:lang w:val="en-US" w:bidi="ar-SA"/>
     </w:rPr>
   </w:style>
   <w:style w:type="character" w:styleId="Style5Char">
@@ -8696,7 +8450,7 @@
     <w:rPr>
       <w:sz w:val="28"/>
       <w:szCs w:val="28"/>
-      <w:lang w:bidi="ar-SA"/>
+      <w:lang w:val="en-US" w:bidi="ar-SA"/>
     </w:rPr>
   </w:style>
   <w:style w:type="character" w:styleId="Heading2CharCharCharChar">
@@ -9643,7 +9397,7 @@
       <w:rFonts w:ascii="Calibri" w:hAnsi="Calibri" w:eastAsia="Calibri" w:cs="Calibri"/>
       <w:sz w:val="22"/>
       <w:szCs w:val="22"/>
-      <w:lang w:bidi="ar-SA"/>
+      <w:lang w:val="en-US" w:bidi="ar-SA"/>
     </w:rPr>
   </w:style>
   <w:style w:type="character" w:styleId="msoins">
@@ -9669,7 +9423,7 @@
     <w:rPr>
       <w:sz w:val="24"/>
       <w:szCs w:val="24"/>
-      <w:lang w:bidi="ar-SA"/>
+      <w:lang w:val="en-US" w:bidi="ar-SA"/>
     </w:rPr>
   </w:style>
   <w:style w:type="character" w:styleId="charchar10">
@@ -9685,7 +9439,7 @@
       <w:rFonts w:eastAsia="Arial"/>
       <w:sz w:val="16"/>
       <w:szCs w:val="16"/>
-      <w:lang w:val="vi-VN" w:bidi="ar-SA"/>
+      <w:lang w:bidi="ar-SA"/>
     </w:rPr>
   </w:style>
   <w:style w:type="character" w:styleId="SubtitleChar">
@@ -9698,7 +9452,7 @@
       <w:sz w:val="28"/>
       <w:szCs w:val="28"/>
       <w:u w:val="single"/>
-      <w:lang w:bidi="ar-SA"/>
+      <w:lang w:val="en-US" w:bidi="ar-SA"/>
     </w:rPr>
   </w:style>
   <w:style w:type="character" w:styleId="BalloonTextChar1">
@@ -9708,7 +9462,7 @@
       <w:rFonts w:ascii="Tahoma" w:hAnsi="Tahoma" w:cs="Tahoma"/>
       <w:sz w:val="16"/>
       <w:szCs w:val="16"/>
-      <w:lang w:val="en-US"/>
+      <w:lang w:val="vi-VN"/>
     </w:rPr>
   </w:style>
   <w:style w:type="character" w:styleId="CharChar13">
@@ -9720,6 +9474,7 @@
       <w:bCs/>
       <w:sz w:val="28"/>
       <w:szCs w:val="28"/>
+      <w:lang w:val="en-US"/>
     </w:rPr>
   </w:style>
   <w:style w:type="character" w:styleId="Footnote2">
@@ -9837,7 +9592,7 @@
     <w:qFormat/>
     <w:rPr>
       <w:shd w:fill="FFFFFF" w:val="clear"/>
-      <w:lang w:val="en-US" w:eastAsia="en-US"/>
+      <w:lang w:val="vi-VN" w:eastAsia="vi-VN"/>
     </w:rPr>
   </w:style>
   <w:style w:type="character" w:styleId="Bodytext4">
@@ -9877,7 +9632,7 @@
       <w:sz w:val="8"/>
       <w:szCs w:val="8"/>
       <w:shd w:fill="FFFFFF" w:val="clear"/>
-      <w:lang w:val="en-US" w:eastAsia="en-US"/>
+      <w:lang w:val="vi-VN" w:eastAsia="vi-VN"/>
     </w:rPr>
   </w:style>
   <w:style w:type="character" w:styleId="Tablecaption">
@@ -9893,7 +9648,7 @@
     <w:qFormat/>
     <w:rPr>
       <w:shd w:fill="FFFFFF" w:val="clear"/>
-      <w:lang w:val="en-US" w:eastAsia="en-US"/>
+      <w:lang w:val="vi-VN" w:eastAsia="vi-VN"/>
     </w:rPr>
   </w:style>
   <w:style w:type="character" w:styleId="Bodytext25">
@@ -9936,7 +9691,7 @@
     <w:rPr>
       <w:rFonts w:ascii="Microsoft Sans Serif" w:hAnsi="Microsoft Sans Serif" w:cs="Microsoft Sans Serif"/>
       <w:shd w:fill="FFFFFF" w:val="clear"/>
-      <w:lang w:val="en-US" w:eastAsia="en-US" w:bidi="ar-SA"/>
+      <w:lang w:val="vi-VN" w:eastAsia="vi-VN" w:bidi="ar-SA"/>
     </w:rPr>
   </w:style>
   <w:style w:type="character" w:styleId="Tablecaption21">
@@ -9946,7 +9701,7 @@
       <w:rFonts w:ascii="Microsoft Sans Serif" w:hAnsi="Microsoft Sans Serif" w:cs="Microsoft Sans Serif"/>
       <w:u w:val="single"/>
       <w:shd w:fill="FFFFFF" w:val="clear"/>
-      <w:lang w:val="en-US" w:eastAsia="en-US"/>
+      <w:lang w:val="vi-VN" w:eastAsia="vi-VN"/>
     </w:rPr>
   </w:style>
   <w:style w:type="character" w:styleId="Tablecaption2Italic">
@@ -9957,7 +9712,7 @@
       <w:i/>
       <w:iCs/>
       <w:shd w:fill="FFFFFF" w:val="clear"/>
-      <w:lang w:val="en-US" w:eastAsia="en-US"/>
+      <w:lang w:val="vi-VN" w:eastAsia="vi-VN"/>
     </w:rPr>
   </w:style>
   <w:style w:type="character" w:styleId="BodytextArialBlack">
@@ -9980,7 +9735,7 @@
       <w:sz w:val="8"/>
       <w:szCs w:val="8"/>
       <w:shd w:fill="FFFFFF" w:val="clear"/>
-      <w:lang w:val="en-US" w:eastAsia="en-US"/>
+      <w:lang w:val="vi-VN" w:eastAsia="vi-VN"/>
     </w:rPr>
   </w:style>
   <w:style w:type="character" w:styleId="Bodytext23">
@@ -10065,6 +9820,7 @@
       <w:sz w:val="8"/>
       <w:szCs w:val="8"/>
       <w:shd w:fill="FFFFFF" w:val="clear"/>
+      <w:lang w:val="en-US"/>
     </w:rPr>
   </w:style>
   <w:style w:type="character" w:styleId="Bodytext11pt6">
@@ -10120,7 +9876,7 @@
       <w:sz w:val="8"/>
       <w:szCs w:val="8"/>
       <w:shd w:fill="FFFFFF" w:val="clear"/>
-      <w:lang w:val="en-US" w:eastAsia="en-US"/>
+      <w:lang w:val="vi-VN" w:eastAsia="vi-VN"/>
     </w:rPr>
   </w:style>
   <w:style w:type="character" w:styleId="BodytextTrebuchetMS4">
@@ -10172,7 +9928,7 @@
     <w:qFormat/>
     <w:rPr>
       <w:shd w:fill="FFFFFF" w:val="clear"/>
-      <w:lang w:val="en-US" w:eastAsia="en-US"/>
+      <w:lang w:val="vi-VN" w:eastAsia="vi-VN"/>
     </w:rPr>
   </w:style>
   <w:style w:type="character" w:styleId="Tablecaption3">
@@ -10217,7 +9973,7 @@
       <w:sz w:val="10"/>
       <w:szCs w:val="10"/>
       <w:shd w:fill="FFFFFF" w:val="clear"/>
-      <w:lang w:val="en-US" w:eastAsia="en-US"/>
+      <w:lang w:val="vi-VN" w:eastAsia="vi-VN"/>
     </w:rPr>
   </w:style>
   <w:style w:type="character" w:styleId="Bodytext45pt11">
@@ -10251,7 +10007,7 @@
       <w:sz w:val="8"/>
       <w:szCs w:val="8"/>
       <w:shd w:fill="FFFFFF" w:val="clear"/>
-      <w:lang w:val="en-US" w:eastAsia="en-US"/>
+      <w:lang w:val="vi-VN" w:eastAsia="vi-VN"/>
     </w:rPr>
   </w:style>
   <w:style w:type="character" w:styleId="BodytextArial1">
@@ -10316,7 +10072,7 @@
       <w:sz w:val="25"/>
       <w:szCs w:val="25"/>
       <w:shd w:fill="FFFFFF" w:val="clear"/>
-      <w:lang w:val="en-US" w:eastAsia="en-US"/>
+      <w:lang w:val="vi-VN" w:eastAsia="vi-VN"/>
     </w:rPr>
   </w:style>
   <w:style w:type="character" w:styleId="Bodytext115pt14">
@@ -10338,7 +10094,7 @@
       <w:sz w:val="10"/>
       <w:szCs w:val="10"/>
       <w:shd w:fill="FFFFFF" w:val="clear"/>
-      <w:lang w:val="en-US" w:eastAsia="en-US" w:bidi="ar-SA"/>
+      <w:lang w:val="vi-VN" w:eastAsia="vi-VN" w:bidi="ar-SA"/>
     </w:rPr>
   </w:style>
   <w:style w:type="character" w:styleId="Bodytext175pt">
@@ -10358,7 +10114,7 @@
       <w:sz w:val="8"/>
       <w:szCs w:val="8"/>
       <w:shd w:fill="FFFFFF" w:val="clear"/>
-      <w:lang w:val="en-US" w:eastAsia="en-US"/>
+      <w:lang w:val="vi-VN" w:eastAsia="vi-VN"/>
     </w:rPr>
   </w:style>
   <w:style w:type="character" w:styleId="Tablecaption31">
@@ -10583,7 +10339,7 @@
       <w:sz w:val="12"/>
       <w:szCs w:val="12"/>
       <w:shd w:fill="FFFFFF" w:val="clear"/>
-      <w:lang w:val="en-US" w:eastAsia="en-US" w:bidi="ar-SA"/>
+      <w:lang w:val="vi-VN" w:eastAsia="vi-VN" w:bidi="ar-SA"/>
     </w:rPr>
   </w:style>
   <w:style w:type="character" w:styleId="Bodytext26TrebuchetMS">
@@ -10594,7 +10350,7 @@
       <w:sz w:val="14"/>
       <w:szCs w:val="14"/>
       <w:shd w:fill="FFFFFF" w:val="clear"/>
-      <w:lang w:val="en-US" w:eastAsia="en-US"/>
+      <w:lang w:val="vi-VN" w:eastAsia="vi-VN"/>
     </w:rPr>
   </w:style>
   <w:style w:type="character" w:styleId="Bodytext27">
@@ -10668,7 +10424,7 @@
       <w:sz w:val="20"/>
       <w:szCs w:val="20"/>
       <w:shd w:fill="FFFFFF" w:val="clear"/>
-      <w:lang w:val="en-US" w:eastAsia="en-US"/>
+      <w:lang w:val="vi-VN" w:eastAsia="vi-VN"/>
     </w:rPr>
   </w:style>
   <w:style w:type="character" w:styleId="BodytextItalic6">
@@ -10709,7 +10465,7 @@
       <w:sz w:val="8"/>
       <w:szCs w:val="8"/>
       <w:shd w:fill="FFFFFF" w:val="clear"/>
-      <w:lang w:val="en-US" w:eastAsia="en-US"/>
+      <w:lang w:val="vi-VN" w:eastAsia="vi-VN"/>
     </w:rPr>
   </w:style>
   <w:style w:type="character" w:styleId="Bodytext45pt10">
@@ -10791,6 +10547,7 @@
       <w:sz w:val="26"/>
       <w:szCs w:val="26"/>
       <w:shd w:fill="FFFFFF" w:val="clear"/>
+      <w:lang w:val="en-US"/>
     </w:rPr>
   </w:style>
   <w:style w:type="character" w:styleId="Bodytext171">
@@ -10817,7 +10574,7 @@
       <w:sz w:val="9"/>
       <w:szCs w:val="9"/>
       <w:shd w:fill="FFFFFF" w:val="clear"/>
-      <w:lang w:val="en-US" w:eastAsia="en-US"/>
+      <w:lang w:val="vi-VN" w:eastAsia="vi-VN"/>
     </w:rPr>
   </w:style>
   <w:style w:type="character" w:styleId="Bodytext161">
@@ -10849,6 +10606,7 @@
       <w:sz w:val="10"/>
       <w:szCs w:val="10"/>
       <w:shd w:fill="FFFFFF" w:val="clear"/>
+      <w:lang w:val="en-US"/>
     </w:rPr>
   </w:style>
   <w:style w:type="character" w:styleId="Bodytext115pt12">
@@ -10877,6 +10635,7 @@
       <w:sz w:val="23"/>
       <w:szCs w:val="23"/>
       <w:shd w:fill="FFFFFF" w:val="clear"/>
+      <w:lang w:val="en-US"/>
     </w:rPr>
   </w:style>
   <w:style w:type="character" w:styleId="Bodytext4pt7">
@@ -10910,6 +10669,7 @@
       <w:sz w:val="23"/>
       <w:szCs w:val="23"/>
       <w:shd w:fill="FFFFFF" w:val="clear"/>
+      <w:lang w:val="en-US"/>
     </w:rPr>
   </w:style>
   <w:style w:type="character" w:styleId="Bodytext5pt4">
@@ -10921,7 +10681,7 @@
       <w:sz w:val="10"/>
       <w:szCs w:val="10"/>
       <w:shd w:fill="FFFFFF" w:val="clear"/>
-      <w:lang w:val="en-US" w:eastAsia="en-US"/>
+      <w:lang w:val="vi-VN" w:eastAsia="vi-VN"/>
     </w:rPr>
   </w:style>
   <w:style w:type="character" w:styleId="Bodytext10pt">
@@ -10982,6 +10742,7 @@
       <w:sz w:val="18"/>
       <w:szCs w:val="18"/>
       <w:shd w:fill="FFFFFF" w:val="clear"/>
+      <w:lang w:val="en-US"/>
     </w:rPr>
   </w:style>
   <w:style w:type="character" w:styleId="Bodytext175pt3">
@@ -11038,6 +10799,7 @@
       <w:sz w:val="10"/>
       <w:szCs w:val="10"/>
       <w:shd w:fill="FFFFFF" w:val="clear"/>
+      <w:lang w:val="en-US"/>
     </w:rPr>
   </w:style>
   <w:style w:type="character" w:styleId="BodytextArialBlack2">
@@ -11048,6 +10810,7 @@
       <w:sz w:val="8"/>
       <w:szCs w:val="8"/>
       <w:shd w:fill="FFFFFF" w:val="clear"/>
+      <w:lang w:val="en-US"/>
     </w:rPr>
   </w:style>
   <w:style w:type="character" w:styleId="Bodytext85pt">
@@ -11077,7 +10840,7 @@
       <w:sz w:val="10"/>
       <w:szCs w:val="10"/>
       <w:shd w:fill="FFFFFF" w:val="clear"/>
-      <w:lang w:val="en-US" w:eastAsia="en-US"/>
+      <w:lang w:val="vi-VN" w:eastAsia="vi-VN"/>
     </w:rPr>
   </w:style>
   <w:style w:type="character" w:styleId="Bodytext115pt10">
@@ -11099,7 +10862,7 @@
       <w:sz w:val="9"/>
       <w:szCs w:val="9"/>
       <w:shd w:fill="FFFFFF" w:val="clear"/>
-      <w:lang w:val="en-US" w:eastAsia="en-US"/>
+      <w:lang w:val="vi-VN" w:eastAsia="vi-VN"/>
     </w:rPr>
   </w:style>
   <w:style w:type="character" w:styleId="Bodytext4pt6">
@@ -11110,6 +10873,7 @@
       <w:sz w:val="8"/>
       <w:szCs w:val="8"/>
       <w:shd w:fill="FFFFFF" w:val="clear"/>
+      <w:lang w:val="en-US"/>
     </w:rPr>
   </w:style>
   <w:style w:type="character" w:styleId="Bodytext4pt5">
@@ -11119,7 +10883,7 @@
       <w:sz w:val="8"/>
       <w:szCs w:val="8"/>
       <w:shd w:fill="FFFFFF" w:val="clear"/>
-      <w:lang w:val="en-US" w:eastAsia="en-US"/>
+      <w:lang w:val="vi-VN" w:eastAsia="vi-VN"/>
     </w:rPr>
   </w:style>
   <w:style w:type="character" w:styleId="Bodytext10pt4">
@@ -11141,7 +10905,7 @@
       <w:sz w:val="8"/>
       <w:szCs w:val="8"/>
       <w:shd w:fill="FFFFFF" w:val="clear"/>
-      <w:lang w:val="en-US" w:eastAsia="en-US" w:bidi="ar-SA"/>
+      <w:lang w:val="vi-VN" w:eastAsia="vi-VN" w:bidi="ar-SA"/>
     </w:rPr>
   </w:style>
   <w:style w:type="character" w:styleId="Tablecaption33">
@@ -11168,6 +10932,7 @@
       <w:sz w:val="8"/>
       <w:szCs w:val="8"/>
       <w:shd w:fill="FFFFFF" w:val="clear"/>
+      <w:lang w:val="en-US"/>
     </w:rPr>
   </w:style>
   <w:style w:type="character" w:styleId="Bodytext175pt1">
@@ -11210,6 +10975,7 @@
       <w:sz w:val="23"/>
       <w:szCs w:val="23"/>
       <w:shd w:fill="FFFFFF" w:val="clear"/>
+      <w:lang w:val="en-US"/>
     </w:rPr>
   </w:style>
   <w:style w:type="character" w:styleId="Bodytext13pt1">
@@ -11262,7 +11028,7 @@
       <w:sz w:val="11"/>
       <w:szCs w:val="11"/>
       <w:shd w:fill="FFFFFF" w:val="clear"/>
-      <w:lang w:val="en-US" w:eastAsia="en-US"/>
+      <w:lang w:val="vi-VN" w:eastAsia="vi-VN"/>
     </w:rPr>
   </w:style>
   <w:style w:type="character" w:styleId="Bodytext4pt4">
@@ -11272,7 +11038,7 @@
       <w:sz w:val="8"/>
       <w:szCs w:val="8"/>
       <w:shd w:fill="FFFFFF" w:val="clear"/>
-      <w:lang w:val="en-US" w:eastAsia="en-US"/>
+      <w:lang w:val="vi-VN" w:eastAsia="vi-VN"/>
     </w:rPr>
   </w:style>
   <w:style w:type="character" w:styleId="Bodytext115pt7">
@@ -11282,6 +11048,7 @@
       <w:sz w:val="23"/>
       <w:szCs w:val="23"/>
       <w:shd w:fill="FFFFFF" w:val="clear"/>
+      <w:lang w:val="en-US"/>
     </w:rPr>
   </w:style>
   <w:style w:type="character" w:styleId="BodytextSpacing-2pt">
@@ -11290,6 +11057,7 @@
     <w:rPr>
       <w:spacing w:val="-40"/>
       <w:shd w:fill="FFFFFF" w:val="clear"/>
+      <w:lang w:val="en-US"/>
     </w:rPr>
   </w:style>
   <w:style w:type="character" w:styleId="Bodytext135pt1">
@@ -11299,6 +11067,7 @@
       <w:sz w:val="27"/>
       <w:szCs w:val="27"/>
       <w:shd w:fill="FFFFFF" w:val="clear"/>
+      <w:lang w:val="en-US"/>
     </w:rPr>
   </w:style>
   <w:style w:type="character" w:styleId="Tablecaption6">
@@ -11308,7 +11077,7 @@
       <w:sz w:val="22"/>
       <w:szCs w:val="22"/>
       <w:shd w:fill="FFFFFF" w:val="clear"/>
-      <w:lang w:val="en-US" w:eastAsia="en-US" w:bidi="ar-SA"/>
+      <w:lang w:val="vi-VN" w:eastAsia="vi-VN" w:bidi="ar-SA"/>
     </w:rPr>
   </w:style>
   <w:style w:type="character" w:styleId="Tablecaption65pt">
@@ -11320,7 +11089,7 @@
       <w:sz w:val="10"/>
       <w:szCs w:val="10"/>
       <w:shd w:fill="FFFFFF" w:val="clear"/>
-      <w:lang w:val="en-US" w:eastAsia="en-US"/>
+      <w:lang w:val="vi-VN" w:eastAsia="vi-VN"/>
     </w:rPr>
   </w:style>
   <w:style w:type="character" w:styleId="TablecaptionItalic">
@@ -11330,6 +11099,7 @@
       <w:i/>
       <w:iCs/>
       <w:shd w:fill="FFFFFF" w:val="clear"/>
+      <w:lang w:val="en-US"/>
     </w:rPr>
   </w:style>
   <w:style w:type="character" w:styleId="BodytextGaramond">
@@ -11376,7 +11146,7 @@
       <w:sz w:val="8"/>
       <w:szCs w:val="8"/>
       <w:shd w:fill="FFFFFF" w:val="clear"/>
-      <w:lang w:val="en-US" w:eastAsia="en-US"/>
+      <w:lang w:val="vi-VN" w:eastAsia="vi-VN"/>
     </w:rPr>
   </w:style>
   <w:style w:type="character" w:styleId="Bodytext11pt3">
@@ -11407,6 +11177,7 @@
       <w:sz w:val="20"/>
       <w:szCs w:val="20"/>
       <w:shd w:fill="FFFFFF" w:val="clear"/>
+      <w:lang w:val="en-US"/>
     </w:rPr>
   </w:style>
   <w:style w:type="character" w:styleId="Bodytext91">
@@ -11468,6 +11239,7 @@
     <w:qFormat/>
     <w:rPr>
       <w:shd w:fill="FFFFFF" w:val="clear"/>
+      <w:lang w:val="en-US"/>
     </w:rPr>
   </w:style>
   <w:style w:type="character" w:styleId="BodytextItalic1">
@@ -11507,7 +11279,7 @@
       <w:sz w:val="15"/>
       <w:szCs w:val="15"/>
       <w:shd w:fill="FFFFFF" w:val="clear"/>
-      <w:lang w:val="en-US" w:eastAsia="en-US"/>
+      <w:lang w:val="vi-VN" w:eastAsia="vi-VN"/>
     </w:rPr>
   </w:style>
   <w:style w:type="character" w:styleId="Bodytext45pt5">
@@ -11519,7 +11291,7 @@
       <w:sz w:val="9"/>
       <w:szCs w:val="9"/>
       <w:shd w:fill="FFFFFF" w:val="clear"/>
-      <w:lang w:val="en-US" w:eastAsia="en-US"/>
+      <w:lang w:val="vi-VN" w:eastAsia="vi-VN"/>
     </w:rPr>
   </w:style>
   <w:style w:type="character" w:styleId="BodytextCourierNew">
@@ -11532,7 +11304,7 @@
       <w:sz w:val="8"/>
       <w:szCs w:val="8"/>
       <w:shd w:fill="FFFFFF" w:val="clear"/>
-      <w:lang w:val="en-US" w:eastAsia="en-US"/>
+      <w:lang w:val="vi-VN" w:eastAsia="vi-VN"/>
     </w:rPr>
   </w:style>
   <w:style w:type="character" w:styleId="Bodytext4pt3">
@@ -11596,7 +11368,7 @@
       <w:sz w:val="9"/>
       <w:szCs w:val="9"/>
       <w:shd w:fill="FFFFFF" w:val="clear"/>
-      <w:lang w:val="en-US" w:eastAsia="en-US"/>
+      <w:lang w:val="vi-VN" w:eastAsia="vi-VN"/>
     </w:rPr>
   </w:style>
   <w:style w:type="character" w:styleId="Tablecaption22">
@@ -11662,6 +11434,7 @@
       <w:sz w:val="12"/>
       <w:szCs w:val="12"/>
       <w:shd w:fill="FFFFFF" w:val="clear"/>
+      <w:lang w:val="en-US"/>
     </w:rPr>
   </w:style>
   <w:style w:type="character" w:styleId="Bodytext41">
@@ -11669,6 +11442,7 @@
     <w:qFormat/>
     <w:rPr>
       <w:shd w:fill="FFFFFF" w:val="clear"/>
+      <w:lang w:val="en-US"/>
     </w:rPr>
   </w:style>
   <w:style w:type="character" w:styleId="Bodytext115pt4">
@@ -11689,6 +11463,7 @@
       <w:sz w:val="13"/>
       <w:szCs w:val="13"/>
       <w:shd w:fill="FFFFFF" w:val="clear"/>
+      <w:lang w:val="en-US"/>
     </w:rPr>
   </w:style>
   <w:style w:type="character" w:styleId="Bodytext125pt">
@@ -11708,6 +11483,7 @@
       <w:sz w:val="23"/>
       <w:szCs w:val="23"/>
       <w:shd w:fill="FFFFFF" w:val="clear"/>
+      <w:lang w:val="en-US"/>
     </w:rPr>
   </w:style>
   <w:style w:type="character" w:styleId="Bodytext9pt1">
@@ -11719,7 +11495,7 @@
       <w:sz w:val="18"/>
       <w:szCs w:val="18"/>
       <w:shd w:fill="FFFFFF" w:val="clear"/>
-      <w:lang w:val="en-US" w:eastAsia="en-US"/>
+      <w:lang w:val="vi-VN" w:eastAsia="vi-VN"/>
     </w:rPr>
   </w:style>
   <w:style w:type="character" w:styleId="Heading122">
@@ -11742,7 +11518,7 @@
       <w:sz w:val="8"/>
       <w:szCs w:val="8"/>
       <w:shd w:fill="FFFFFF" w:val="clear"/>
-      <w:lang w:val="en-US" w:eastAsia="en-US"/>
+      <w:lang w:val="vi-VN" w:eastAsia="vi-VN"/>
     </w:rPr>
   </w:style>
   <w:style w:type="character" w:styleId="Bodytext5pt1">
@@ -11752,7 +11528,7 @@
       <w:sz w:val="10"/>
       <w:szCs w:val="10"/>
       <w:shd w:fill="FFFFFF" w:val="clear"/>
-      <w:lang w:val="en-US" w:eastAsia="en-US"/>
+      <w:lang w:val="vi-VN" w:eastAsia="vi-VN"/>
     </w:rPr>
   </w:style>
   <w:style w:type="character" w:styleId="Bodytext11pt1">
@@ -11774,7 +11550,7 @@
       <w:sz w:val="8"/>
       <w:szCs w:val="8"/>
       <w:shd w:fill="FFFFFF" w:val="clear"/>
-      <w:lang w:val="en-US" w:eastAsia="en-US"/>
+      <w:lang w:val="vi-VN" w:eastAsia="vi-VN"/>
     </w:rPr>
   </w:style>
   <w:style w:type="character" w:styleId="Bodytext222">
@@ -11813,7 +11589,7 @@
     <w:qFormat/>
     <w:rPr>
       <w:shd w:fill="FFFFFF" w:val="clear"/>
-      <w:lang w:val="en-US" w:eastAsia="en-US" w:bidi="ar-SA"/>
+      <w:lang w:val="vi-VN" w:eastAsia="vi-VN" w:bidi="ar-SA"/>
     </w:rPr>
   </w:style>
   <w:style w:type="character" w:styleId="Tablecaption7Italic">
@@ -11823,7 +11599,7 @@
       <w:i/>
       <w:iCs/>
       <w:shd w:fill="FFFFFF" w:val="clear"/>
-      <w:lang w:val="en-US" w:eastAsia="en-US"/>
+      <w:lang w:val="vi-VN" w:eastAsia="vi-VN"/>
     </w:rPr>
   </w:style>
   <w:style w:type="character" w:styleId="Bodytext4pt2">
@@ -11851,7 +11627,7 @@
       <w:sz w:val="8"/>
       <w:szCs w:val="8"/>
       <w:shd w:fill="FFFFFF" w:val="clear"/>
-      <w:lang w:val="en-US" w:eastAsia="en-US"/>
+      <w:lang w:val="vi-VN" w:eastAsia="vi-VN"/>
     </w:rPr>
   </w:style>
   <w:style w:type="character" w:styleId="BodytextTahoma1">
@@ -11869,7 +11645,7 @@
     <w:qFormat/>
     <w:rPr>
       <w:shd w:fill="FFFFFF" w:val="clear"/>
-      <w:lang w:val="en-US" w:eastAsia="en-US"/>
+      <w:lang w:val="vi-VN" w:eastAsia="vi-VN"/>
     </w:rPr>
   </w:style>
   <w:style w:type="character" w:styleId="BodytextGeorgia">
@@ -11905,7 +11681,7 @@
       <w:sz w:val="23"/>
       <w:szCs w:val="23"/>
       <w:shd w:fill="FFFFFF" w:val="clear"/>
-      <w:lang w:val="en-US" w:eastAsia="en-US"/>
+      <w:lang w:val="vi-VN" w:eastAsia="vi-VN"/>
     </w:rPr>
   </w:style>
   <w:style w:type="character" w:styleId="fontstyle01">
@@ -11935,6 +11711,7 @@
     <w:rPr>
       <w:b/>
       <w:sz w:val="28"/>
+      <w:lang w:val="en-US"/>
     </w:rPr>
   </w:style>
   <w:style w:type="character" w:styleId="HeadingCharChar">
@@ -11947,7 +11724,7 @@
       <w:color w:val="000000"/>
       <w:sz w:val="30"/>
       <w:szCs w:val="24"/>
-      <w:lang w:val="en-US"/>
+      <w:lang w:val="vi-VN"/>
     </w:rPr>
   </w:style>
   <w:style w:type="character" w:styleId="2headlineChar">
@@ -11974,7 +11751,7 @@
       <w:color w:val="000000"/>
       <w:sz w:val="28"/>
       <w:szCs w:val="28"/>
-      <w:lang w:bidi="ar-SA"/>
+      <w:lang w:val="en-US" w:bidi="ar-SA"/>
     </w:rPr>
   </w:style>
   <w:style w:type="character" w:styleId="m2Char">
@@ -11986,7 +11763,7 @@
       <w:i/>
       <w:sz w:val="28"/>
       <w:szCs w:val="22"/>
-      <w:lang w:bidi="ar-SA"/>
+      <w:lang w:val="en-US" w:bidi="ar-SA"/>
     </w:rPr>
   </w:style>
   <w:style w:type="character" w:styleId="CharChar14">
@@ -11999,7 +11776,7 @@
       <w:color w:val="000000"/>
       <w:sz w:val="30"/>
       <w:szCs w:val="24"/>
-      <w:lang w:val="en-US"/>
+      <w:lang w:val="vi-VN"/>
     </w:rPr>
   </w:style>
   <w:style w:type="character" w:styleId="2headlineChar1">
@@ -12041,6 +11818,7 @@
     <w:rPr>
       <w:sz w:val="24"/>
       <w:szCs w:val="24"/>
+      <w:lang w:val="en-US"/>
     </w:rPr>
   </w:style>
   <w:style w:type="character" w:styleId="H1CharChar">
@@ -12086,7 +11864,7 @@
     <w:rPr>
       <w:sz w:val="28"/>
       <w:szCs w:val="28"/>
-      <w:lang w:bidi="ar-SA"/>
+      <w:lang w:val="en-US" w:bidi="ar-SA"/>
     </w:rPr>
   </w:style>
   <w:style w:type="character" w:styleId="footCharChar">
@@ -12121,7 +11899,7 @@
       <w:color w:val="000000"/>
       <w:sz w:val="16"/>
       <w:szCs w:val="16"/>
-      <w:lang w:bidi="ar-SA"/>
+      <w:lang w:val="en-US" w:bidi="ar-SA"/>
     </w:rPr>
   </w:style>
   <w:style w:type="character" w:styleId="EndnoteTextChar">
@@ -12138,14 +11916,14 @@
     <w:qFormat/>
     <w:rPr>
       <w:rFonts w:ascii="Courier New" w:hAnsi="Courier New" w:cs="Courier New"/>
-      <w:lang w:bidi="ar-SA"/>
+      <w:lang w:val="en-US" w:bidi="ar-SA"/>
     </w:rPr>
   </w:style>
   <w:style w:type="character" w:styleId="E-mailSignatureChar">
     <w:name w:val="E-mail Signature Char"/>
     <w:qFormat/>
     <w:rPr>
-      <w:lang w:bidi="ar-SA"/>
+      <w:lang w:val="en-US" w:bidi="ar-SA"/>
     </w:rPr>
   </w:style>
   <w:style w:type="character" w:styleId="BodyTextFirstIndentChar">
@@ -12157,7 +11935,7 @@
       <w:bCs/>
       <w:sz w:val="28"/>
       <w:szCs w:val="28"/>
-      <w:lang w:bidi="ar-SA"/>
+      <w:lang w:val="en-US" w:bidi="ar-SA"/>
     </w:rPr>
   </w:style>
   <w:style w:type="character" w:styleId="BodyTextFirstIndent2Char">
@@ -12167,21 +11945,21 @@
       <w:rFonts w:ascii=".VnTime" w:hAnsi=".VnTime" w:cs="Times New Roman"/>
       <w:sz w:val="20"/>
       <w:szCs w:val="20"/>
-      <w:lang w:bidi="ar-SA"/>
+      <w:lang w:val="en-US" w:bidi="ar-SA"/>
     </w:rPr>
   </w:style>
   <w:style w:type="character" w:styleId="ClosingChar">
     <w:name w:val="Closing Char"/>
     <w:qFormat/>
     <w:rPr>
-      <w:lang w:bidi="ar-SA"/>
+      <w:lang w:val="en-US" w:bidi="ar-SA"/>
     </w:rPr>
   </w:style>
   <w:style w:type="character" w:styleId="DateChar">
     <w:name w:val="Date Char"/>
     <w:qFormat/>
     <w:rPr>
-      <w:lang w:bidi="ar-SA"/>
+      <w:lang w:val="en-US" w:bidi="ar-SA"/>
     </w:rPr>
   </w:style>
   <w:style w:type="character" w:styleId="HTMLAddressChar">
@@ -12190,7 +11968,7 @@
     <w:rPr>
       <w:i/>
       <w:iCs/>
-      <w:lang w:bidi="ar-SA"/>
+      <w:lang w:val="en-US" w:bidi="ar-SA"/>
     </w:rPr>
   </w:style>
   <w:style w:type="character" w:styleId="MessageHeaderChar">
@@ -12200,28 +11978,28 @@
       <w:rFonts w:ascii="Arial" w:hAnsi="Arial" w:cs="Arial"/>
       <w:sz w:val="24"/>
       <w:szCs w:val="24"/>
-      <w:lang w:bidi="ar-SA"/>
+      <w:lang w:val="en-US" w:bidi="ar-SA"/>
     </w:rPr>
   </w:style>
   <w:style w:type="character" w:styleId="NoteHeadingChar">
     <w:name w:val="Note Heading Char"/>
     <w:qFormat/>
     <w:rPr>
-      <w:lang w:bidi="ar-SA"/>
+      <w:lang w:val="en-US" w:bidi="ar-SA"/>
     </w:rPr>
   </w:style>
   <w:style w:type="character" w:styleId="SalutationChar">
     <w:name w:val="Salutation Char"/>
     <w:qFormat/>
     <w:rPr>
-      <w:lang w:bidi="ar-SA"/>
+      <w:lang w:val="en-US" w:bidi="ar-SA"/>
     </w:rPr>
   </w:style>
   <w:style w:type="character" w:styleId="SignatureChar">
     <w:name w:val="Signature Char"/>
     <w:qFormat/>
     <w:rPr>
-      <w:lang w:bidi="ar-SA"/>
+      <w:lang w:val="en-US" w:bidi="ar-SA"/>
     </w:rPr>
   </w:style>
   <w:style w:type="character" w:styleId="Bodytext4NotItalic">
@@ -12253,7 +12031,7 @@
       <w:color w:val="000000"/>
       <w:sz w:val="22"/>
       <w:szCs w:val="24"/>
-      <w:lang w:bidi="ar-SA"/>
+      <w:lang w:val="en-US" w:bidi="ar-SA"/>
     </w:rPr>
   </w:style>
   <w:style w:type="character" w:styleId="88Char">
@@ -12263,7 +12041,7 @@
       <w:rFonts w:ascii="Arial" w:hAnsi="Arial" w:cs="Arial"/>
       <w:sz w:val="24"/>
       <w:szCs w:val="24"/>
-      <w:lang w:val="en-US" w:bidi="ar-SA"/>
+      <w:lang w:val="vi-VN" w:bidi="ar-SA"/>
     </w:rPr>
   </w:style>
   <w:style w:type="character" w:styleId="1ngoacChar">
@@ -12273,7 +12051,7 @@
       <w:rFonts w:ascii="Arial" w:hAnsi="Arial" w:cs="Arial"/>
       <w:sz w:val="24"/>
       <w:szCs w:val="24"/>
-      <w:lang w:bidi="ar-SA"/>
+      <w:lang w:val="en-US" w:bidi="ar-SA"/>
     </w:rPr>
   </w:style>
   <w:style w:type="character" w:styleId="168Char">
@@ -12284,7 +12062,7 @@
       <w:bCs/>
       <w:sz w:val="24"/>
       <w:szCs w:val="24"/>
-      <w:lang w:val="en-US" w:bidi="ar-SA"/>
+      <w:lang w:val="vi-VN" w:bidi="ar-SA"/>
     </w:rPr>
   </w:style>
   <w:style w:type="character" w:styleId="1congoacChar">
@@ -12294,7 +12072,7 @@
       <w:rFonts w:ascii="Arial" w:hAnsi="Arial" w:cs="Arial"/>
       <w:sz w:val="24"/>
       <w:szCs w:val="24"/>
-      <w:lang w:bidi="ar-SA"/>
+      <w:lang w:val="en-US" w:bidi="ar-SA"/>
     </w:rPr>
   </w:style>
   <w:style w:type="character" w:styleId="ANgoacChar">
@@ -12304,7 +12082,7 @@
       <w:rFonts w:ascii="Arial" w:hAnsi="Arial" w:cs="Arial"/>
       <w:sz w:val="24"/>
       <w:szCs w:val="24"/>
-      <w:lang w:val="en-US" w:bidi="ar-SA"/>
+      <w:lang w:val="vi-VN" w:bidi="ar-SA"/>
     </w:rPr>
   </w:style>
   <w:style w:type="character" w:styleId="248Char">
@@ -12315,7 +12093,7 @@
       <w:bCs/>
       <w:sz w:val="24"/>
       <w:szCs w:val="24"/>
-      <w:lang w:val="en-US" w:bidi="ar-SA"/>
+      <w:lang w:val="vi-VN" w:bidi="ar-SA"/>
     </w:rPr>
   </w:style>
   <w:style w:type="character" w:styleId="368Char">
@@ -12326,7 +12104,7 @@
       <w:bCs/>
       <w:sz w:val="24"/>
       <w:szCs w:val="24"/>
-      <w:lang w:bidi="ar-SA"/>
+      <w:lang w:val="en-US" w:bidi="ar-SA"/>
     </w:rPr>
   </w:style>
   <w:style w:type="character" w:styleId="08Char">
@@ -12335,7 +12113,7 @@
     <w:rPr>
       <w:rFonts w:ascii="Arial" w:hAnsi="Arial" w:cs="Arial"/>
       <w:sz w:val="24"/>
-      <w:lang w:val="en-US" w:bidi="ar-SA"/>
+      <w:lang w:val="vi-VN" w:bidi="ar-SA"/>
     </w:rPr>
   </w:style>
   <w:style w:type="character" w:styleId="0BangChar">
@@ -12345,7 +12123,7 @@
       <w:rFonts w:ascii="Arial" w:hAnsi="Arial" w:cs="Arial"/>
       <w:b/>
       <w:sz w:val="24"/>
-      <w:lang w:val="en-US" w:bidi="ar-SA"/>
+      <w:lang w:val="vi-VN" w:bidi="ar-SA"/>
     </w:rPr>
   </w:style>
   <w:style w:type="character" w:styleId="CommentTextChar1">
@@ -12375,7 +12153,7 @@
       <w:b/>
       <w:sz w:val="24"/>
       <w:szCs w:val="22"/>
-      <w:lang w:val="en-US" w:bidi="ar-SA"/>
+      <w:lang w:val="vi-VN" w:bidi="ar-SA"/>
     </w:rPr>
   </w:style>
   <w:style w:type="character" w:styleId="BPhanMuclucChar">
@@ -12386,7 +12164,7 @@
       <w:b/>
       <w:sz w:val="24"/>
       <w:szCs w:val="22"/>
-      <w:lang w:val="en-US" w:bidi="ar-SA"/>
+      <w:lang w:val="vi-VN" w:bidi="ar-SA"/>
     </w:rPr>
   </w:style>
   <w:style w:type="character" w:styleId="Style4Char">
@@ -12398,7 +12176,7 @@
       <w:kern w:val="2"/>
       <w:sz w:val="28"/>
       <w:szCs w:val="28"/>
-      <w:lang w:bidi="ar-SA"/>
+      <w:lang w:val="en-US" w:bidi="ar-SA"/>
     </w:rPr>
   </w:style>
   <w:style w:type="character" w:styleId="1phanChar">
@@ -12409,7 +12187,7 @@
       <w:b/>
       <w:sz w:val="24"/>
       <w:szCs w:val="24"/>
-      <w:lang w:bidi="ar-SA"/>
+      <w:lang w:val="en-US" w:bidi="ar-SA"/>
     </w:rPr>
   </w:style>
   <w:style w:type="character" w:styleId="016Char">
@@ -12419,7 +12197,7 @@
       <w:rFonts w:ascii="Arial" w:hAnsi="Arial" w:cs="Arial"/>
       <w:b/>
       <w:sz w:val="24"/>
-      <w:lang w:bidi="ar-SA"/>
+      <w:lang w:val="en-US" w:bidi="ar-SA"/>
     </w:rPr>
   </w:style>
   <w:style w:type="character" w:styleId="3chamChar">
@@ -12429,7 +12207,7 @@
       <w:rFonts w:ascii="Arial" w:hAnsi="Arial" w:cs="Arial"/>
       <w:b/>
       <w:sz w:val="24"/>
-      <w:lang w:bidi="ar-SA"/>
+      <w:lang w:val="en-US" w:bidi="ar-SA"/>
     </w:rPr>
   </w:style>
   <w:style w:type="character" w:styleId="StyleArial12ptBoldJustifiedLeft0cmHanging195cmChar">
@@ -12440,7 +12218,7 @@
       <w:b/>
       <w:bCs/>
       <w:sz w:val="24"/>
-      <w:lang w:bidi="ar-SA"/>
+      <w:lang w:val="en-US" w:bidi="ar-SA"/>
     </w:rPr>
   </w:style>
   <w:style w:type="character" w:styleId="3cham1Char">
@@ -12450,7 +12228,7 @@
       <w:rFonts w:ascii="Arial" w:hAnsi="Arial" w:eastAsia="Malgun Gothic" w:cs="Arial"/>
       <w:sz w:val="24"/>
       <w:szCs w:val="24"/>
-      <w:lang w:bidi="ar-SA"/>
+      <w:lang w:val="en-US" w:bidi="ar-SA"/>
     </w:rPr>
   </w:style>
   <w:style w:type="character" w:styleId="NORMAL1Char">
@@ -12471,7 +12249,7 @@
       <w:rFonts w:ascii="Arial" w:hAnsi="Arial" w:eastAsia="MS Mincho" w:cs="Arial"/>
       <w:sz w:val="24"/>
       <w:szCs w:val="24"/>
-      <w:lang w:val="en-US" w:bidi="ar-SA"/>
+      <w:lang w:val="vi-VN" w:bidi="ar-SA"/>
     </w:rPr>
   </w:style>
   <w:style w:type="character" w:styleId="NORMAL111Char">
@@ -12481,7 +12259,7 @@
       <w:rFonts w:ascii="Arial" w:hAnsi="Arial" w:cs="Arial"/>
       <w:sz w:val="24"/>
       <w:szCs w:val="24"/>
-      <w:lang w:bidi="ar-SA"/>
+      <w:lang w:val="en-US" w:bidi="ar-SA"/>
     </w:rPr>
   </w:style>
   <w:style w:type="character" w:styleId="NORMAL1Char1">
@@ -12491,7 +12269,7 @@
       <w:rFonts w:ascii="Arial" w:hAnsi="Arial" w:cs="Arial"/>
       <w:sz w:val="24"/>
       <w:szCs w:val="24"/>
-      <w:lang w:bidi="ar-SA"/>
+      <w:lang w:val="en-US" w:bidi="ar-SA"/>
     </w:rPr>
   </w:style>
   <w:style w:type="character" w:styleId="normal1indentChar">
@@ -12506,7 +12284,7 @@
     <w:rPr>
       <w:rFonts w:ascii="VNTime" w:hAnsi="VNTime" w:cs="VNTime"/>
       <w:sz w:val="22"/>
-      <w:lang w:bidi="ar-SA"/>
+      <w:lang w:val="en-US" w:bidi="ar-SA"/>
     </w:rPr>
   </w:style>
   <w:style w:type="character" w:styleId="texChar">
@@ -12514,7 +12292,7 @@
     <w:qFormat/>
     <w:rPr>
       <w:rFonts w:ascii="VNTime" w:hAnsi="VNTime" w:cs="VNTime"/>
-      <w:lang w:bidi="ar-SA"/>
+      <w:lang w:val="en-US" w:bidi="ar-SA"/>
     </w:rPr>
   </w:style>
   <w:style w:type="character" w:styleId="ChapterCharChar">
@@ -12547,7 +12325,7 @@
       <w:rFonts w:ascii=".VnTime" w:hAnsi=".VnTime" w:cs=".VnTime"/>
       <w:sz w:val="28"/>
       <w:szCs w:val="28"/>
-      <w:lang w:bidi="ar-SA"/>
+      <w:lang w:val="en-US" w:bidi="ar-SA"/>
     </w:rPr>
   </w:style>
   <w:style w:type="character" w:styleId="Vnbnnidung">
@@ -12617,7 +12395,7 @@
       <w:rFonts w:eastAsia="Calibri"/>
       <w:sz w:val="28"/>
       <w:szCs w:val="22"/>
-      <w:lang w:bidi="ar-SA"/>
+      <w:lang w:val="en-US" w:bidi="ar-SA"/>
     </w:rPr>
   </w:style>
   <w:style w:type="character" w:styleId="Vnbnnidung2">
@@ -12627,7 +12405,7 @@
       <w:rFonts w:eastAsia="Calibri"/>
       <w:sz w:val="28"/>
       <w:szCs w:val="22"/>
-      <w:lang w:bidi="ar-SA"/>
+      <w:lang w:val="en-US" w:bidi="ar-SA"/>
     </w:rPr>
   </w:style>
   <w:style w:type="character" w:styleId="Vnbnnidung5">
@@ -12798,7 +12576,7 @@
       <w:b/>
       <w:sz w:val="32"/>
       <w:szCs w:val="26"/>
-      <w:lang w:val="en-US" w:eastAsia="en-US"/>
+      <w:lang w:val="vi-VN" w:eastAsia="vi-VN"/>
     </w:rPr>
   </w:style>
   <w:style w:type="paragraph" w:styleId="BodyText212">
@@ -12845,8 +12623,8 @@
       <w:suppressLineNumbers/>
       <w:tabs>
         <w:tab w:val="clear" w:pos="709"/>
-        <w:tab w:val="center" w:pos="4986" w:leader="none"/>
-        <w:tab w:val="right" w:pos="9972" w:leader="none"/>
+        <w:tab w:val="center" w:pos="4819" w:leader="none"/>
+        <w:tab w:val="right" w:pos="9638" w:leader="none"/>
       </w:tabs>
     </w:pPr>
     <w:rPr/>
@@ -13970,7 +13748,7 @@
     <w:rPr>
       <w:sz w:val="20"/>
       <w:szCs w:val="20"/>
-      <w:lang w:val="en-AU" w:eastAsia="en-US"/>
+      <w:lang w:val="en-AU" w:eastAsia="vi-VN"/>
     </w:rPr>
   </w:style>
   <w:style w:type="paragraph" w:styleId="Style11">
@@ -14044,7 +13822,7 @@
     </w:pPr>
     <w:rPr>
       <w:spacing w:val="-10"/>
-      <w:lang w:val="en-US" w:eastAsia="en-US"/>
+      <w:lang w:val="vi-VN" w:eastAsia="vi-VN"/>
     </w:rPr>
   </w:style>
   <w:style w:type="paragraph" w:styleId="TOC2">
@@ -14061,7 +13839,7 @@
       <w:rFonts w:ascii="Arial" w:hAnsi="Arial" w:cs="Arial"/>
       <w:sz w:val="25"/>
       <w:szCs w:val="25"/>
-      <w:lang w:val="en-US" w:eastAsia="en-US"/>
+      <w:lang w:val="vi-VN" w:eastAsia="vi-VN"/>
     </w:rPr>
   </w:style>
   <w:style w:type="paragraph" w:styleId="TOC3">
@@ -14602,7 +14380,7 @@
       <w:color w:val="000000"/>
       <w:sz w:val="24"/>
       <w:szCs w:val="24"/>
-      <w:lang w:bidi="ar-SA" w:val="en-US" w:eastAsia="zh-CN"/>
+      <w:lang w:val="en-US" w:bidi="ar-SA" w:eastAsia="zh-CN"/>
     </w:rPr>
   </w:style>
   <w:style w:type="paragraph" w:styleId="Char1CharCharChar1CharCharChar">
@@ -15077,7 +14855,7 @@
       <w:color w:val="auto"/>
       <w:sz w:val="32"/>
       <w:szCs w:val="32"/>
-      <w:lang w:bidi="ar-SA" w:val="en-US" w:eastAsia="zh-CN"/>
+      <w:lang w:val="en-US" w:bidi="ar-SA" w:eastAsia="zh-CN"/>
     </w:rPr>
   </w:style>
   <w:style w:type="paragraph" w:styleId="than">
@@ -15095,7 +14873,7 @@
       <w:color w:val="auto"/>
       <w:sz w:val="28"/>
       <w:szCs w:val="28"/>
-      <w:lang w:bidi="ar-SA" w:val="en-US" w:eastAsia="zh-CN"/>
+      <w:lang w:val="en-US" w:bidi="ar-SA" w:eastAsia="zh-CN"/>
     </w:rPr>
   </w:style>
   <w:style w:type="paragraph" w:styleId="tenmon">
@@ -15113,7 +14891,7 @@
       <w:color w:val="auto"/>
       <w:sz w:val="28"/>
       <w:szCs w:val="28"/>
-      <w:lang w:bidi="ar-SA" w:val="en-US" w:eastAsia="zh-CN"/>
+      <w:lang w:val="en-US" w:bidi="ar-SA" w:eastAsia="zh-CN"/>
     </w:rPr>
   </w:style>
   <w:style w:type="paragraph" w:styleId="bang1">
@@ -15129,7 +14907,7 @@
       <w:color w:val="auto"/>
       <w:sz w:val="28"/>
       <w:szCs w:val="28"/>
-      <w:lang w:bidi="ar-SA" w:val="en-US" w:eastAsia="zh-CN"/>
+      <w:lang w:val="en-US" w:bidi="ar-SA" w:eastAsia="zh-CN"/>
     </w:rPr>
   </w:style>
   <w:style w:type="paragraph" w:styleId="bang2">
@@ -15144,7 +14922,7 @@
       <w:color w:val="auto"/>
       <w:sz w:val="28"/>
       <w:szCs w:val="28"/>
-      <w:lang w:bidi="ar-SA" w:val="en-US" w:eastAsia="zh-CN"/>
+      <w:lang w:val="en-US" w:bidi="ar-SA" w:eastAsia="zh-CN"/>
     </w:rPr>
   </w:style>
   <w:style w:type="paragraph" w:styleId="bang21">
@@ -15171,7 +14949,7 @@
       <w:color w:val="auto"/>
       <w:sz w:val="36"/>
       <w:szCs w:val="36"/>
-      <w:lang w:bidi="ar-SA" w:val="en-US" w:eastAsia="zh-CN"/>
+      <w:lang w:val="en-US" w:bidi="ar-SA" w:eastAsia="zh-CN"/>
     </w:rPr>
   </w:style>
   <w:style w:type="paragraph" w:styleId="bang3">
@@ -15187,7 +14965,7 @@
       <w:color w:val="auto"/>
       <w:sz w:val="28"/>
       <w:szCs w:val="28"/>
-      <w:lang w:bidi="ar-SA" w:val="en-US" w:eastAsia="zh-CN"/>
+      <w:lang w:val="en-US" w:bidi="ar-SA" w:eastAsia="zh-CN"/>
     </w:rPr>
   </w:style>
   <w:style w:type="paragraph" w:styleId="BodyTextFirstIndent2">
@@ -15344,7 +15122,7 @@
       <w:color w:val="auto"/>
       <w:sz w:val="24"/>
       <w:szCs w:val="24"/>
-      <w:lang w:bidi="ar-SA" w:val="en-US" w:eastAsia="zh-CN"/>
+      <w:lang w:val="en-US" w:bidi="ar-SA" w:eastAsia="zh-CN"/>
     </w:rPr>
   </w:style>
   <w:style w:type="paragraph" w:styleId="i2">
@@ -15431,7 +15209,7 @@
       <w:color w:val="auto"/>
       <w:sz w:val="26"/>
       <w:szCs w:val="26"/>
-      <w:lang w:bidi="ar-SA" w:val="en-US" w:eastAsia="zh-CN"/>
+      <w:lang w:val="en-US" w:bidi="ar-SA" w:eastAsia="zh-CN"/>
     </w:rPr>
   </w:style>
   <w:style w:type="paragraph" w:styleId="Form">
@@ -15573,7 +15351,7 @@
       <w:color w:val="auto"/>
       <w:sz w:val="28"/>
       <w:szCs w:val="28"/>
-      <w:lang w:bidi="ar-SA" w:val="en-US" w:eastAsia="zh-CN"/>
+      <w:lang w:val="en-US" w:bidi="ar-SA" w:eastAsia="zh-CN"/>
     </w:rPr>
   </w:style>
   <w:style w:type="paragraph" w:styleId="TieuDeMuc">
@@ -15591,7 +15369,7 @@
       <w:color w:val="auto"/>
       <w:sz w:val="26"/>
       <w:szCs w:val="28"/>
-      <w:lang w:bidi="ar-SA" w:val="en-US" w:eastAsia="zh-CN"/>
+      <w:lang w:val="en-US" w:bidi="ar-SA" w:eastAsia="zh-CN"/>
     </w:rPr>
   </w:style>
   <w:style w:type="paragraph" w:styleId="Than1">
@@ -15619,7 +15397,7 @@
       <w:color w:val="auto"/>
       <w:sz w:val="24"/>
       <w:szCs w:val="24"/>
-      <w:lang w:bidi="ar-SA" w:val="en-US" w:eastAsia="zh-CN"/>
+      <w:lang w:val="en-US" w:bidi="ar-SA" w:eastAsia="zh-CN"/>
     </w:rPr>
   </w:style>
   <w:style w:type="paragraph" w:styleId="font5">
@@ -17165,7 +16943,7 @@
     <w:rPr>
       <w:sz w:val="20"/>
       <w:szCs w:val="20"/>
-      <w:lang w:val="en-AU" w:eastAsia="en-US"/>
+      <w:lang w:val="en-AU" w:eastAsia="vi-VN"/>
     </w:rPr>
   </w:style>
   <w:style w:type="paragraph" w:styleId="Char1CharChar11">
@@ -17785,7 +17563,7 @@
       <w:color w:val="auto"/>
       <w:sz w:val="20"/>
       <w:szCs w:val="20"/>
-      <w:lang w:bidi="ar-SA" w:val="en-US" w:eastAsia="zh-CN"/>
+      <w:lang w:val="en-US" w:bidi="ar-SA" w:eastAsia="zh-CN"/>
     </w:rPr>
   </w:style>
   <w:style w:type="paragraph" w:styleId="MessageHeader">
@@ -18220,7 +17998,7 @@
       <w:color w:val="auto"/>
       <w:sz w:val="22"/>
       <w:szCs w:val="22"/>
-      <w:lang w:bidi="en-US" w:val="en-US" w:eastAsia="zh-CN"/>
+      <w:lang w:val="en-US" w:bidi="en-US" w:eastAsia="zh-CN"/>
     </w:rPr>
   </w:style>
   <w:style w:type="paragraph" w:styleId="Quote">
@@ -18293,7 +18071,7 @@
       <w:vanish/>
       <w:sz w:val="16"/>
       <w:szCs w:val="16"/>
-      <w:lang w:val="en-US" w:eastAsia="en-US"/>
+      <w:lang w:val="vi-VN" w:eastAsia="vi-VN"/>
     </w:rPr>
   </w:style>
   <w:style w:type="paragraph" w:styleId="CharCharCharCharCharChar1CharCharChar">
@@ -23296,7 +23074,7 @@
       <w:kern w:val="2"/>
       <w:sz w:val="28"/>
       <w:szCs w:val="28"/>
-      <w:lang w:bidi="ar-SA" w:val="en-US" w:eastAsia="zh-CN"/>
+      <w:lang w:val="en-US" w:bidi="ar-SA" w:eastAsia="zh-CN"/>
     </w:rPr>
   </w:style>
   <w:style w:type="paragraph" w:styleId="Headline">
@@ -23315,7 +23093,7 @@
       <w:kern w:val="2"/>
       <w:sz w:val="46"/>
       <w:szCs w:val="46"/>
-      <w:lang w:bidi="ar-SA" w:val="en-US" w:eastAsia="zh-CN"/>
+      <w:lang w:val="en-US" w:bidi="ar-SA" w:eastAsia="zh-CN"/>
     </w:rPr>
   </w:style>
   <w:style w:type="paragraph" w:styleId="PublicationName">
@@ -23336,7 +23114,7 @@
       <w:kern w:val="2"/>
       <w:sz w:val="32"/>
       <w:szCs w:val="32"/>
-      <w:lang w:bidi="ar-SA" w:val="en-US" w:eastAsia="zh-CN"/>
+      <w:lang w:val="en-US" w:bidi="ar-SA" w:eastAsia="zh-CN"/>
     </w:rPr>
   </w:style>
   <w:style w:type="paragraph" w:styleId="PublicationDate">
@@ -23356,7 +23134,7 @@
       <w:kern w:val="2"/>
       <w:sz w:val="28"/>
       <w:szCs w:val="28"/>
-      <w:lang w:bidi="ar-SA" w:val="en-US" w:eastAsia="zh-CN"/>
+      <w:lang w:val="en-US" w:bidi="ar-SA" w:eastAsia="zh-CN"/>
     </w:rPr>
   </w:style>
   <w:style w:type="paragraph" w:styleId="Name">
@@ -23889,7 +23667,7 @@
       <w:color w:val="auto"/>
       <w:sz w:val="28"/>
       <w:szCs w:val="28"/>
-      <w:lang w:bidi="ar-SA" w:val="en-US" w:eastAsia="zh-CN"/>
+      <w:lang w:val="en-US" w:bidi="ar-SA" w:eastAsia="zh-CN"/>
     </w:rPr>
   </w:style>
   <w:style w:type="paragraph" w:styleId="NumberedParagraphCharChar">
@@ -24481,7 +24259,7 @@
       <w:color w:val="FF0000"/>
       <w:sz w:val="28"/>
       <w:szCs w:val="28"/>
-      <w:lang w:val="vi-VN" w:eastAsia="en-US"/>
+      <w:lang w:val="vi-VN" w:eastAsia="vi-VN"/>
     </w:rPr>
   </w:style>
   <w:style w:type="paragraph" w:styleId="MERSskillsknowledge">
@@ -24509,7 +24287,7 @@
     </w:pPr>
     <w:rPr>
       <w:color w:val="000000"/>
-      <w:lang w:val="en-AU" w:eastAsia="en-US"/>
+      <w:lang w:val="en-AU" w:eastAsia="vi-VN"/>
     </w:rPr>
   </w:style>
   <w:style w:type="paragraph" w:styleId="t1">
@@ -25447,7 +25225,7 @@
       <w:color w:val="auto"/>
       <w:sz w:val="26"/>
       <w:szCs w:val="20"/>
-      <w:lang w:val="en-US" w:eastAsia="en-US" w:bidi="ar-SA"/>
+      <w:lang w:val="en-US" w:eastAsia="vi-VN" w:bidi="ar-SA"/>
     </w:rPr>
   </w:style>
   <w:style w:type="paragraph" w:styleId="Style9CharChar1">
@@ -25464,7 +25242,7 @@
       <w:rFonts w:ascii=".VnTime" w:hAnsi=".VnTime" w:cs=".VnTime"/>
       <w:sz w:val="26"/>
       <w:szCs w:val="24"/>
-      <w:lang w:val="it-IT" w:eastAsia="en-US"/>
+      <w:lang w:val="it-IT" w:eastAsia="vi-VN"/>
     </w:rPr>
   </w:style>
   <w:style w:type="paragraph" w:styleId="StyleTimesNewRomanFirstline127cmBefore3pt">
@@ -25638,7 +25416,7 @@
       <w:rFonts w:ascii=".VnTime" w:hAnsi=".VnTime" w:cs=".VnTime"/>
       <w:sz w:val="26"/>
       <w:szCs w:val="24"/>
-      <w:lang w:val="it-IT" w:eastAsia="en-US"/>
+      <w:lang w:val="it-IT" w:eastAsia="vi-VN"/>
     </w:rPr>
   </w:style>
   <w:style w:type="paragraph" w:styleId="Style9CharCharCharChar">
@@ -25987,7 +25765,7 @@
       <w:rFonts w:ascii="Arial" w:hAnsi="Arial" w:cs="Arial"/>
       <w:sz w:val="24"/>
       <w:szCs w:val="20"/>
-      <w:lang w:val="en-US"/>
+      <w:lang w:val="vi-VN"/>
     </w:rPr>
   </w:style>
   <w:style w:type="paragraph" w:styleId="1phan">
@@ -26475,7 +26253,7 @@
     <w:rPr>
       <w:rFonts w:ascii=".VnTime" w:hAnsi=".VnTime" w:cs=".VnTime"/>
       <w:szCs w:val="20"/>
-      <w:lang w:val="vi-VN" w:eastAsia="en-US"/>
+      <w:lang w:val="vi-VN" w:eastAsia="vi-VN"/>
     </w:rPr>
   </w:style>
   <w:style w:type="paragraph" w:styleId="GiuaCharChar">
@@ -26515,7 +26293,7 @@
     <w:rPr>
       <w:sz w:val="20"/>
       <w:szCs w:val="20"/>
-      <w:lang w:val="en-AU" w:eastAsia="en-US"/>
+      <w:lang w:val="en-AU" w:eastAsia="vi-VN"/>
     </w:rPr>
   </w:style>
   <w:style w:type="paragraph" w:styleId="CharCharCharCharCharCharCharCharCharCharCharCharCharCharCharCharCharCharCharCharChar">
@@ -26528,7 +26306,7 @@
     <w:rPr>
       <w:sz w:val="20"/>
       <w:szCs w:val="20"/>
-      <w:lang w:val="en-AU" w:eastAsia="en-US"/>
+      <w:lang w:val="en-AU" w:eastAsia="vi-VN"/>
     </w:rPr>
   </w:style>
   <w:style w:type="paragraph" w:styleId="MB">
@@ -26592,7 +26370,7 @@
       <w:color w:val="auto"/>
       <w:sz w:val="26"/>
       <w:szCs w:val="22"/>
-      <w:lang w:bidi="ar-SA" w:val="en-US" w:eastAsia="zh-CN"/>
+      <w:lang w:val="en-US" w:bidi="ar-SA" w:eastAsia="zh-CN"/>
     </w:rPr>
   </w:style>
   <w:style w:type="paragraph" w:styleId="ThongTu">
@@ -26607,7 +26385,7 @@
       <w:rFonts w:eastAsia="Batang"/>
       <w:bCs/>
       <w:color w:val="1F497D"/>
-      <w:lang w:val="en-US" w:eastAsia="en-US"/>
+      <w:lang w:val="vi-VN" w:eastAsia="vi-VN"/>
     </w:rPr>
   </w:style>
   <w:style w:type="paragraph" w:styleId="su">
@@ -26852,7 +26630,7 @@
       <w:color w:val="000000"/>
       <w:sz w:val="22"/>
       <w:szCs w:val="22"/>
-      <w:lang w:val="en-US" w:eastAsia="en-US"/>
+      <w:lang w:val="vi-VN" w:eastAsia="vi-VN"/>
     </w:rPr>
   </w:style>
   <w:style w:type="paragraph" w:styleId="8DakyCharCharChar">
@@ -26903,7 +26681,7 @@
       <w:color w:val="000000"/>
       <w:sz w:val="36"/>
       <w:szCs w:val="36"/>
-      <w:lang w:bidi="ar-SA" w:val="en-US" w:eastAsia="zh-CN"/>
+      <w:lang w:val="en-US" w:bidi="ar-SA" w:eastAsia="zh-CN"/>
     </w:rPr>
   </w:style>
   <w:style w:type="paragraph" w:styleId="10chutrongbang">
@@ -26942,7 +26720,7 @@
       <w:color w:val="000000"/>
       <w:sz w:val="26"/>
       <w:szCs w:val="20"/>
-      <w:lang w:bidi="ar-SA" w:val="en-US" w:eastAsia="zh-CN"/>
+      <w:lang w:val="en-US" w:bidi="ar-SA" w:eastAsia="zh-CN"/>
     </w:rPr>
   </w:style>
   <w:style w:type="paragraph" w:styleId="cChar1CharCharChar">
@@ -27035,7 +26813,7 @@
       <w:color w:val="000000"/>
       <w:sz w:val="22"/>
       <w:szCs w:val="20"/>
-      <w:lang w:bidi="ar-SA" w:val="en-US" w:eastAsia="zh-CN"/>
+      <w:lang w:val="en-US" w:bidi="ar-SA" w:eastAsia="zh-CN"/>
     </w:rPr>
   </w:style>
   <w:style w:type="paragraph" w:styleId="5somucCharChar">
@@ -27251,7 +27029,7 @@
       <w:color w:val="000000"/>
       <w:sz w:val="22"/>
       <w:szCs w:val="22"/>
-      <w:lang w:bidi="ar-SA" w:val="en-US" w:eastAsia="zh-CN"/>
+      <w:lang w:val="en-US" w:bidi="ar-SA" w:eastAsia="zh-CN"/>
     </w:rPr>
   </w:style>
   <w:style w:type="paragraph" w:styleId="DNtd1tencq">
@@ -27270,7 +27048,7 @@
       <w:color w:val="000000"/>
       <w:sz w:val="20"/>
       <w:szCs w:val="20"/>
-      <w:lang w:bidi="ar-SA" w:val="en-US" w:eastAsia="zh-CN"/>
+      <w:lang w:val="en-US" w:bidi="ar-SA" w:eastAsia="zh-CN"/>
     </w:rPr>
   </w:style>
   <w:style w:type="paragraph" w:styleId="tk">
@@ -27319,7 +27097,7 @@
       <w:color w:val="000000"/>
       <w:sz w:val="32"/>
       <w:szCs w:val="32"/>
-      <w:lang w:bidi="ar-SA" w:val="en-US" w:eastAsia="zh-CN"/>
+      <w:lang w:val="en-US" w:bidi="ar-SA" w:eastAsia="zh-CN"/>
     </w:rPr>
   </w:style>
   <w:style w:type="paragraph" w:styleId="cChar1">
@@ -27473,7 +27251,7 @@
       <w:color w:val="000000"/>
       <w:sz w:val="20"/>
       <w:szCs w:val="22"/>
-      <w:lang w:bidi="ar-SA" w:val="en-US" w:eastAsia="zh-CN"/>
+      <w:lang w:val="en-US" w:bidi="ar-SA" w:eastAsia="zh-CN"/>
     </w:rPr>
   </w:style>
   <w:style w:type="paragraph" w:styleId="DNkyCQky">
@@ -27496,7 +27274,7 @@
       <w:color w:val="auto"/>
       <w:sz w:val="20"/>
       <w:szCs w:val="20"/>
-      <w:lang w:bidi="ar-SA" w:val="en-US" w:eastAsia="zh-CN"/>
+      <w:lang w:val="en-US" w:bidi="ar-SA" w:eastAsia="zh-CN"/>
     </w:rPr>
   </w:style>
   <w:style w:type="paragraph" w:styleId="c1d">
@@ -27809,7 +27587,7 @@
       <w:color w:val="000000"/>
       <w:sz w:val="21"/>
       <w:szCs w:val="22"/>
-      <w:lang w:bidi="ar-SA" w:val="en-US" w:eastAsia="zh-CN"/>
+      <w:lang w:val="en-US" w:bidi="ar-SA" w:eastAsia="zh-CN"/>
     </w:rPr>
   </w:style>
   <w:style w:type="paragraph" w:styleId="DNbangtieude">
@@ -27828,7 +27606,7 @@
       <w:color w:val="000000"/>
       <w:sz w:val="21"/>
       <w:szCs w:val="22"/>
-      <w:lang w:bidi="ar-SA" w:val="en-US" w:eastAsia="zh-CN"/>
+      <w:lang w:val="en-US" w:bidi="ar-SA" w:eastAsia="zh-CN"/>
     </w:rPr>
   </w:style>
   <w:style w:type="paragraph" w:styleId="DNbieusauky">
@@ -27847,7 +27625,7 @@
       <w:color w:val="000000"/>
       <w:sz w:val="22"/>
       <w:szCs w:val="22"/>
-      <w:lang w:bidi="ar-SA" w:val="en-US" w:eastAsia="zh-CN"/>
+      <w:lang w:val="en-US" w:bidi="ar-SA" w:eastAsia="zh-CN"/>
     </w:rPr>
   </w:style>
   <w:style w:type="paragraph" w:styleId="DNkynguoiky">
@@ -27870,7 +27648,7 @@
       <w:color w:val="000000"/>
       <w:sz w:val="22"/>
       <w:szCs w:val="22"/>
-      <w:lang w:bidi="ar-SA" w:val="en-US" w:eastAsia="zh-CN"/>
+      <w:lang w:val="en-US" w:bidi="ar-SA" w:eastAsia="zh-CN"/>
     </w:rPr>
   </w:style>
   <w:style w:type="paragraph" w:styleId="DNnd3mucA">
@@ -27888,7 +27666,7 @@
       <w:color w:val="000000"/>
       <w:sz w:val="22"/>
       <w:szCs w:val="22"/>
-      <w:lang w:bidi="ar-SA" w:val="en-US" w:eastAsia="zh-CN"/>
+      <w:lang w:val="en-US" w:bidi="ar-SA" w:eastAsia="zh-CN"/>
     </w:rPr>
   </w:style>
   <w:style w:type="paragraph" w:styleId="DNnd4dieu">
@@ -27909,7 +27687,7 @@
       <w:color w:val="000000"/>
       <w:sz w:val="22"/>
       <w:szCs w:val="22"/>
-      <w:lang w:bidi="ar-SA" w:val="en-US" w:eastAsia="zh-CN"/>
+      <w:lang w:val="en-US" w:bidi="ar-SA" w:eastAsia="zh-CN"/>
     </w:rPr>
   </w:style>
   <w:style w:type="paragraph" w:styleId="DNnd5mucnho12ab">
@@ -27931,7 +27709,7 @@
       <w:color w:val="000000"/>
       <w:sz w:val="22"/>
       <w:szCs w:val="22"/>
-      <w:lang w:bidi="ar-SA" w:val="en-US" w:eastAsia="zh-CN"/>
+      <w:lang w:val="en-US" w:bidi="ar-SA" w:eastAsia="zh-CN"/>
     </w:rPr>
   </w:style>
   <w:style w:type="paragraph" w:styleId="DNnd6vanban">
@@ -27951,7 +27729,7 @@
       <w:color w:val="000000"/>
       <w:sz w:val="22"/>
       <w:szCs w:val="22"/>
-      <w:lang w:bidi="ar-SA" w:val="en-US" w:eastAsia="zh-CN"/>
+      <w:lang w:val="en-US" w:bidi="ar-SA" w:eastAsia="zh-CN"/>
     </w:rPr>
   </w:style>
   <w:style w:type="paragraph" w:styleId="DNnd7VBnghieng">
@@ -27972,7 +27750,7 @@
       <w:color w:val="000000"/>
       <w:sz w:val="22"/>
       <w:szCs w:val="22"/>
-      <w:lang w:bidi="ar-SA" w:val="en-US" w:eastAsia="zh-CN"/>
+      <w:lang w:val="en-US" w:bidi="ar-SA" w:eastAsia="zh-CN"/>
     </w:rPr>
   </w:style>
   <w:style w:type="paragraph" w:styleId="DNplphuluc">
@@ -27988,7 +27766,7 @@
       <w:color w:val="000000"/>
       <w:sz w:val="22"/>
       <w:szCs w:val="32"/>
-      <w:lang w:bidi="ar-SA" w:val="en-US" w:eastAsia="zh-CN"/>
+      <w:lang w:val="en-US" w:bidi="ar-SA" w:eastAsia="zh-CN"/>
     </w:rPr>
   </w:style>
   <w:style w:type="paragraph" w:styleId="DNtd2tennuoc">
@@ -28007,7 +27785,7 @@
       <w:color w:val="000000"/>
       <w:sz w:val="20"/>
       <w:szCs w:val="20"/>
-      <w:lang w:bidi="ar-SA" w:val="en-US" w:eastAsia="zh-CN"/>
+      <w:lang w:val="en-US" w:bidi="ar-SA" w:eastAsia="zh-CN"/>
     </w:rPr>
   </w:style>
   <w:style w:type="paragraph" w:styleId="DNtd3DLTDHP">
@@ -28026,7 +27804,7 @@
       <w:color w:val="000000"/>
       <w:sz w:val="22"/>
       <w:szCs w:val="22"/>
-      <w:lang w:bidi="ar-SA" w:val="en-US" w:eastAsia="zh-CN"/>
+      <w:lang w:val="en-US" w:bidi="ar-SA" w:eastAsia="zh-CN"/>
     </w:rPr>
   </w:style>
   <w:style w:type="paragraph" w:styleId="DNtd4so">
@@ -28049,7 +27827,7 @@
       <w:color w:val="000000"/>
       <w:sz w:val="22"/>
       <w:szCs w:val="22"/>
-      <w:lang w:bidi="ar-SA" w:val="en-US" w:eastAsia="zh-CN"/>
+      <w:lang w:val="en-US" w:bidi="ar-SA" w:eastAsia="zh-CN"/>
     </w:rPr>
   </w:style>
   <w:style w:type="paragraph" w:styleId="StylecLeft">
@@ -28600,7 +28378,7 @@
       <w:color w:val="0000FF"/>
       <w:sz w:val="24"/>
       <w:szCs w:val="24"/>
-      <w:lang w:val="en-US" w:eastAsia="en-US" w:bidi="ar-SA"/>
+      <w:lang w:val="en-US" w:eastAsia="vi-VN" w:bidi="ar-SA"/>
     </w:rPr>
   </w:style>
   <w:style w:type="paragraph" w:styleId="chucdanh">
@@ -28617,7 +28395,7 @@
       <w:color w:val="0000FF"/>
       <w:sz w:val="20"/>
       <w:szCs w:val="20"/>
-      <w:lang w:val="en-US" w:eastAsia="en-US" w:bidi="ar-SA"/>
+      <w:lang w:val="en-US" w:eastAsia="vi-VN" w:bidi="ar-SA"/>
     </w:rPr>
   </w:style>
   <w:style w:type="paragraph" w:styleId="loai-vb">
@@ -28639,7 +28417,7 @@
       <w:spacing w:val="100"/>
       <w:sz w:val="32"/>
       <w:szCs w:val="32"/>
-      <w:lang w:val="en-US" w:eastAsia="en-US" w:bidi="ar-SA"/>
+      <w:lang w:val="en-US" w:eastAsia="vi-VN" w:bidi="ar-SA"/>
     </w:rPr>
   </w:style>
   <w:style w:type="paragraph" w:styleId="ten-vb">
@@ -28659,7 +28437,7 @@
       <w:spacing w:val="24"/>
       <w:sz w:val="20"/>
       <w:szCs w:val="20"/>
-      <w:lang w:val="en-US" w:eastAsia="en-US" w:bidi="ar-SA"/>
+      <w:lang w:val="en-US" w:eastAsia="vi-VN" w:bidi="ar-SA"/>
     </w:rPr>
   </w:style>
   <w:style w:type="paragraph" w:styleId="congbo">
@@ -28679,7 +28457,7 @@
       <w:color w:val="0000FF"/>
       <w:sz w:val="20"/>
       <w:szCs w:val="20"/>
-      <w:lang w:val="en-US" w:eastAsia="en-US" w:bidi="ar-SA"/>
+      <w:lang w:val="en-US" w:eastAsia="vi-VN" w:bidi="ar-SA"/>
     </w:rPr>
   </w:style>
   <w:style w:type="paragraph" w:styleId="n-chuong1">
@@ -28713,7 +28491,7 @@
       <w:color w:val="0000FF"/>
       <w:sz w:val="22"/>
       <w:szCs w:val="22"/>
-      <w:lang w:val="en-US" w:eastAsia="en-US" w:bidi="ar-SA"/>
+      <w:lang w:val="en-US" w:eastAsia="vi-VN" w:bidi="ar-SA"/>
     </w:rPr>
   </w:style>
   <w:style w:type="paragraph" w:styleId="giua-nghieng">
@@ -28732,7 +28510,7 @@
       <w:color w:val="0000FF"/>
       <w:sz w:val="20"/>
       <w:szCs w:val="24"/>
-      <w:lang w:val="en-US" w:eastAsia="en-US" w:bidi="ar-SA"/>
+      <w:lang w:val="en-US" w:eastAsia="vi-VN" w:bidi="ar-SA"/>
     </w:rPr>
   </w:style>
   <w:style w:type="paragraph" w:styleId="141">
@@ -29309,7 +29087,7 @@
       <w:color w:val="000000"/>
       <w:sz w:val="22"/>
       <w:szCs w:val="22"/>
-      <w:lang w:val="en-US" w:eastAsia="en-US"/>
+      <w:lang w:val="vi-VN" w:eastAsia="vi-VN"/>
     </w:rPr>
   </w:style>
   <w:style w:type="paragraph" w:styleId="3sochuongChar">
@@ -30265,7 +30043,7 @@
       <w:color w:val="000000"/>
       <w:sz w:val="22"/>
       <w:szCs w:val="22"/>
-      <w:lang w:bidi="ar-SA" w:val="en-US" w:eastAsia="zh-CN"/>
+      <w:lang w:val="en-US" w:bidi="ar-SA" w:eastAsia="zh-CN"/>
     </w:rPr>
   </w:style>
   <w:style w:type="paragraph" w:styleId="headingsample">
@@ -30743,7 +30521,7 @@
     <w:qFormat/>
     <w:pPr/>
     <w:rPr>
-      <w:lang w:val="en-US" w:eastAsia="en-US"/>
+      <w:lang w:val="vi-VN" w:eastAsia="vi-VN"/>
     </w:rPr>
   </w:style>
   <w:style w:type="paragraph" w:styleId="CharCharCharChar11">
@@ -31208,7 +30986,7 @@
       <w:color w:val="FF00FF"/>
       <w:sz w:val="26"/>
       <w:szCs w:val="20"/>
-      <w:lang w:val="en-US"/>
+      <w:lang w:val="vi-VN"/>
     </w:rPr>
   </w:style>
   <w:style w:type="paragraph" w:styleId="d2">
@@ -31262,7 +31040,7 @@
     <w:rPr>
       <w:rFonts w:eastAsia="Batang"/>
       <w:szCs w:val="26"/>
-      <w:lang w:val="en-US"/>
+      <w:lang w:val="vi-VN"/>
     </w:rPr>
   </w:style>
   <w:style w:type="paragraph" w:styleId="Reference">
@@ -31394,7 +31172,7 @@
       <w:b/>
       <w:sz w:val="24"/>
       <w:szCs w:val="24"/>
-      <w:lang w:val="en-US" w:eastAsia="en-US"/>
+      <w:lang w:val="vi-VN" w:eastAsia="vi-VN"/>
     </w:rPr>
   </w:style>
   <w:style w:type="paragraph" w:styleId="dieu11">
@@ -31442,7 +31220,7 @@
       <w:color w:val="000000"/>
       <w:sz w:val="22"/>
       <w:szCs w:val="22"/>
-      <w:lang w:val="en-US" w:eastAsia="en-US"/>
+      <w:lang w:val="vi-VN" w:eastAsia="vi-VN"/>
     </w:rPr>
   </w:style>
   <w:style w:type="paragraph" w:styleId="Co9th">
@@ -31483,7 +31261,7 @@
     <w:rPr>
       <w:sz w:val="20"/>
       <w:szCs w:val="20"/>
-      <w:lang w:val="en-US" w:eastAsia="en-US"/>
+      <w:lang w:val="vi-VN" w:eastAsia="vi-VN"/>
     </w:rPr>
   </w:style>
   <w:style w:type="paragraph" w:styleId="StyleBodyTextVnArial11pt3">
@@ -31498,7 +31276,7 @@
       <w:rFonts w:ascii="Times New Roman" w:hAnsi="Times New Roman" w:eastAsia="SimSun" w:cs="Times New Roman"/>
       <w:b w:val="false"/>
       <w:szCs w:val="24"/>
-      <w:lang w:val="en-US"/>
+      <w:lang w:val="vi-VN"/>
     </w:rPr>
   </w:style>
   <w:style w:type="paragraph" w:styleId="InsertionNote">
@@ -31529,7 +31307,7 @@
       <w:color w:val="FF0000"/>
       <w:sz w:val="26"/>
       <w:szCs w:val="26"/>
-      <w:lang w:val="en-US" w:eastAsia="en-US"/>
+      <w:lang w:val="vi-VN" w:eastAsia="vi-VN"/>
     </w:rPr>
   </w:style>
   <w:style w:type="paragraph" w:styleId="MainItem">
@@ -31552,7 +31330,7 @@
       <w:rFonts w:ascii="Arial" w:hAnsi="Arial" w:cs="Arial"/>
       <w:sz w:val="40"/>
       <w:szCs w:val="26"/>
-      <w:lang w:val="en-US" w:eastAsia="en-US"/>
+      <w:lang w:val="vi-VN" w:eastAsia="vi-VN"/>
     </w:rPr>
   </w:style>
   <w:style w:type="paragraph" w:styleId="Normal-Bullet">
@@ -31571,7 +31349,7 @@
       <w:rFonts w:ascii="Arial" w:hAnsi="Arial" w:cs="Arial"/>
       <w:sz w:val="20"/>
       <w:szCs w:val="20"/>
-      <w:lang w:val="en-US" w:eastAsia="en-US"/>
+      <w:lang w:val="vi-VN" w:eastAsia="vi-VN"/>
     </w:rPr>
   </w:style>
   <w:style w:type="paragraph" w:styleId="SpeakerNotes">
@@ -31611,7 +31389,7 @@
       <w:color w:val="000000"/>
       <w:sz w:val="20"/>
       <w:szCs w:val="23"/>
-      <w:lang w:val="en-US" w:eastAsia="en-US"/>
+      <w:lang w:val="vi-VN" w:eastAsia="vi-VN"/>
     </w:rPr>
   </w:style>
   <w:style w:type="paragraph" w:styleId="Normal21">
@@ -31635,7 +31413,7 @@
       <w:rFonts w:ascii="Arial" w:hAnsi="Arial" w:cs="Arial"/>
       <w:sz w:val="20"/>
       <w:szCs w:val="20"/>
-      <w:lang w:val="en-US" w:eastAsia="en-US"/>
+      <w:lang w:val="vi-VN" w:eastAsia="vi-VN"/>
     </w:rPr>
   </w:style>
   <w:style w:type="paragraph" w:styleId="Normal2-Bullet">
@@ -31670,7 +31448,7 @@
       <w:rFonts w:ascii="Arial" w:hAnsi="Arial" w:cs="Arial"/>
       <w:sz w:val="18"/>
       <w:szCs w:val="18"/>
-      <w:lang w:val="en-US" w:eastAsia="en-US"/>
+      <w:lang w:val="vi-VN" w:eastAsia="vi-VN"/>
     </w:rPr>
   </w:style>
   <w:style w:type="paragraph" w:styleId="Tabletext1">
@@ -31687,7 +31465,7 @@
       <w:bCs/>
       <w:sz w:val="20"/>
       <w:szCs w:val="20"/>
-      <w:lang w:val="en-US" w:eastAsia="en-US"/>
+      <w:lang w:val="vi-VN" w:eastAsia="vi-VN"/>
     </w:rPr>
   </w:style>
   <w:style w:type="paragraph" w:styleId="Appendixheading1">
@@ -31708,7 +31486,7 @@
       <w:b/>
       <w:sz w:val="20"/>
       <w:szCs w:val="20"/>
-      <w:lang w:val="en-US" w:eastAsia="en-US"/>
+      <w:lang w:val="vi-VN" w:eastAsia="vi-VN"/>
     </w:rPr>
   </w:style>
   <w:style w:type="paragraph" w:styleId="Appendixheading2">
@@ -31747,7 +31525,7 @@
     </w:pPr>
     <w:rPr>
       <w:rFonts w:ascii="Arial" w:hAnsi="Arial" w:cs="Arial"/>
-      <w:lang w:val="en-US" w:eastAsia="en-US"/>
+      <w:lang w:val="vi-VN" w:eastAsia="vi-VN"/>
     </w:rPr>
   </w:style>
   <w:style w:type="paragraph" w:styleId="Normal-Bullet2">
@@ -31801,7 +31579,7 @@
       <w:caps/>
       <w:sz w:val="22"/>
       <w:szCs w:val="26"/>
-      <w:lang w:val="en-US" w:eastAsia="en-US"/>
+      <w:lang w:val="vi-VN" w:eastAsia="vi-VN"/>
     </w:rPr>
   </w:style>
   <w:style w:type="paragraph" w:styleId="HeadingC3L2">
@@ -31828,7 +31606,7 @@
       <w:w w:val="90"/>
       <w:sz w:val="22"/>
       <w:szCs w:val="36"/>
-      <w:lang w:val="en-US" w:eastAsia="en-US"/>
+      <w:lang w:val="vi-VN" w:eastAsia="vi-VN"/>
     </w:rPr>
   </w:style>
   <w:style w:type="paragraph" w:styleId="Heading3SS4">
@@ -31852,7 +31630,7 @@
       <w:color w:val="000000"/>
       <w:sz w:val="20"/>
       <w:szCs w:val="20"/>
-      <w:lang w:val="en-US"/>
+      <w:lang w:val="vi-VN"/>
     </w:rPr>
   </w:style>
   <w:style w:type="paragraph" w:styleId="Heading4SS4">
@@ -32045,7 +31823,7 @@
     </w:pPr>
     <w:rPr>
       <w:rFonts w:ascii="Arial" w:hAnsi="Arial" w:cs="Arial"/>
-      <w:lang w:val="en-US" w:eastAsia="en-US"/>
+      <w:lang w:val="vi-VN" w:eastAsia="vi-VN"/>
     </w:rPr>
   </w:style>
   <w:style w:type="paragraph" w:styleId="Stylemuc1ComplexArialComplex13pt1">
@@ -32186,7 +31964,7 @@
       <w:b/>
       <w:sz w:val="26"/>
       <w:szCs w:val="20"/>
-      <w:lang w:val="en-GB" w:eastAsia="en-US"/>
+      <w:lang w:val="en-GB" w:eastAsia="vi-VN"/>
     </w:rPr>
   </w:style>
   <w:style w:type="paragraph" w:styleId="FAATableText">
@@ -32201,7 +31979,7 @@
       <w:rFonts w:ascii="Arial Narrow" w:hAnsi="Arial Narrow" w:eastAsia="Calibri" w:cs="Arial Narrow"/>
       <w:sz w:val="20"/>
       <w:szCs w:val="20"/>
-      <w:lang w:val="en-US"/>
+      <w:lang w:val="vi-VN"/>
     </w:rPr>
   </w:style>
   <w:style w:type="paragraph" w:styleId="StyleHeading213ptJustifiedBefore0ptAfter0pt">
@@ -32333,7 +32111,7 @@
       <w:color w:val="FF0000"/>
       <w:sz w:val="22"/>
       <w:szCs w:val="22"/>
-      <w:lang w:val="en-US"/>
+      <w:lang w:val="vi-VN"/>
     </w:rPr>
   </w:style>
   <w:style w:type="paragraph" w:styleId="StyleStyleHeading213ptJustifiedBefore0ptAfter0pt">
@@ -32705,7 +32483,7 @@
       <w:bCs/>
       <w:sz w:val="26"/>
       <w:szCs w:val="26"/>
-      <w:lang w:val="en-US"/>
+      <w:lang w:val="vi-VN"/>
     </w:rPr>
   </w:style>
   <w:style w:type="paragraph" w:styleId="CharCharCharCharCharCharCharCharChar">
@@ -32728,7 +32506,7 @@
       <w:jc w:val="both"/>
     </w:pPr>
     <w:rPr>
-      <w:lang w:val="vi-VN" w:eastAsia="en-US"/>
+      <w:lang w:val="vi-VN" w:eastAsia="vi-VN"/>
     </w:rPr>
   </w:style>
   <w:style w:type="paragraph" w:styleId="Nidung">
@@ -32823,7 +32601,7 @@
       <w:color w:val="auto"/>
       <w:sz w:val="24"/>
       <w:szCs w:val="24"/>
-      <w:lang w:bidi="ar-SA" w:val="en-US" w:eastAsia="zh-CN"/>
+      <w:lang w:val="en-US" w:bidi="ar-SA" w:eastAsia="zh-CN"/>
     </w:rPr>
   </w:style>
   <w:style w:type="paragraph" w:styleId="Quydinhchung">
@@ -32841,7 +32619,7 @@
       <w:color w:val="auto"/>
       <w:sz w:val="24"/>
       <w:szCs w:val="24"/>
-      <w:lang w:bidi="ar-SA" w:val="en-US" w:eastAsia="zh-CN"/>
+      <w:lang w:val="en-US" w:bidi="ar-SA" w:eastAsia="zh-CN"/>
     </w:rPr>
   </w:style>
   <w:style w:type="paragraph" w:styleId="coditab">
@@ -32872,7 +32650,7 @@
       <w:color w:val="auto"/>
       <w:sz w:val="28"/>
       <w:szCs w:val="28"/>
-      <w:lang w:bidi="ar-SA" w:val="en-US" w:eastAsia="zh-CN"/>
+      <w:lang w:val="en-US" w:bidi="ar-SA" w:eastAsia="zh-CN"/>
     </w:rPr>
   </w:style>
   <w:style w:type="paragraph" w:styleId="Char2">
@@ -32903,7 +32681,7 @@
       <w:sz w:val="20"/>
       <w:szCs w:val="20"/>
       <w:shd w:fill="FFFFFF" w:val="clear"/>
-      <w:lang w:val="en-US"/>
+      <w:lang w:val="vi-VN"/>
     </w:rPr>
   </w:style>
   <w:style w:type="paragraph" w:styleId="Heading111">
@@ -32922,7 +32700,7 @@
       <w:sz w:val="20"/>
       <w:szCs w:val="20"/>
       <w:shd w:fill="FFFFFF" w:val="clear"/>
-      <w:lang w:val="en-US"/>
+      <w:lang w:val="vi-VN"/>
     </w:rPr>
   </w:style>
   <w:style w:type="paragraph" w:styleId="Bodytext1101">
@@ -32939,7 +32717,7 @@
       <w:sz w:val="20"/>
       <w:szCs w:val="20"/>
       <w:shd w:fill="FFFFFF" w:val="clear"/>
-      <w:lang w:val="en-US"/>
+      <w:lang w:val="vi-VN"/>
     </w:rPr>
   </w:style>
   <w:style w:type="paragraph" w:styleId="Bodytext215">
@@ -32958,7 +32736,7 @@
       <w:bCs/>
       <w:sz w:val="20"/>
       <w:szCs w:val="20"/>
-      <w:lang w:val="en-US"/>
+      <w:lang w:val="vi-VN"/>
     </w:rPr>
   </w:style>
   <w:style w:type="paragraph" w:styleId="Bodytext35">
@@ -32976,7 +32754,7 @@
       <w:sz w:val="26"/>
       <w:szCs w:val="26"/>
       <w:shd w:fill="FFFFFF" w:val="clear"/>
-      <w:lang w:val="en-US"/>
+      <w:lang w:val="vi-VN"/>
     </w:rPr>
   </w:style>
   <w:style w:type="paragraph" w:styleId="Headerorfooter11">
@@ -32992,7 +32770,7 @@
       <w:sz w:val="20"/>
       <w:szCs w:val="20"/>
       <w:shd w:fill="FFFFFF" w:val="clear"/>
-      <w:lang w:val="en-US"/>
+      <w:lang w:val="vi-VN"/>
     </w:rPr>
   </w:style>
   <w:style w:type="paragraph" w:styleId="Bodytext43">
@@ -33013,7 +32791,7 @@
       <w:sz w:val="22"/>
       <w:szCs w:val="22"/>
       <w:shd w:fill="FFFFFF" w:val="clear"/>
-      <w:lang w:val="en-US"/>
+      <w:lang w:val="vi-VN"/>
     </w:rPr>
   </w:style>
   <w:style w:type="paragraph" w:styleId="Bodytext52">
@@ -33032,7 +32810,7 @@
       <w:sz w:val="18"/>
       <w:szCs w:val="18"/>
       <w:shd w:fill="FFFFFF" w:val="clear"/>
-      <w:lang w:val="en-US"/>
+      <w:lang w:val="vi-VN"/>
     </w:rPr>
   </w:style>
   <w:style w:type="paragraph" w:styleId="Tablecaption11">
@@ -33049,7 +32827,7 @@
       <w:sz w:val="20"/>
       <w:szCs w:val="20"/>
       <w:shd w:fill="FFFFFF" w:val="clear"/>
-      <w:lang w:val="en-US"/>
+      <w:lang w:val="vi-VN"/>
     </w:rPr>
   </w:style>
   <w:style w:type="paragraph" w:styleId="Tablecaption211">
@@ -33067,7 +32845,7 @@
       <w:sz w:val="20"/>
       <w:szCs w:val="20"/>
       <w:shd w:fill="FFFFFF" w:val="clear"/>
-      <w:lang w:val="en-US" w:eastAsia="en-US"/>
+      <w:lang w:val="vi-VN" w:eastAsia="vi-VN"/>
     </w:rPr>
   </w:style>
   <w:style w:type="paragraph" w:styleId="Bodytext62">
@@ -33083,7 +32861,7 @@
       <w:sz w:val="20"/>
       <w:szCs w:val="20"/>
       <w:shd w:fill="FFFFFF" w:val="clear"/>
-      <w:lang w:val="en-US"/>
+      <w:lang w:val="vi-VN"/>
     </w:rPr>
   </w:style>
   <w:style w:type="paragraph" w:styleId="Bodytext72">
@@ -33099,7 +32877,7 @@
       <w:sz w:val="22"/>
       <w:szCs w:val="22"/>
       <w:shd w:fill="FFFFFF" w:val="clear"/>
-      <w:lang w:val="en-US"/>
+      <w:lang w:val="vi-VN"/>
     </w:rPr>
   </w:style>
   <w:style w:type="paragraph" w:styleId="Bodytext82">
@@ -33115,7 +32893,7 @@
       <w:sz w:val="20"/>
       <w:szCs w:val="20"/>
       <w:shd w:fill="FFFFFF" w:val="clear"/>
-      <w:lang w:val="en-US"/>
+      <w:lang w:val="vi-VN"/>
     </w:rPr>
   </w:style>
   <w:style w:type="paragraph" w:styleId="Tablecaption311">
@@ -33133,7 +32911,7 @@
       <w:sz w:val="20"/>
       <w:szCs w:val="20"/>
       <w:shd w:fill="FFFFFF" w:val="clear"/>
-      <w:lang w:val="en-US"/>
+      <w:lang w:val="vi-VN"/>
     </w:rPr>
   </w:style>
   <w:style w:type="paragraph" w:styleId="Tablecaption41">
@@ -33152,7 +32930,7 @@
       <w:sz w:val="10"/>
       <w:szCs w:val="10"/>
       <w:shd w:fill="FFFFFF" w:val="clear"/>
-      <w:lang w:val="en-US" w:eastAsia="en-US"/>
+      <w:lang w:val="vi-VN" w:eastAsia="vi-VN"/>
     </w:rPr>
   </w:style>
   <w:style w:type="paragraph" w:styleId="Bodytext92">
@@ -33168,7 +32946,7 @@
       <w:sz w:val="23"/>
       <w:szCs w:val="23"/>
       <w:shd w:fill="FFFFFF" w:val="clear"/>
-      <w:lang w:val="en-US"/>
+      <w:lang w:val="vi-VN"/>
     </w:rPr>
   </w:style>
   <w:style w:type="paragraph" w:styleId="Bodytext102">
@@ -33184,7 +32962,7 @@
       <w:sz w:val="23"/>
       <w:szCs w:val="23"/>
       <w:shd w:fill="FFFFFF" w:val="clear"/>
-      <w:lang w:val="en-US"/>
+      <w:lang w:val="vi-VN"/>
     </w:rPr>
   </w:style>
   <w:style w:type="paragraph" w:styleId="Bodytext112">
@@ -33200,7 +32978,7 @@
       <w:sz w:val="25"/>
       <w:szCs w:val="25"/>
       <w:shd w:fill="FFFFFF" w:val="clear"/>
-      <w:lang w:val="en-US"/>
+      <w:lang w:val="vi-VN"/>
     </w:rPr>
   </w:style>
   <w:style w:type="paragraph" w:styleId="Bodytext122">
@@ -33216,7 +32994,7 @@
       <w:sz w:val="23"/>
       <w:szCs w:val="23"/>
       <w:shd w:fill="FFFFFF" w:val="clear"/>
-      <w:lang w:val="en-US"/>
+      <w:lang w:val="vi-VN"/>
     </w:rPr>
   </w:style>
   <w:style w:type="paragraph" w:styleId="Bodytext132">
@@ -33233,7 +33011,7 @@
       <w:sz w:val="23"/>
       <w:szCs w:val="23"/>
       <w:shd w:fill="FFFFFF" w:val="clear"/>
-      <w:lang w:val="en-US"/>
+      <w:lang w:val="vi-VN"/>
     </w:rPr>
   </w:style>
   <w:style w:type="paragraph" w:styleId="Bodytext142">
@@ -33249,7 +33027,7 @@
       <w:sz w:val="23"/>
       <w:szCs w:val="23"/>
       <w:shd w:fill="FFFFFF" w:val="clear"/>
-      <w:lang w:val="en-US"/>
+      <w:lang w:val="vi-VN"/>
     </w:rPr>
   </w:style>
   <w:style w:type="paragraph" w:styleId="Bodytext152">
@@ -33265,7 +33043,7 @@
       <w:sz w:val="23"/>
       <w:szCs w:val="23"/>
       <w:shd w:fill="FFFFFF" w:val="clear"/>
-      <w:lang w:val="en-US"/>
+      <w:lang w:val="vi-VN"/>
     </w:rPr>
   </w:style>
   <w:style w:type="paragraph" w:styleId="Bodytext162">
@@ -33281,7 +33059,7 @@
       <w:sz w:val="23"/>
       <w:szCs w:val="23"/>
       <w:shd w:fill="FFFFFF" w:val="clear"/>
-      <w:lang w:val="en-US"/>
+      <w:lang w:val="vi-VN"/>
     </w:rPr>
   </w:style>
   <w:style w:type="paragraph" w:styleId="Bodytext172">
@@ -33297,7 +33075,7 @@
       <w:sz w:val="23"/>
       <w:szCs w:val="23"/>
       <w:shd w:fill="FFFFFF" w:val="clear"/>
-      <w:lang w:val="en-US"/>
+      <w:lang w:val="vi-VN"/>
     </w:rPr>
   </w:style>
   <w:style w:type="paragraph" w:styleId="Bodytext182">
@@ -33313,7 +33091,7 @@
       <w:sz w:val="23"/>
       <w:szCs w:val="23"/>
       <w:shd w:fill="FFFFFF" w:val="clear"/>
-      <w:lang w:val="en-US"/>
+      <w:lang w:val="vi-VN"/>
     </w:rPr>
   </w:style>
   <w:style w:type="paragraph" w:styleId="Bodytext192">
@@ -33330,7 +33108,7 @@
       <w:sz w:val="23"/>
       <w:szCs w:val="23"/>
       <w:shd w:fill="FFFFFF" w:val="clear"/>
-      <w:lang w:val="en-US"/>
+      <w:lang w:val="vi-VN"/>
     </w:rPr>
   </w:style>
   <w:style w:type="paragraph" w:styleId="Bodytext202">
@@ -33347,7 +33125,7 @@
       <w:sz w:val="23"/>
       <w:szCs w:val="23"/>
       <w:shd w:fill="FFFFFF" w:val="clear"/>
-      <w:lang w:val="en-US"/>
+      <w:lang w:val="vi-VN"/>
     </w:rPr>
   </w:style>
   <w:style w:type="paragraph" w:styleId="Bodytext216">
@@ -33364,7 +33142,7 @@
       <w:sz w:val="23"/>
       <w:szCs w:val="23"/>
       <w:shd w:fill="FFFFFF" w:val="clear"/>
-      <w:lang w:val="en-US"/>
+      <w:lang w:val="vi-VN"/>
     </w:rPr>
   </w:style>
   <w:style w:type="paragraph" w:styleId="Bodytext224">
@@ -33381,7 +33159,7 @@
       <w:sz w:val="22"/>
       <w:szCs w:val="22"/>
       <w:shd w:fill="FFFFFF" w:val="clear"/>
-      <w:lang w:val="en-US"/>
+      <w:lang w:val="vi-VN"/>
     </w:rPr>
   </w:style>
   <w:style w:type="paragraph" w:styleId="Bodytext233">
@@ -33398,7 +33176,7 @@
       <w:sz w:val="22"/>
       <w:szCs w:val="22"/>
       <w:shd w:fill="FFFFFF" w:val="clear"/>
-      <w:lang w:val="en-US"/>
+      <w:lang w:val="vi-VN"/>
     </w:rPr>
   </w:style>
   <w:style w:type="paragraph" w:styleId="Bodytext242">
@@ -33414,7 +33192,7 @@
       <w:sz w:val="20"/>
       <w:szCs w:val="20"/>
       <w:shd w:fill="FFFFFF" w:val="clear"/>
-      <w:lang w:val="en-US"/>
+      <w:lang w:val="vi-VN"/>
     </w:rPr>
   </w:style>
   <w:style w:type="paragraph" w:styleId="Bodytext252">
@@ -33431,7 +33209,7 @@
       <w:sz w:val="22"/>
       <w:szCs w:val="22"/>
       <w:shd w:fill="FFFFFF" w:val="clear"/>
-      <w:lang w:val="en-US"/>
+      <w:lang w:val="vi-VN"/>
     </w:rPr>
   </w:style>
   <w:style w:type="paragraph" w:styleId="Bodytext261">
@@ -33448,7 +33226,7 @@
       <w:sz w:val="12"/>
       <w:szCs w:val="12"/>
       <w:shd w:fill="FFFFFF" w:val="clear"/>
-      <w:lang w:val="en-US" w:eastAsia="en-US"/>
+      <w:lang w:val="vi-VN" w:eastAsia="vi-VN"/>
     </w:rPr>
   </w:style>
   <w:style w:type="paragraph" w:styleId="Bodytext271">
@@ -33464,7 +33242,7 @@
       <w:sz w:val="23"/>
       <w:szCs w:val="23"/>
       <w:shd w:fill="FFFFFF" w:val="clear"/>
-      <w:lang w:val="en-US"/>
+      <w:lang w:val="vi-VN"/>
     </w:rPr>
   </w:style>
   <w:style w:type="paragraph" w:styleId="Bodytext281">
@@ -33481,7 +33259,7 @@
       <w:sz w:val="23"/>
       <w:szCs w:val="23"/>
       <w:shd w:fill="FFFFFF" w:val="clear"/>
-      <w:lang w:val="en-US"/>
+      <w:lang w:val="vi-VN"/>
     </w:rPr>
   </w:style>
   <w:style w:type="paragraph" w:styleId="Bodytext291">
@@ -33497,7 +33275,7 @@
       <w:sz w:val="23"/>
       <w:szCs w:val="23"/>
       <w:shd w:fill="FFFFFF" w:val="clear"/>
-      <w:lang w:val="en-US"/>
+      <w:lang w:val="vi-VN"/>
     </w:rPr>
   </w:style>
   <w:style w:type="paragraph" w:styleId="Bodytext301">
@@ -33514,7 +33292,7 @@
       <w:sz w:val="23"/>
       <w:szCs w:val="23"/>
       <w:shd w:fill="FFFFFF" w:val="clear"/>
-      <w:lang w:val="en-US"/>
+      <w:lang w:val="vi-VN"/>
     </w:rPr>
   </w:style>
   <w:style w:type="paragraph" w:styleId="Bodytext311">
@@ -33531,7 +33309,7 @@
       <w:sz w:val="22"/>
       <w:szCs w:val="22"/>
       <w:shd w:fill="FFFFFF" w:val="clear"/>
-      <w:lang w:val="en-US"/>
+      <w:lang w:val="vi-VN"/>
     </w:rPr>
   </w:style>
   <w:style w:type="paragraph" w:styleId="Bodytext321">
@@ -33547,7 +33325,7 @@
       <w:sz w:val="23"/>
       <w:szCs w:val="23"/>
       <w:shd w:fill="FFFFFF" w:val="clear"/>
-      <w:lang w:val="en-US"/>
+      <w:lang w:val="vi-VN"/>
     </w:rPr>
   </w:style>
   <w:style w:type="paragraph" w:styleId="Heading123">
@@ -33565,7 +33343,7 @@
       <w:sz w:val="20"/>
       <w:szCs w:val="20"/>
       <w:shd w:fill="FFFFFF" w:val="clear"/>
-      <w:lang w:val="en-US"/>
+      <w:lang w:val="vi-VN"/>
     </w:rPr>
   </w:style>
   <w:style w:type="paragraph" w:styleId="Heading212">
@@ -33585,7 +33363,7 @@
       <w:sz w:val="20"/>
       <w:szCs w:val="20"/>
       <w:shd w:fill="FFFFFF" w:val="clear"/>
-      <w:lang w:val="en-US"/>
+      <w:lang w:val="vi-VN"/>
     </w:rPr>
   </w:style>
   <w:style w:type="paragraph" w:styleId="Tablecaption51">
@@ -33605,7 +33383,7 @@
       <w:sz w:val="8"/>
       <w:szCs w:val="8"/>
       <w:shd w:fill="FFFFFF" w:val="clear"/>
-      <w:lang w:val="en-US" w:eastAsia="en-US"/>
+      <w:lang w:val="vi-VN" w:eastAsia="vi-VN"/>
     </w:rPr>
   </w:style>
   <w:style w:type="paragraph" w:styleId="Tablecaption61">
@@ -33622,7 +33400,7 @@
       <w:sz w:val="22"/>
       <w:szCs w:val="22"/>
       <w:shd w:fill="FFFFFF" w:val="clear"/>
-      <w:lang w:val="en-US" w:eastAsia="en-US"/>
+      <w:lang w:val="vi-VN" w:eastAsia="vi-VN"/>
     </w:rPr>
   </w:style>
   <w:style w:type="paragraph" w:styleId="Tablecaption71">
@@ -33639,7 +33417,7 @@
       <w:sz w:val="20"/>
       <w:szCs w:val="20"/>
       <w:shd w:fill="FFFFFF" w:val="clear"/>
-      <w:lang w:val="en-US" w:eastAsia="en-US"/>
+      <w:lang w:val="vi-VN" w:eastAsia="vi-VN"/>
     </w:rPr>
   </w:style>
   <w:style w:type="paragraph" w:styleId="msonormal">
@@ -38307,7 +38085,7 @@
       <w:color w:val="auto"/>
       <w:sz w:val="24"/>
       <w:szCs w:val="24"/>
-      <w:lang w:val="vi-VN" w:bidi="ar-SA" w:eastAsia="zh-CN"/>
+      <w:lang w:bidi="ar-SA" w:val="vi-VN" w:eastAsia="zh-CN"/>
     </w:rPr>
   </w:style>
   <w:style w:type="paragraph" w:styleId="Tenchitieu">
@@ -38490,7 +38268,7 @@
       <w:color w:val="auto"/>
       <w:sz w:val="20"/>
       <w:szCs w:val="20"/>
-      <w:lang w:bidi="ar-SA" w:val="en-US" w:eastAsia="zh-CN"/>
+      <w:lang w:val="en-US" w:bidi="ar-SA" w:eastAsia="zh-CN"/>
     </w:rPr>
   </w:style>
   <w:style w:type="paragraph" w:styleId="heading51">
@@ -38580,7 +38358,7 @@
     <w:rPr>
       <w:rFonts w:ascii="Times New Roman" w:hAnsi="Times New Roman" w:cs="Times New Roman"/>
       <w:sz w:val="28"/>
-      <w:lang w:val="en-US"/>
+      <w:lang w:val="vi-VN"/>
     </w:rPr>
   </w:style>
   <w:style w:type="paragraph" w:styleId="CM21">
@@ -38669,7 +38447,7 @@
       <w:iCs w:val="false"/>
       <w:sz w:val="24"/>
       <w:szCs w:val="24"/>
-      <w:lang w:val="en-US"/>
+      <w:lang w:val="vi-VN"/>
     </w:rPr>
   </w:style>
   <w:style w:type="paragraph" w:styleId="248">
@@ -38703,7 +38481,7 @@
       <w:rFonts w:ascii="Arial" w:hAnsi="Arial" w:cs="Arial"/>
       <w:sz w:val="24"/>
       <w:szCs w:val="24"/>
-      <w:lang w:val="en-US"/>
+      <w:lang w:val="vi-VN"/>
     </w:rPr>
   </w:style>
   <w:style w:type="paragraph" w:styleId="A11">
@@ -38838,7 +38616,7 @@
       <w:rFonts w:ascii="Arial" w:hAnsi="Arial" w:cs="Arial"/>
       <w:sz w:val="24"/>
       <w:szCs w:val="20"/>
-      <w:lang w:val="en-US"/>
+      <w:lang w:val="vi-VN"/>
     </w:rPr>
   </w:style>
   <w:style w:type="paragraph" w:styleId="Congthuc">
@@ -38953,7 +38731,7 @@
       <w:rFonts w:ascii="Arial" w:hAnsi="Arial" w:cs="Arial"/>
       <w:sz w:val="24"/>
       <w:szCs w:val="24"/>
-      <w:lang w:val="en-US"/>
+      <w:lang w:val="vi-VN"/>
     </w:rPr>
   </w:style>
   <w:style w:type="paragraph" w:styleId="0Bang">
@@ -38965,7 +38743,7 @@
       <w:jc w:val="center"/>
     </w:pPr>
     <w:rPr>
-      <w:lang w:val="en-US"/>
+      <w:lang w:val="vi-VN"/>
     </w:rPr>
   </w:style>
   <w:style w:type="paragraph" w:styleId="368">
@@ -39193,7 +38971,7 @@
       <w:b/>
       <w:i/>
       <w:szCs w:val="28"/>
-      <w:lang w:val="en-US"/>
+      <w:lang w:val="vi-VN"/>
     </w:rPr>
   </w:style>
   <w:style w:type="paragraph" w:styleId="Style168Left23cmHanging12cmBefore3pt">
@@ -39336,7 +39114,7 @@
       <w:b/>
       <w:sz w:val="24"/>
       <w:szCs w:val="22"/>
-      <w:lang w:val="en-US"/>
+      <w:lang w:val="vi-VN"/>
     </w:rPr>
   </w:style>
   <w:style w:type="paragraph" w:styleId="BPhanMucluc">
@@ -39359,7 +39137,7 @@
       <w:spacing w:val="0"/>
       <w:sz w:val="24"/>
       <w:szCs w:val="22"/>
-      <w:lang w:val="en-US"/>
+      <w:lang w:val="vi-VN"/>
     </w:rPr>
   </w:style>
   <w:style w:type="paragraph" w:styleId="Angoaccongthuc">
@@ -39732,7 +39510,7 @@
       <w:color w:val="auto"/>
       <w:sz w:val="28"/>
       <w:szCs w:val="28"/>
-      <w:lang w:bidi="ar-SA" w:val="en-US" w:eastAsia="zh-CN"/>
+      <w:lang w:val="en-US" w:bidi="ar-SA" w:eastAsia="zh-CN"/>
     </w:rPr>
   </w:style>
   <w:style w:type="paragraph" w:styleId="preamble">
@@ -39841,7 +39619,7 @@
       <w:color w:val="auto"/>
       <w:sz w:val="24"/>
       <w:szCs w:val="24"/>
-      <w:lang w:bidi="ar-SA" w:val="en-US" w:eastAsia="zh-CN"/>
+      <w:lang w:val="en-US" w:bidi="ar-SA" w:eastAsia="zh-CN"/>
     </w:rPr>
   </w:style>
   <w:style w:type="paragraph" w:styleId="cover1">
@@ -39858,7 +39636,7 @@
       <w:color w:val="auto"/>
       <w:sz w:val="28"/>
       <w:szCs w:val="28"/>
-      <w:lang w:bidi="ar-SA" w:val="en-US" w:eastAsia="zh-CN"/>
+      <w:lang w:val="en-US" w:bidi="ar-SA" w:eastAsia="zh-CN"/>
     </w:rPr>
   </w:style>
   <w:style w:type="paragraph" w:styleId="cover2">
@@ -40305,7 +40083,7 @@
       <w:rFonts w:ascii="Arial" w:hAnsi="Arial" w:eastAsia="MS Mincho" w:cs="Arial"/>
       <w:sz w:val="24"/>
       <w:szCs w:val="24"/>
-      <w:lang w:val="en-US"/>
+      <w:lang w:val="vi-VN"/>
     </w:rPr>
   </w:style>
   <w:style w:type="paragraph" w:styleId="NORMALa">
@@ -40417,7 +40195,7 @@
       <w:color w:val="auto"/>
       <w:sz w:val="22"/>
       <w:szCs w:val="22"/>
-      <w:lang w:bidi="ar-SA" w:val="en-US" w:eastAsia="zh-CN"/>
+      <w:lang w:val="en-US" w:bidi="ar-SA" w:eastAsia="zh-CN"/>
     </w:rPr>
   </w:style>
   <w:style w:type="paragraph" w:styleId="tableindent">
@@ -40450,7 +40228,7 @@
       <w:color w:val="auto"/>
       <w:sz w:val="24"/>
       <w:szCs w:val="24"/>
-      <w:lang w:bidi="ar-SA" w:val="en-US" w:eastAsia="zh-CN"/>
+      <w:lang w:val="en-US" w:bidi="ar-SA" w:eastAsia="zh-CN"/>
     </w:rPr>
   </w:style>
   <w:style w:type="paragraph" w:styleId="TENCHUONG2">
@@ -40469,7 +40247,7 @@
       <w:color w:val="auto"/>
       <w:sz w:val="24"/>
       <w:szCs w:val="24"/>
-      <w:lang w:bidi="ar-SA" w:val="en-US" w:eastAsia="zh-CN"/>
+      <w:lang w:val="en-US" w:bidi="ar-SA" w:eastAsia="zh-CN"/>
     </w:rPr>
   </w:style>
   <w:style w:type="paragraph" w:styleId="111reindent">
@@ -40617,7 +40395,7 @@
       <w:color w:val="auto"/>
       <w:sz w:val="32"/>
       <w:szCs w:val="32"/>
-      <w:lang w:bidi="ar-SA" w:val="en-US" w:eastAsia="zh-CN"/>
+      <w:lang w:val="en-US" w:bidi="ar-SA" w:eastAsia="zh-CN"/>
     </w:rPr>
   </w:style>
   <w:style w:type="paragraph" w:styleId="aindent">
@@ -40652,7 +40430,7 @@
       <w:color w:val="auto"/>
       <w:sz w:val="24"/>
       <w:szCs w:val="24"/>
-      <w:lang w:bidi="ar-SA" w:val="en-US" w:eastAsia="zh-CN"/>
+      <w:lang w:val="en-US" w:bidi="ar-SA" w:eastAsia="zh-CN"/>
     </w:rPr>
   </w:style>
   <w:style w:type="paragraph" w:styleId="iindent">
@@ -40712,7 +40490,7 @@
       <w:color w:val="auto"/>
       <w:sz w:val="24"/>
       <w:szCs w:val="24"/>
-      <w:lang w:bidi="ar-SA" w:val="en-US" w:eastAsia="zh-CN"/>
+      <w:lang w:val="en-US" w:bidi="ar-SA" w:eastAsia="zh-CN"/>
     </w:rPr>
   </w:style>
   <w:style w:type="paragraph" w:styleId="content11">
@@ -40746,7 +40524,7 @@
       <w:color w:val="auto"/>
       <w:sz w:val="24"/>
       <w:szCs w:val="24"/>
-      <w:lang w:bidi="ar-SA" w:val="en-US" w:eastAsia="zh-CN"/>
+      <w:lang w:val="en-US" w:bidi="ar-SA" w:eastAsia="zh-CN"/>
     </w:rPr>
   </w:style>
   <w:style w:type="paragraph" w:styleId="Footer2">
@@ -40762,7 +40540,7 @@
       <w:color w:val="auto"/>
       <w:sz w:val="24"/>
       <w:szCs w:val="24"/>
-      <w:lang w:bidi="ar-SA" w:val="en-US" w:eastAsia="zh-CN"/>
+      <w:lang w:val="en-US" w:bidi="ar-SA" w:eastAsia="zh-CN"/>
     </w:rPr>
   </w:style>
   <w:style w:type="paragraph" w:styleId="gridtable">
@@ -40793,7 +40571,7 @@
       <w:color w:val="auto"/>
       <w:sz w:val="24"/>
       <w:szCs w:val="24"/>
-      <w:lang w:bidi="ar-SA" w:val="en-US" w:eastAsia="zh-CN"/>
+      <w:lang w:val="en-US" w:bidi="ar-SA" w:eastAsia="zh-CN"/>
     </w:rPr>
   </w:style>
   <w:style w:type="paragraph" w:styleId="Header2">
@@ -40810,7 +40588,7 @@
       <w:color w:val="auto"/>
       <w:sz w:val="24"/>
       <w:szCs w:val="24"/>
-      <w:lang w:bidi="ar-SA" w:val="en-US" w:eastAsia="zh-CN"/>
+      <w:lang w:val="en-US" w:bidi="ar-SA" w:eastAsia="zh-CN"/>
     </w:rPr>
   </w:style>
   <w:style w:type="paragraph" w:styleId="normalleft01">
@@ -40865,7 +40643,7 @@
       <w:color w:val="auto"/>
       <w:sz w:val="24"/>
       <w:szCs w:val="24"/>
-      <w:lang w:bidi="ar-SA" w:val="en-US" w:eastAsia="zh-CN"/>
+      <w:lang w:val="en-US" w:bidi="ar-SA" w:eastAsia="zh-CN"/>
     </w:rPr>
   </w:style>
   <w:style w:type="paragraph" w:styleId="Char1CharCharCharCharCharChar">
@@ -40935,7 +40713,7 @@
       <w:color w:val="auto"/>
       <w:sz w:val="20"/>
       <w:szCs w:val="20"/>
-      <w:lang w:eastAsia="ko-KR" w:bidi="ar-SA" w:val="en-US"/>
+      <w:lang w:val="en-US" w:eastAsia="ko-KR" w:bidi="ar-SA"/>
     </w:rPr>
   </w:style>
   <w:style w:type="paragraph" w:styleId="heading2-p">
@@ -41022,7 +40800,7 @@
       <w:spacing w:val="-2"/>
       <w:sz w:val="26"/>
       <w:szCs w:val="20"/>
-      <w:lang w:val="en-US"/>
+      <w:lang w:val="vi-VN"/>
     </w:rPr>
   </w:style>
   <w:style w:type="paragraph" w:styleId="f">
@@ -41059,7 +40837,7 @@
     <w:rPr>
       <w:sz w:val="26"/>
       <w:szCs w:val="26"/>
-      <w:lang w:val="en-US" w:eastAsia="en-US"/>
+      <w:lang w:val="vi-VN" w:eastAsia="vi-VN"/>
     </w:rPr>
   </w:style>
   <w:style w:type="paragraph" w:styleId="Tiu31">
@@ -41077,7 +40855,7 @@
       <w:bCs/>
       <w:sz w:val="26"/>
       <w:szCs w:val="26"/>
-      <w:lang w:val="en-US" w:eastAsia="en-US"/>
+      <w:lang w:val="vi-VN" w:eastAsia="vi-VN"/>
     </w:rPr>
   </w:style>
   <w:style w:type="paragraph" w:styleId="Khc1">
@@ -41092,7 +40870,7 @@
     <w:rPr>
       <w:sz w:val="26"/>
       <w:szCs w:val="26"/>
-      <w:lang w:val="en-US" w:eastAsia="en-US"/>
+      <w:lang w:val="vi-VN" w:eastAsia="vi-VN"/>
     </w:rPr>
   </w:style>
   <w:style w:type="paragraph" w:styleId="Chthchnh1">
@@ -41107,7 +40885,7 @@
     <w:rPr>
       <w:sz w:val="26"/>
       <w:szCs w:val="26"/>
-      <w:lang w:val="en-US" w:eastAsia="en-US"/>
+      <w:lang w:val="vi-VN" w:eastAsia="vi-VN"/>
     </w:rPr>
   </w:style>
   <w:style w:type="paragraph" w:styleId="Other1">
@@ -41124,7 +40902,7 @@
       <w:sz w:val="26"/>
       <w:szCs w:val="26"/>
       <w:shd w:fill="FFFFFF" w:val="clear"/>
-      <w:lang w:val="en-US" w:eastAsia="en-US"/>
+      <w:lang w:val="vi-VN" w:eastAsia="vi-VN"/>
     </w:rPr>
   </w:style>
   <w:style w:type="paragraph" w:styleId="Picturecaption1">
@@ -41141,7 +40919,7 @@
       <w:sz w:val="26"/>
       <w:szCs w:val="26"/>
       <w:shd w:fill="FFFFFF" w:val="clear"/>
-      <w:lang w:val="en-US" w:eastAsia="en-US"/>
+      <w:lang w:val="vi-VN" w:eastAsia="vi-VN"/>
     </w:rPr>
   </w:style>
   <w:style w:type="paragraph" w:styleId="Ghichcuitrang1">
@@ -41184,7 +40962,7 @@
       <w:bCs/>
       <w:sz w:val="18"/>
       <w:szCs w:val="18"/>
-      <w:lang w:val="en-US" w:eastAsia="en-US"/>
+      <w:lang w:val="vi-VN" w:eastAsia="vi-VN"/>
     </w:rPr>
   </w:style>
   <w:style w:type="paragraph" w:styleId="Tiu21">
@@ -41201,7 +40979,7 @@
       <w:iCs/>
       <w:sz w:val="34"/>
       <w:szCs w:val="34"/>
-      <w:lang w:val="en-US" w:eastAsia="en-US"/>
+      <w:lang w:val="vi-VN" w:eastAsia="vi-VN"/>
     </w:rPr>
   </w:style>
   <w:style w:type="paragraph" w:styleId="Chthchbng1">
@@ -41215,7 +40993,7 @@
     <w:rPr>
       <w:sz w:val="26"/>
       <w:szCs w:val="26"/>
-      <w:lang w:val="en-US" w:eastAsia="en-US"/>
+      <w:lang w:val="vi-VN" w:eastAsia="vi-VN"/>
     </w:rPr>
   </w:style>
   <w:style w:type="paragraph" w:styleId="Tiu11">
@@ -41234,7 +41012,7 @@
       <w:sz w:val="36"/>
       <w:szCs w:val="36"/>
       <w:shd w:fill="FFFFFF" w:val="clear"/>
-      <w:lang w:val="en-US" w:eastAsia="en-US"/>
+      <w:lang w:val="vi-VN" w:eastAsia="vi-VN"/>
     </w:rPr>
   </w:style>
   <w:style w:type="numbering" w:styleId="WW8Num1">
@@ -41372,7 +41150,7 @@
 </w:styles>
 </file>
 
-<file path=./word/theme/theme1.xml><?xml version="1.0" encoding="utf-8"?>
+<file path=word/theme/theme1.xml><?xml version="1.0" encoding="utf-8"?>
 <a:theme xmlns:a="http://schemas.openxmlformats.org/drawingml/2006/main" xmlns:r="http://schemas.openxmlformats.org/officeDocument/2006/relationships" name="Office">
   <a:themeElements>
     <a:clrScheme name="LibreOffice">
